--- a/level1/Level_1_Demo_Activity_Assignment_Programs.docx
+++ b/level1/Level_1_Demo_Activity_Assignment_Programs.docx
@@ -96,6 +96,9 @@
         <w:gridCol w:w="567"/>
       </w:tblGrid>
       <w:tr>
+        <w:trPr>
+          <w:trHeight w:val="1365"/>
+        </w:trPr>
         <w:tc>
           <w:tcPr>
             <w:tcW w:w="988" w:type="dxa"/>
@@ -233,10 +236,11 @@
           </w:tcPr>
           <w:p>
             <w:pPr>
+              <w:pStyle w:val="Normal"/>
               <w:spacing w:after="120" w:line="278" w:lineRule="auto"/>
               <w:jc w:val="both"/>
               <w:rPr>
-                <w:rFonts w:ascii="Calibri" w:hAnsi="Calibri" w:eastAsia="Calibri" w:cs="Calibri"/>
+                <w:rFonts w:ascii="Calibri" w:hAnsi="Calibri" w:cs="Calibri"/>
                 <w:sz w:val="22"/>
                 <w:szCs w:val="22"/>
               </w:rPr>
@@ -252,12 +256,32 @@
             <w:r>
               <w:rPr>
                 <w:rFonts w:ascii="Calibri" w:hAnsi="Calibri" w:cs="Calibri"/>
-                <w:b/>
-                <w:bCs/>
-                <w:sz w:val="22"/>
-                <w:szCs w:val="22"/>
-              </w:rPr>
-              <w:t>(array, passing arrays to functions, for loop, if statement)</w:t>
+                <w:b w:val="1"/>
+                <w:bCs w:val="1"/>
+                <w:sz w:val="22"/>
+                <w:szCs w:val="22"/>
+              </w:rPr>
+              <w:t xml:space="preserve">(array, passing arrays to functions, for </w:t>
+            </w:r>
+            <w:r>
+              <w:rPr>
+                <w:rFonts w:ascii="Calibri" w:hAnsi="Calibri" w:cs="Calibri"/>
+                <w:b w:val="1"/>
+                <w:bCs w:val="1"/>
+                <w:sz w:val="22"/>
+                <w:szCs w:val="22"/>
+              </w:rPr>
+              <w:t>loop, if</w:t>
+            </w:r>
+            <w:r>
+              <w:rPr>
+                <w:rFonts w:ascii="Calibri" w:hAnsi="Calibri" w:cs="Calibri"/>
+                <w:b w:val="1"/>
+                <w:bCs w:val="1"/>
+                <w:sz w:val="22"/>
+                <w:szCs w:val="22"/>
+              </w:rPr>
+              <w:t xml:space="preserve"> statement)</w:t>
             </w:r>
           </w:p>
           <w:p>

--- a/level1/Level_1_Demo_Activity_Assignment_Programs.docx
+++ b/level1/Level_1_Demo_Activity_Assignment_Programs.docx
@@ -304,6 +304,7 @@
               </w:rPr>
               <w:t xml:space="preserve">void </w:t>
             </w:r>
+            <w:proofErr w:type="gramStart"/>
             <w:r>
               <w:rPr>
                 <w:rFonts w:ascii="Calibri" w:hAnsi="Calibri" w:cs="Calibri"/>
@@ -321,6 +322,7 @@
               </w:rPr>
               <w:t>(</w:t>
             </w:r>
+            <w:proofErr w:type="gramEnd"/>
             <w:r>
               <w:rPr>
                 <w:rFonts w:ascii="Calibri" w:hAnsi="Calibri" w:cs="Calibri"/>
@@ -347,13 +349,23 @@
               </w:rPr>
               <w:t xml:space="preserve">float </w:t>
             </w:r>
-            <w:r>
-              <w:rPr>
-                <w:rFonts w:ascii="Calibri" w:hAnsi="Calibri" w:cs="Calibri"/>
-                <w:sz w:val="22"/>
-                <w:szCs w:val="22"/>
-              </w:rPr>
-              <w:t>arr[n]);</w:t>
+            <w:proofErr w:type="spellStart"/>
+            <w:r>
+              <w:rPr>
+                <w:rFonts w:ascii="Calibri" w:hAnsi="Calibri" w:cs="Calibri"/>
+                <w:sz w:val="22"/>
+                <w:szCs w:val="22"/>
+              </w:rPr>
+              <w:t>arr</w:t>
+            </w:r>
+            <w:proofErr w:type="spellEnd"/>
+            <w:r>
+              <w:rPr>
+                <w:rFonts w:ascii="Calibri" w:hAnsi="Calibri" w:cs="Calibri"/>
+                <w:sz w:val="22"/>
+                <w:szCs w:val="22"/>
+              </w:rPr>
+              <w:t>[n]);</w:t>
             </w:r>
           </w:p>
           <w:p>
@@ -375,6 +387,7 @@
               </w:rPr>
               <w:t xml:space="preserve">int </w:t>
             </w:r>
+            <w:proofErr w:type="spellStart"/>
             <w:r>
               <w:rPr>
                 <w:rFonts w:ascii="Calibri" w:hAnsi="Calibri" w:cs="Calibri"/>
@@ -382,8 +395,19 @@
                 <w:sz w:val="22"/>
                 <w:szCs w:val="22"/>
               </w:rPr>
-              <w:t>find_max_index</w:t>
-            </w:r>
+              <w:t>find_max_</w:t>
+            </w:r>
+            <w:proofErr w:type="gramStart"/>
+            <w:r>
+              <w:rPr>
+                <w:rFonts w:ascii="Calibri" w:hAnsi="Calibri" w:cs="Calibri"/>
+                <w:color w:val="833C0B" w:themeColor="accent2" w:themeShade="80"/>
+                <w:sz w:val="22"/>
+                <w:szCs w:val="22"/>
+              </w:rPr>
+              <w:t>index</w:t>
+            </w:r>
+            <w:proofErr w:type="spellEnd"/>
             <w:r>
               <w:rPr>
                 <w:rFonts w:ascii="Calibri" w:hAnsi="Calibri" w:cs="Calibri"/>
@@ -392,6 +416,7 @@
               </w:rPr>
               <w:t>(</w:t>
             </w:r>
+            <w:proofErr w:type="gramEnd"/>
             <w:r>
               <w:rPr>
                 <w:rFonts w:ascii="Calibri" w:hAnsi="Calibri" w:cs="Calibri"/>
@@ -418,13 +443,23 @@
               </w:rPr>
               <w:t xml:space="preserve">float </w:t>
             </w:r>
-            <w:r>
-              <w:rPr>
-                <w:rFonts w:ascii="Calibri" w:hAnsi="Calibri" w:cs="Calibri"/>
-                <w:sz w:val="22"/>
-                <w:szCs w:val="22"/>
-              </w:rPr>
-              <w:t>arr[n]);</w:t>
+            <w:proofErr w:type="spellStart"/>
+            <w:r>
+              <w:rPr>
+                <w:rFonts w:ascii="Calibri" w:hAnsi="Calibri" w:cs="Calibri"/>
+                <w:sz w:val="22"/>
+                <w:szCs w:val="22"/>
+              </w:rPr>
+              <w:t>arr</w:t>
+            </w:r>
+            <w:proofErr w:type="spellEnd"/>
+            <w:r>
+              <w:rPr>
+                <w:rFonts w:ascii="Calibri" w:hAnsi="Calibri" w:cs="Calibri"/>
+                <w:sz w:val="22"/>
+                <w:szCs w:val="22"/>
+              </w:rPr>
+              <w:t>[n]);</w:t>
             </w:r>
           </w:p>
           <w:p>
@@ -447,6 +482,7 @@
               </w:rPr>
               <w:t xml:space="preserve">void </w:t>
             </w:r>
+            <w:proofErr w:type="gramStart"/>
             <w:r>
               <w:rPr>
                 <w:rFonts w:ascii="Calibri" w:hAnsi="Calibri" w:cs="Calibri"/>
@@ -464,6 +500,7 @@
               </w:rPr>
               <w:t>(</w:t>
             </w:r>
+            <w:proofErr w:type="gramEnd"/>
             <w:r>
               <w:rPr>
                 <w:rFonts w:ascii="Calibri" w:hAnsi="Calibri" w:cs="Calibri"/>
@@ -473,13 +510,33 @@
               </w:rPr>
               <w:t xml:space="preserve">float </w:t>
             </w:r>
-            <w:r>
-              <w:rPr>
-                <w:rFonts w:ascii="Calibri" w:hAnsi="Calibri" w:cs="Calibri"/>
-                <w:sz w:val="22"/>
-                <w:szCs w:val="22"/>
-              </w:rPr>
-              <w:t xml:space="preserve">arr[ ], </w:t>
+            <w:proofErr w:type="spellStart"/>
+            <w:proofErr w:type="gramStart"/>
+            <w:r>
+              <w:rPr>
+                <w:rFonts w:ascii="Calibri" w:hAnsi="Calibri" w:cs="Calibri"/>
+                <w:sz w:val="22"/>
+                <w:szCs w:val="22"/>
+              </w:rPr>
+              <w:t>arr</w:t>
+            </w:r>
+            <w:proofErr w:type="spellEnd"/>
+            <w:r>
+              <w:rPr>
+                <w:rFonts w:ascii="Calibri" w:hAnsi="Calibri" w:cs="Calibri"/>
+                <w:sz w:val="22"/>
+                <w:szCs w:val="22"/>
+              </w:rPr>
+              <w:t>[</w:t>
+            </w:r>
+            <w:proofErr w:type="gramEnd"/>
+            <w:r>
+              <w:rPr>
+                <w:rFonts w:ascii="Calibri" w:hAnsi="Calibri" w:cs="Calibri"/>
+                <w:sz w:val="22"/>
+                <w:szCs w:val="22"/>
+              </w:rPr>
+              <w:t xml:space="preserve"> ], </w:t>
             </w:r>
             <w:r>
               <w:rPr>
@@ -490,13 +547,23 @@
               </w:rPr>
               <w:t xml:space="preserve">int </w:t>
             </w:r>
-            <w:r>
-              <w:rPr>
-                <w:rFonts w:ascii="Calibri" w:hAnsi="Calibri" w:cs="Calibri"/>
-                <w:sz w:val="22"/>
-                <w:szCs w:val="22"/>
-              </w:rPr>
-              <w:t>max_index);</w:t>
+            <w:proofErr w:type="spellStart"/>
+            <w:r>
+              <w:rPr>
+                <w:rFonts w:ascii="Calibri" w:hAnsi="Calibri" w:cs="Calibri"/>
+                <w:sz w:val="22"/>
+                <w:szCs w:val="22"/>
+              </w:rPr>
+              <w:t>max_index</w:t>
+            </w:r>
+            <w:proofErr w:type="spellEnd"/>
+            <w:r>
+              <w:rPr>
+                <w:rFonts w:ascii="Calibri" w:hAnsi="Calibri" w:cs="Calibri"/>
+                <w:sz w:val="22"/>
+                <w:szCs w:val="22"/>
+              </w:rPr>
+              <w:t>);</w:t>
             </w:r>
           </w:p>
           <w:p>
@@ -667,13 +734,23 @@
               </w:rPr>
               <w:t xml:space="preserve">char </w:t>
             </w:r>
-            <w:r>
-              <w:rPr>
-                <w:rFonts w:ascii="Calibri" w:eastAsia="Calibri" w:hAnsi="Calibri" w:cs="Calibri"/>
-                <w:sz w:val="22"/>
-                <w:szCs w:val="22"/>
-              </w:rPr>
-              <w:t>name[50];</w:t>
+            <w:proofErr w:type="gramStart"/>
+            <w:r>
+              <w:rPr>
+                <w:rFonts w:ascii="Calibri" w:eastAsia="Calibri" w:hAnsi="Calibri" w:cs="Calibri"/>
+                <w:sz w:val="22"/>
+                <w:szCs w:val="22"/>
+              </w:rPr>
+              <w:t>name[</w:t>
+            </w:r>
+            <w:proofErr w:type="gramEnd"/>
+            <w:r>
+              <w:rPr>
+                <w:rFonts w:ascii="Calibri" w:eastAsia="Calibri" w:hAnsi="Calibri" w:cs="Calibri"/>
+                <w:sz w:val="22"/>
+                <w:szCs w:val="22"/>
+              </w:rPr>
+              <w:t>50];</w:t>
             </w:r>
           </w:p>
           <w:p>
@@ -874,7 +951,25 @@
                 <w:sz w:val="22"/>
                 <w:szCs w:val="22"/>
               </w:rPr>
-              <w:t>Rectangle input();</w:t>
+              <w:t xml:space="preserve">Rectangle </w:t>
+            </w:r>
+            <w:proofErr w:type="gramStart"/>
+            <w:r>
+              <w:rPr>
+                <w:rFonts w:ascii="Calibri" w:eastAsia="Calibri" w:hAnsi="Calibri" w:cs="Calibri"/>
+                <w:sz w:val="22"/>
+                <w:szCs w:val="22"/>
+              </w:rPr>
+              <w:t>input(</w:t>
+            </w:r>
+            <w:proofErr w:type="gramEnd"/>
+            <w:r>
+              <w:rPr>
+                <w:rFonts w:ascii="Calibri" w:eastAsia="Calibri" w:hAnsi="Calibri" w:cs="Calibri"/>
+                <w:sz w:val="22"/>
+                <w:szCs w:val="22"/>
+              </w:rPr>
+              <w:t>);</w:t>
             </w:r>
           </w:p>
           <w:p>
@@ -897,6 +992,7 @@
               </w:rPr>
               <w:t xml:space="preserve">float </w:t>
             </w:r>
+            <w:proofErr w:type="spellStart"/>
             <w:r>
               <w:rPr>
                 <w:rFonts w:ascii="Calibri" w:eastAsia="Calibri" w:hAnsi="Calibri" w:cs="Calibri"/>
@@ -904,15 +1000,53 @@
                 <w:sz w:val="22"/>
                 <w:szCs w:val="22"/>
               </w:rPr>
-              <w:t>calculate_area</w:t>
-            </w:r>
-            <w:r>
-              <w:rPr>
-                <w:rFonts w:ascii="Calibri" w:eastAsia="Calibri" w:hAnsi="Calibri" w:cs="Calibri"/>
-                <w:sz w:val="22"/>
-                <w:szCs w:val="22"/>
-              </w:rPr>
-              <w:t>(Rectangle rect);</w:t>
+              <w:t>calculate_</w:t>
+            </w:r>
+            <w:proofErr w:type="gramStart"/>
+            <w:r>
+              <w:rPr>
+                <w:rFonts w:ascii="Calibri" w:eastAsia="Calibri" w:hAnsi="Calibri" w:cs="Calibri"/>
+                <w:color w:val="833C0B" w:themeColor="accent2" w:themeShade="80"/>
+                <w:sz w:val="22"/>
+                <w:szCs w:val="22"/>
+              </w:rPr>
+              <w:t>area</w:t>
+            </w:r>
+            <w:proofErr w:type="spellEnd"/>
+            <w:r>
+              <w:rPr>
+                <w:rFonts w:ascii="Calibri" w:eastAsia="Calibri" w:hAnsi="Calibri" w:cs="Calibri"/>
+                <w:sz w:val="22"/>
+                <w:szCs w:val="22"/>
+              </w:rPr>
+              <w:t>(</w:t>
+            </w:r>
+            <w:proofErr w:type="gramEnd"/>
+            <w:r>
+              <w:rPr>
+                <w:rFonts w:ascii="Calibri" w:eastAsia="Calibri" w:hAnsi="Calibri" w:cs="Calibri"/>
+                <w:sz w:val="22"/>
+                <w:szCs w:val="22"/>
+              </w:rPr>
+              <w:t xml:space="preserve">Rectangle </w:t>
+            </w:r>
+            <w:proofErr w:type="spellStart"/>
+            <w:r>
+              <w:rPr>
+                <w:rFonts w:ascii="Calibri" w:eastAsia="Calibri" w:hAnsi="Calibri" w:cs="Calibri"/>
+                <w:sz w:val="22"/>
+                <w:szCs w:val="22"/>
+              </w:rPr>
+              <w:t>rect</w:t>
+            </w:r>
+            <w:proofErr w:type="spellEnd"/>
+            <w:r>
+              <w:rPr>
+                <w:rFonts w:ascii="Calibri" w:eastAsia="Calibri" w:hAnsi="Calibri" w:cs="Calibri"/>
+                <w:sz w:val="22"/>
+                <w:szCs w:val="22"/>
+              </w:rPr>
+              <w:t>);</w:t>
             </w:r>
           </w:p>
           <w:p>
@@ -935,6 +1069,7 @@
               </w:rPr>
               <w:t xml:space="preserve">void </w:t>
             </w:r>
+            <w:proofErr w:type="spellStart"/>
             <w:r>
               <w:rPr>
                 <w:rFonts w:ascii="Calibri" w:eastAsia="Calibri" w:hAnsi="Calibri" w:cs="Calibri"/>
@@ -942,15 +1077,35 @@
                 <w:sz w:val="22"/>
                 <w:szCs w:val="22"/>
               </w:rPr>
-              <w:t>compare_areas</w:t>
-            </w:r>
-            <w:r>
-              <w:rPr>
-                <w:rFonts w:ascii="Calibri" w:eastAsia="Calibri" w:hAnsi="Calibri" w:cs="Calibri"/>
-                <w:sz w:val="22"/>
-                <w:szCs w:val="22"/>
-              </w:rPr>
-              <w:t>(Rectangle r1, Rectangle r2, Rectangle r3);</w:t>
+              <w:t>compare_</w:t>
+            </w:r>
+            <w:proofErr w:type="gramStart"/>
+            <w:r>
+              <w:rPr>
+                <w:rFonts w:ascii="Calibri" w:eastAsia="Calibri" w:hAnsi="Calibri" w:cs="Calibri"/>
+                <w:color w:val="833C0B" w:themeColor="accent2" w:themeShade="80"/>
+                <w:sz w:val="22"/>
+                <w:szCs w:val="22"/>
+              </w:rPr>
+              <w:t>areas</w:t>
+            </w:r>
+            <w:proofErr w:type="spellEnd"/>
+            <w:r>
+              <w:rPr>
+                <w:rFonts w:ascii="Calibri" w:eastAsia="Calibri" w:hAnsi="Calibri" w:cs="Calibri"/>
+                <w:sz w:val="22"/>
+                <w:szCs w:val="22"/>
+              </w:rPr>
+              <w:t>(</w:t>
+            </w:r>
+            <w:proofErr w:type="gramEnd"/>
+            <w:r>
+              <w:rPr>
+                <w:rFonts w:ascii="Calibri" w:eastAsia="Calibri" w:hAnsi="Calibri" w:cs="Calibri"/>
+                <w:sz w:val="22"/>
+                <w:szCs w:val="22"/>
+              </w:rPr>
+              <w:t>Rectangle r1, Rectangle r2, Rectangle r3);</w:t>
             </w:r>
           </w:p>
         </w:tc>
@@ -1395,6 +1550,7 @@
               </w:rPr>
               <w:t xml:space="preserve">void </w:t>
             </w:r>
+            <w:proofErr w:type="gramStart"/>
             <w:r>
               <w:rPr>
                 <w:rFonts w:ascii="Calibri" w:eastAsia="Calibri" w:hAnsi="Calibri" w:cs="Calibri"/>
@@ -1413,6 +1569,7 @@
               </w:rPr>
               <w:t>(</w:t>
             </w:r>
+            <w:proofErr w:type="gramEnd"/>
             <w:r>
               <w:rPr>
                 <w:rFonts w:ascii="Calibri" w:eastAsia="Calibri" w:hAnsi="Calibri" w:cs="Calibri"/>
@@ -1429,7 +1586,27 @@
                 <w:sz w:val="22"/>
                 <w:szCs w:val="22"/>
               </w:rPr>
-              <w:t>n, Rectangle rects[n]);</w:t>
+              <w:t xml:space="preserve">n, Rectangle </w:t>
+            </w:r>
+            <w:proofErr w:type="spellStart"/>
+            <w:r>
+              <w:rPr>
+                <w:rFonts w:ascii="Calibri" w:eastAsia="Calibri" w:hAnsi="Calibri" w:cs="Calibri"/>
+                <w:color w:val="000000" w:themeColor="text1"/>
+                <w:sz w:val="22"/>
+                <w:szCs w:val="22"/>
+              </w:rPr>
+              <w:t>rects</w:t>
+            </w:r>
+            <w:proofErr w:type="spellEnd"/>
+            <w:r>
+              <w:rPr>
+                <w:rFonts w:ascii="Calibri" w:eastAsia="Calibri" w:hAnsi="Calibri" w:cs="Calibri"/>
+                <w:color w:val="000000" w:themeColor="text1"/>
+                <w:sz w:val="22"/>
+                <w:szCs w:val="22"/>
+              </w:rPr>
+              <w:t>[n]);</w:t>
             </w:r>
           </w:p>
           <w:p>
@@ -1453,6 +1630,7 @@
               </w:rPr>
               <w:t xml:space="preserve">void </w:t>
             </w:r>
+            <w:proofErr w:type="spellStart"/>
             <w:r>
               <w:rPr>
                 <w:rFonts w:ascii="Calibri" w:eastAsia="Calibri" w:hAnsi="Calibri" w:cs="Calibri"/>
@@ -1460,8 +1638,19 @@
                 <w:sz w:val="22"/>
                 <w:szCs w:val="22"/>
               </w:rPr>
-              <w:t>calculate_area</w:t>
-            </w:r>
+              <w:t>calculate_</w:t>
+            </w:r>
+            <w:proofErr w:type="gramStart"/>
+            <w:r>
+              <w:rPr>
+                <w:rFonts w:ascii="Calibri" w:eastAsia="Calibri" w:hAnsi="Calibri" w:cs="Calibri"/>
+                <w:color w:val="833C0B" w:themeColor="accent2" w:themeShade="80"/>
+                <w:sz w:val="22"/>
+                <w:szCs w:val="22"/>
+              </w:rPr>
+              <w:t>area</w:t>
+            </w:r>
+            <w:proofErr w:type="spellEnd"/>
             <w:r>
               <w:rPr>
                 <w:rFonts w:ascii="Calibri" w:eastAsia="Calibri" w:hAnsi="Calibri" w:cs="Calibri"/>
@@ -1471,6 +1660,7 @@
               </w:rPr>
               <w:t>(</w:t>
             </w:r>
+            <w:proofErr w:type="gramEnd"/>
             <w:r>
               <w:rPr>
                 <w:rFonts w:ascii="Calibri" w:eastAsia="Calibri" w:hAnsi="Calibri" w:cs="Calibri"/>
@@ -1487,7 +1677,27 @@
                 <w:sz w:val="22"/>
                 <w:szCs w:val="22"/>
               </w:rPr>
-              <w:t>n, Rectangle rects[n]);</w:t>
+              <w:t xml:space="preserve">n, Rectangle </w:t>
+            </w:r>
+            <w:proofErr w:type="spellStart"/>
+            <w:r>
+              <w:rPr>
+                <w:rFonts w:ascii="Calibri" w:eastAsia="Calibri" w:hAnsi="Calibri" w:cs="Calibri"/>
+                <w:color w:val="000000" w:themeColor="text1"/>
+                <w:sz w:val="22"/>
+                <w:szCs w:val="22"/>
+              </w:rPr>
+              <w:t>rects</w:t>
+            </w:r>
+            <w:proofErr w:type="spellEnd"/>
+            <w:r>
+              <w:rPr>
+                <w:rFonts w:ascii="Calibri" w:eastAsia="Calibri" w:hAnsi="Calibri" w:cs="Calibri"/>
+                <w:color w:val="000000" w:themeColor="text1"/>
+                <w:sz w:val="22"/>
+                <w:szCs w:val="22"/>
+              </w:rPr>
+              <w:t>[n]);</w:t>
             </w:r>
           </w:p>
           <w:p>
@@ -1511,6 +1721,8 @@
               </w:rPr>
               <w:t xml:space="preserve">int </w:t>
             </w:r>
+            <w:proofErr w:type="spellStart"/>
+            <w:proofErr w:type="gramStart"/>
             <w:r>
               <w:rPr>
                 <w:rFonts w:ascii="Calibri" w:eastAsia="Calibri" w:hAnsi="Calibri" w:cs="Calibri"/>
@@ -1520,6 +1732,7 @@
               </w:rPr>
               <w:t>findLargestArea</w:t>
             </w:r>
+            <w:proofErr w:type="spellEnd"/>
             <w:r>
               <w:rPr>
                 <w:rFonts w:ascii="Calibri" w:eastAsia="Calibri" w:hAnsi="Calibri" w:cs="Calibri"/>
@@ -1529,6 +1742,7 @@
               </w:rPr>
               <w:t>(</w:t>
             </w:r>
+            <w:proofErr w:type="gramEnd"/>
             <w:r>
               <w:rPr>
                 <w:rFonts w:ascii="Calibri" w:eastAsia="Calibri" w:hAnsi="Calibri" w:cs="Calibri"/>
@@ -1545,7 +1759,27 @@
                 <w:sz w:val="22"/>
                 <w:szCs w:val="22"/>
               </w:rPr>
-              <w:t>n, Rectangle rects[n]);</w:t>
+              <w:t xml:space="preserve">n, Rectangle </w:t>
+            </w:r>
+            <w:proofErr w:type="spellStart"/>
+            <w:r>
+              <w:rPr>
+                <w:rFonts w:ascii="Calibri" w:eastAsia="Calibri" w:hAnsi="Calibri" w:cs="Calibri"/>
+                <w:color w:val="000000" w:themeColor="text1"/>
+                <w:sz w:val="22"/>
+                <w:szCs w:val="22"/>
+              </w:rPr>
+              <w:t>rects</w:t>
+            </w:r>
+            <w:proofErr w:type="spellEnd"/>
+            <w:r>
+              <w:rPr>
+                <w:rFonts w:ascii="Calibri" w:eastAsia="Calibri" w:hAnsi="Calibri" w:cs="Calibri"/>
+                <w:color w:val="000000" w:themeColor="text1"/>
+                <w:sz w:val="22"/>
+                <w:szCs w:val="22"/>
+              </w:rPr>
+              <w:t>[n]);</w:t>
             </w:r>
           </w:p>
           <w:p>
@@ -1569,6 +1803,7 @@
               </w:rPr>
               <w:t xml:space="preserve">void </w:t>
             </w:r>
+            <w:proofErr w:type="gramStart"/>
             <w:r>
               <w:rPr>
                 <w:rFonts w:ascii="Calibri" w:eastAsia="Calibri" w:hAnsi="Calibri" w:cs="Calibri"/>
@@ -1587,6 +1822,7 @@
               </w:rPr>
               <w:t>(</w:t>
             </w:r>
+            <w:proofErr w:type="gramEnd"/>
             <w:r>
               <w:rPr>
                 <w:rFonts w:ascii="Calibri" w:eastAsia="Calibri" w:hAnsi="Calibri" w:cs="Calibri"/>
@@ -1596,14 +1832,56 @@
               </w:rPr>
               <w:t xml:space="preserve">int </w:t>
             </w:r>
-            <w:r>
-              <w:rPr>
-                <w:rFonts w:ascii="Calibri" w:eastAsia="Calibri" w:hAnsi="Calibri" w:cs="Calibri"/>
-                <w:color w:val="000000" w:themeColor="text1"/>
-                <w:sz w:val="22"/>
-                <w:szCs w:val="22"/>
-              </w:rPr>
-              <w:t>largestIndex, Rectangle rects[]);</w:t>
+            <w:proofErr w:type="spellStart"/>
+            <w:r>
+              <w:rPr>
+                <w:rFonts w:ascii="Calibri" w:eastAsia="Calibri" w:hAnsi="Calibri" w:cs="Calibri"/>
+                <w:color w:val="000000" w:themeColor="text1"/>
+                <w:sz w:val="22"/>
+                <w:szCs w:val="22"/>
+              </w:rPr>
+              <w:t>largestIndex</w:t>
+            </w:r>
+            <w:proofErr w:type="spellEnd"/>
+            <w:r>
+              <w:rPr>
+                <w:rFonts w:ascii="Calibri" w:eastAsia="Calibri" w:hAnsi="Calibri" w:cs="Calibri"/>
+                <w:color w:val="000000" w:themeColor="text1"/>
+                <w:sz w:val="22"/>
+                <w:szCs w:val="22"/>
+              </w:rPr>
+              <w:t xml:space="preserve">, Rectangle </w:t>
+            </w:r>
+            <w:proofErr w:type="spellStart"/>
+            <w:proofErr w:type="gramStart"/>
+            <w:r>
+              <w:rPr>
+                <w:rFonts w:ascii="Calibri" w:eastAsia="Calibri" w:hAnsi="Calibri" w:cs="Calibri"/>
+                <w:color w:val="000000" w:themeColor="text1"/>
+                <w:sz w:val="22"/>
+                <w:szCs w:val="22"/>
+              </w:rPr>
+              <w:t>rects</w:t>
+            </w:r>
+            <w:proofErr w:type="spellEnd"/>
+            <w:r>
+              <w:rPr>
+                <w:rFonts w:ascii="Calibri" w:eastAsia="Calibri" w:hAnsi="Calibri" w:cs="Calibri"/>
+                <w:color w:val="000000" w:themeColor="text1"/>
+                <w:sz w:val="22"/>
+                <w:szCs w:val="22"/>
+              </w:rPr>
+              <w:t>[</w:t>
+            </w:r>
+            <w:proofErr w:type="gramEnd"/>
+            <w:r>
+              <w:rPr>
+                <w:rFonts w:ascii="Calibri" w:eastAsia="Calibri" w:hAnsi="Calibri" w:cs="Calibri"/>
+                <w:color w:val="000000" w:themeColor="text1"/>
+                <w:sz w:val="22"/>
+                <w:szCs w:val="22"/>
+              </w:rPr>
+              <w:t>]);</w:t>
             </w:r>
           </w:p>
         </w:tc>
@@ -1686,7 +1964,43 @@
                 <w:sz w:val="22"/>
                 <w:szCs w:val="22"/>
               </w:rPr>
-              <w:t>Write a modular C program to create a structure Flight with flight_number, destination, and available_seats. Create an array of 4 flights. Write a program that takes a destination name from the user and checks if a flight is available to that location, displaying the flight number if found.</w:t>
+              <w:t xml:space="preserve">Write a modular C program to create a structure Flight with </w:t>
+            </w:r>
+            <w:proofErr w:type="spellStart"/>
+            <w:r>
+              <w:rPr>
+                <w:rFonts w:ascii="Calibri" w:hAnsi="Calibri" w:cs="Calibri"/>
+                <w:sz w:val="22"/>
+                <w:szCs w:val="22"/>
+              </w:rPr>
+              <w:t>flight_number</w:t>
+            </w:r>
+            <w:proofErr w:type="spellEnd"/>
+            <w:r>
+              <w:rPr>
+                <w:rFonts w:ascii="Calibri" w:hAnsi="Calibri" w:cs="Calibri"/>
+                <w:sz w:val="22"/>
+                <w:szCs w:val="22"/>
+              </w:rPr>
+              <w:t xml:space="preserve">, destination, and </w:t>
+            </w:r>
+            <w:proofErr w:type="spellStart"/>
+            <w:r>
+              <w:rPr>
+                <w:rFonts w:ascii="Calibri" w:hAnsi="Calibri" w:cs="Calibri"/>
+                <w:sz w:val="22"/>
+                <w:szCs w:val="22"/>
+              </w:rPr>
+              <w:t>available_seats</w:t>
+            </w:r>
+            <w:proofErr w:type="spellEnd"/>
+            <w:r>
+              <w:rPr>
+                <w:rFonts w:ascii="Calibri" w:hAnsi="Calibri" w:cs="Calibri"/>
+                <w:sz w:val="22"/>
+                <w:szCs w:val="22"/>
+              </w:rPr>
+              <w:t>. Create an array of 4 flights. Write a program that takes a destination name from the user and checks if a flight is available to that location, displaying the flight number if found.</w:t>
             </w:r>
           </w:p>
           <w:p>
@@ -1744,6 +2058,8 @@
               </w:rPr>
               <w:t xml:space="preserve"> </w:t>
             </w:r>
+            <w:proofErr w:type="spellStart"/>
+            <w:proofErr w:type="gramStart"/>
             <w:r>
               <w:rPr>
                 <w:rFonts w:ascii="Calibri" w:hAnsi="Calibri" w:cs="Calibri"/>
@@ -1753,6 +2069,7 @@
               </w:rPr>
               <w:t>readFlights</w:t>
             </w:r>
+            <w:proofErr w:type="spellEnd"/>
             <w:r>
               <w:rPr>
                 <w:rFonts w:ascii="Calibri" w:hAnsi="Calibri" w:cs="Calibri"/>
@@ -1761,6 +2078,7 @@
               </w:rPr>
               <w:t>(</w:t>
             </w:r>
+            <w:proofErr w:type="gramEnd"/>
             <w:r>
               <w:rPr>
                 <w:rFonts w:ascii="Calibri" w:hAnsi="Calibri" w:cs="Calibri"/>
@@ -1776,7 +2094,43 @@
                 <w:sz w:val="22"/>
                 <w:szCs w:val="22"/>
               </w:rPr>
-              <w:t xml:space="preserve">n, Flight_t f[]); </w:t>
+              <w:t xml:space="preserve">n, </w:t>
+            </w:r>
+            <w:proofErr w:type="spellStart"/>
+            <w:r>
+              <w:rPr>
+                <w:rFonts w:ascii="Calibri" w:hAnsi="Calibri" w:cs="Calibri"/>
+                <w:sz w:val="22"/>
+                <w:szCs w:val="22"/>
+              </w:rPr>
+              <w:t>Flight_t</w:t>
+            </w:r>
+            <w:proofErr w:type="spellEnd"/>
+            <w:r>
+              <w:rPr>
+                <w:rFonts w:ascii="Calibri" w:hAnsi="Calibri" w:cs="Calibri"/>
+                <w:sz w:val="22"/>
+                <w:szCs w:val="22"/>
+              </w:rPr>
+              <w:t xml:space="preserve"> </w:t>
+            </w:r>
+            <w:proofErr w:type="gramStart"/>
+            <w:r>
+              <w:rPr>
+                <w:rFonts w:ascii="Calibri" w:hAnsi="Calibri" w:cs="Calibri"/>
+                <w:sz w:val="22"/>
+                <w:szCs w:val="22"/>
+              </w:rPr>
+              <w:t>f[</w:t>
+            </w:r>
+            <w:proofErr w:type="gramEnd"/>
+            <w:r>
+              <w:rPr>
+                <w:rFonts w:ascii="Calibri" w:hAnsi="Calibri" w:cs="Calibri"/>
+                <w:sz w:val="22"/>
+                <w:szCs w:val="22"/>
+              </w:rPr>
+              <w:t xml:space="preserve">]); </w:t>
             </w:r>
           </w:p>
           <w:p>
@@ -1799,6 +2153,8 @@
               </w:rPr>
               <w:t xml:space="preserve">void </w:t>
             </w:r>
+            <w:proofErr w:type="spellStart"/>
+            <w:proofErr w:type="gramStart"/>
             <w:r>
               <w:rPr>
                 <w:rFonts w:ascii="Calibri" w:hAnsi="Calibri" w:cs="Calibri"/>
@@ -1808,6 +2164,7 @@
               </w:rPr>
               <w:t>searchByDestination</w:t>
             </w:r>
+            <w:proofErr w:type="spellEnd"/>
             <w:r>
               <w:rPr>
                 <w:rFonts w:ascii="Calibri" w:hAnsi="Calibri" w:cs="Calibri"/>
@@ -1816,6 +2173,7 @@
               </w:rPr>
               <w:t>(</w:t>
             </w:r>
+            <w:proofErr w:type="gramEnd"/>
             <w:r>
               <w:rPr>
                 <w:rFonts w:ascii="Calibri" w:hAnsi="Calibri" w:cs="Calibri"/>
@@ -1831,7 +2189,43 @@
                 <w:sz w:val="22"/>
                 <w:szCs w:val="22"/>
               </w:rPr>
-              <w:t xml:space="preserve">n, Flight_t f[], </w:t>
+              <w:t xml:space="preserve">n, </w:t>
+            </w:r>
+            <w:proofErr w:type="spellStart"/>
+            <w:r>
+              <w:rPr>
+                <w:rFonts w:ascii="Calibri" w:hAnsi="Calibri" w:cs="Calibri"/>
+                <w:sz w:val="22"/>
+                <w:szCs w:val="22"/>
+              </w:rPr>
+              <w:t>Flight_t</w:t>
+            </w:r>
+            <w:proofErr w:type="spellEnd"/>
+            <w:r>
+              <w:rPr>
+                <w:rFonts w:ascii="Calibri" w:hAnsi="Calibri" w:cs="Calibri"/>
+                <w:sz w:val="22"/>
+                <w:szCs w:val="22"/>
+              </w:rPr>
+              <w:t xml:space="preserve"> </w:t>
+            </w:r>
+            <w:proofErr w:type="gramStart"/>
+            <w:r>
+              <w:rPr>
+                <w:rFonts w:ascii="Calibri" w:hAnsi="Calibri" w:cs="Calibri"/>
+                <w:sz w:val="22"/>
+                <w:szCs w:val="22"/>
+              </w:rPr>
+              <w:t>f[</w:t>
+            </w:r>
+            <w:proofErr w:type="gramEnd"/>
+            <w:r>
+              <w:rPr>
+                <w:rFonts w:ascii="Calibri" w:hAnsi="Calibri" w:cs="Calibri"/>
+                <w:sz w:val="22"/>
+                <w:szCs w:val="22"/>
+              </w:rPr>
+              <w:t xml:space="preserve">], </w:t>
             </w:r>
             <w:r>
               <w:rPr>
@@ -1842,13 +2236,33 @@
               </w:rPr>
               <w:t xml:space="preserve">char </w:t>
             </w:r>
-            <w:r>
-              <w:rPr>
-                <w:rFonts w:ascii="Calibri" w:hAnsi="Calibri" w:cs="Calibri"/>
-                <w:sz w:val="22"/>
-                <w:szCs w:val="22"/>
-              </w:rPr>
-              <w:t>searchDest[]);</w:t>
+            <w:proofErr w:type="spellStart"/>
+            <w:proofErr w:type="gramStart"/>
+            <w:r>
+              <w:rPr>
+                <w:rFonts w:ascii="Calibri" w:hAnsi="Calibri" w:cs="Calibri"/>
+                <w:sz w:val="22"/>
+                <w:szCs w:val="22"/>
+              </w:rPr>
+              <w:t>searchDest</w:t>
+            </w:r>
+            <w:proofErr w:type="spellEnd"/>
+            <w:r>
+              <w:rPr>
+                <w:rFonts w:ascii="Calibri" w:hAnsi="Calibri" w:cs="Calibri"/>
+                <w:sz w:val="22"/>
+                <w:szCs w:val="22"/>
+              </w:rPr>
+              <w:t>[</w:t>
+            </w:r>
+            <w:proofErr w:type="gramEnd"/>
+            <w:r>
+              <w:rPr>
+                <w:rFonts w:ascii="Calibri" w:hAnsi="Calibri" w:cs="Calibri"/>
+                <w:sz w:val="22"/>
+                <w:szCs w:val="22"/>
+              </w:rPr>
+              <w:t>]);</w:t>
             </w:r>
           </w:p>
         </w:tc>
@@ -1982,6 +2396,7 @@
               </w:rPr>
               <w:t xml:space="preserve">void </w:t>
             </w:r>
+            <w:proofErr w:type="spellStart"/>
             <w:r>
               <w:rPr>
                 <w:rFonts w:ascii="Calibri" w:eastAsia="Calibri" w:hAnsi="Calibri" w:cs="Calibri"/>
@@ -1989,8 +2404,19 @@
                 <w:sz w:val="22"/>
                 <w:szCs w:val="22"/>
               </w:rPr>
-              <w:t>read_array</w:t>
-            </w:r>
+              <w:t>read_</w:t>
+            </w:r>
+            <w:proofErr w:type="gramStart"/>
+            <w:r>
+              <w:rPr>
+                <w:rFonts w:ascii="Calibri" w:eastAsia="Calibri" w:hAnsi="Calibri" w:cs="Calibri"/>
+                <w:color w:val="833C0B" w:themeColor="accent2" w:themeShade="80"/>
+                <w:sz w:val="22"/>
+                <w:szCs w:val="22"/>
+              </w:rPr>
+              <w:t>array</w:t>
+            </w:r>
+            <w:proofErr w:type="spellEnd"/>
             <w:r>
               <w:rPr>
                 <w:rFonts w:ascii="Calibri" w:eastAsia="Calibri" w:hAnsi="Calibri" w:cs="Calibri"/>
@@ -2000,6 +2426,7 @@
               </w:rPr>
               <w:t>(</w:t>
             </w:r>
+            <w:proofErr w:type="gramEnd"/>
             <w:r>
               <w:rPr>
                 <w:rFonts w:ascii="Calibri" w:eastAsia="Calibri" w:hAnsi="Calibri" w:cs="Calibri"/>
@@ -2027,14 +2454,36 @@
               </w:rPr>
               <w:t xml:space="preserve">int </w:t>
             </w:r>
-            <w:r>
-              <w:rPr>
-                <w:rFonts w:ascii="Calibri" w:eastAsia="Calibri" w:hAnsi="Calibri" w:cs="Calibri"/>
-                <w:color w:val="000000" w:themeColor="text1"/>
-                <w:sz w:val="22"/>
-                <w:szCs w:val="22"/>
-              </w:rPr>
-              <w:t>arr[]);</w:t>
+            <w:proofErr w:type="spellStart"/>
+            <w:proofErr w:type="gramStart"/>
+            <w:r>
+              <w:rPr>
+                <w:rFonts w:ascii="Calibri" w:eastAsia="Calibri" w:hAnsi="Calibri" w:cs="Calibri"/>
+                <w:color w:val="000000" w:themeColor="text1"/>
+                <w:sz w:val="22"/>
+                <w:szCs w:val="22"/>
+              </w:rPr>
+              <w:t>arr</w:t>
+            </w:r>
+            <w:proofErr w:type="spellEnd"/>
+            <w:r>
+              <w:rPr>
+                <w:rFonts w:ascii="Calibri" w:eastAsia="Calibri" w:hAnsi="Calibri" w:cs="Calibri"/>
+                <w:color w:val="000000" w:themeColor="text1"/>
+                <w:sz w:val="22"/>
+                <w:szCs w:val="22"/>
+              </w:rPr>
+              <w:t>[</w:t>
+            </w:r>
+            <w:proofErr w:type="gramEnd"/>
+            <w:r>
+              <w:rPr>
+                <w:rFonts w:ascii="Calibri" w:eastAsia="Calibri" w:hAnsi="Calibri" w:cs="Calibri"/>
+                <w:color w:val="000000" w:themeColor="text1"/>
+                <w:sz w:val="22"/>
+                <w:szCs w:val="22"/>
+              </w:rPr>
+              <w:t>]);</w:t>
             </w:r>
           </w:p>
           <w:p>
@@ -2058,6 +2507,7 @@
               </w:rPr>
               <w:t xml:space="preserve">void </w:t>
             </w:r>
+            <w:proofErr w:type="spellStart"/>
             <w:r>
               <w:rPr>
                 <w:rFonts w:ascii="Calibri" w:eastAsia="Calibri" w:hAnsi="Calibri" w:cs="Calibri"/>
@@ -2065,8 +2515,19 @@
                 <w:sz w:val="22"/>
                 <w:szCs w:val="22"/>
               </w:rPr>
-              <w:t>print_array</w:t>
-            </w:r>
+              <w:t>print_</w:t>
+            </w:r>
+            <w:proofErr w:type="gramStart"/>
+            <w:r>
+              <w:rPr>
+                <w:rFonts w:ascii="Calibri" w:eastAsia="Calibri" w:hAnsi="Calibri" w:cs="Calibri"/>
+                <w:color w:val="833C0B" w:themeColor="accent2" w:themeShade="80"/>
+                <w:sz w:val="22"/>
+                <w:szCs w:val="22"/>
+              </w:rPr>
+              <w:t>array</w:t>
+            </w:r>
+            <w:proofErr w:type="spellEnd"/>
             <w:r>
               <w:rPr>
                 <w:rFonts w:ascii="Calibri" w:eastAsia="Calibri" w:hAnsi="Calibri" w:cs="Calibri"/>
@@ -2076,6 +2537,7 @@
               </w:rPr>
               <w:t>(</w:t>
             </w:r>
+            <w:proofErr w:type="gramEnd"/>
             <w:r>
               <w:rPr>
                 <w:rFonts w:ascii="Calibri" w:eastAsia="Calibri" w:hAnsi="Calibri" w:cs="Calibri"/>
@@ -2103,14 +2565,36 @@
               </w:rPr>
               <w:t xml:space="preserve">int </w:t>
             </w:r>
-            <w:r>
-              <w:rPr>
-                <w:rFonts w:ascii="Calibri" w:eastAsia="Calibri" w:hAnsi="Calibri" w:cs="Calibri"/>
-                <w:color w:val="000000" w:themeColor="text1"/>
-                <w:sz w:val="22"/>
-                <w:szCs w:val="22"/>
-              </w:rPr>
-              <w:t>arr[]);</w:t>
+            <w:proofErr w:type="spellStart"/>
+            <w:proofErr w:type="gramStart"/>
+            <w:r>
+              <w:rPr>
+                <w:rFonts w:ascii="Calibri" w:eastAsia="Calibri" w:hAnsi="Calibri" w:cs="Calibri"/>
+                <w:color w:val="000000" w:themeColor="text1"/>
+                <w:sz w:val="22"/>
+                <w:szCs w:val="22"/>
+              </w:rPr>
+              <w:t>arr</w:t>
+            </w:r>
+            <w:proofErr w:type="spellEnd"/>
+            <w:r>
+              <w:rPr>
+                <w:rFonts w:ascii="Calibri" w:eastAsia="Calibri" w:hAnsi="Calibri" w:cs="Calibri"/>
+                <w:color w:val="000000" w:themeColor="text1"/>
+                <w:sz w:val="22"/>
+                <w:szCs w:val="22"/>
+              </w:rPr>
+              <w:t>[</w:t>
+            </w:r>
+            <w:proofErr w:type="gramEnd"/>
+            <w:r>
+              <w:rPr>
+                <w:rFonts w:ascii="Calibri" w:eastAsia="Calibri" w:hAnsi="Calibri" w:cs="Calibri"/>
+                <w:color w:val="000000" w:themeColor="text1"/>
+                <w:sz w:val="22"/>
+                <w:szCs w:val="22"/>
+              </w:rPr>
+              <w:t>]);</w:t>
             </w:r>
           </w:p>
           <w:p>
@@ -2134,6 +2618,7 @@
               </w:rPr>
               <w:t xml:space="preserve">void </w:t>
             </w:r>
+            <w:proofErr w:type="spellStart"/>
             <w:r>
               <w:rPr>
                 <w:rFonts w:ascii="Calibri" w:eastAsia="Calibri" w:hAnsi="Calibri" w:cs="Calibri"/>
@@ -2141,8 +2626,19 @@
                 <w:sz w:val="22"/>
                 <w:szCs w:val="22"/>
               </w:rPr>
-              <w:t>swap_array</w:t>
-            </w:r>
+              <w:t>swap_</w:t>
+            </w:r>
+            <w:proofErr w:type="gramStart"/>
+            <w:r>
+              <w:rPr>
+                <w:rFonts w:ascii="Calibri" w:eastAsia="Calibri" w:hAnsi="Calibri" w:cs="Calibri"/>
+                <w:color w:val="833C0B" w:themeColor="accent2" w:themeShade="80"/>
+                <w:sz w:val="22"/>
+                <w:szCs w:val="22"/>
+              </w:rPr>
+              <w:t>array</w:t>
+            </w:r>
+            <w:proofErr w:type="spellEnd"/>
             <w:r>
               <w:rPr>
                 <w:rFonts w:ascii="Calibri" w:eastAsia="Calibri" w:hAnsi="Calibri" w:cs="Calibri"/>
@@ -2152,6 +2648,7 @@
               </w:rPr>
               <w:t>(</w:t>
             </w:r>
+            <w:proofErr w:type="gramEnd"/>
             <w:r>
               <w:rPr>
                 <w:rFonts w:ascii="Calibri" w:eastAsia="Calibri" w:hAnsi="Calibri" w:cs="Calibri"/>
@@ -2365,6 +2862,7 @@
               </w:rPr>
               <w:t xml:space="preserve">* </w:t>
             </w:r>
+            <w:proofErr w:type="spellStart"/>
             <w:r>
               <w:rPr>
                 <w:rFonts w:ascii="Calibri" w:eastAsia="Calibri" w:hAnsi="Calibri" w:cs="Calibri"/>
@@ -2372,8 +2870,19 @@
                 <w:sz w:val="22"/>
                 <w:szCs w:val="22"/>
               </w:rPr>
-              <w:t>create_array</w:t>
-            </w:r>
+              <w:t>create_</w:t>
+            </w:r>
+            <w:proofErr w:type="gramStart"/>
+            <w:r>
+              <w:rPr>
+                <w:rFonts w:ascii="Calibri" w:eastAsia="Calibri" w:hAnsi="Calibri" w:cs="Calibri"/>
+                <w:color w:val="833C0B" w:themeColor="accent2" w:themeShade="80"/>
+                <w:sz w:val="22"/>
+                <w:szCs w:val="22"/>
+              </w:rPr>
+              <w:t>array</w:t>
+            </w:r>
+            <w:proofErr w:type="spellEnd"/>
             <w:r>
               <w:rPr>
                 <w:rFonts w:ascii="Calibri" w:eastAsia="Calibri" w:hAnsi="Calibri" w:cs="Calibri"/>
@@ -2383,6 +2892,7 @@
               </w:rPr>
               <w:t>(</w:t>
             </w:r>
+            <w:proofErr w:type="gramEnd"/>
             <w:r>
               <w:rPr>
                 <w:rFonts w:ascii="Calibri" w:eastAsia="Calibri" w:hAnsi="Calibri" w:cs="Calibri"/>
@@ -2423,6 +2933,7 @@
               </w:rPr>
               <w:t xml:space="preserve">void </w:t>
             </w:r>
+            <w:proofErr w:type="spellStart"/>
             <w:r>
               <w:rPr>
                 <w:rFonts w:ascii="Calibri" w:eastAsia="Calibri" w:hAnsi="Calibri" w:cs="Calibri"/>
@@ -2430,8 +2941,19 @@
                 <w:sz w:val="22"/>
                 <w:szCs w:val="22"/>
               </w:rPr>
-              <w:t>initialize_array</w:t>
-            </w:r>
+              <w:t>initialize_</w:t>
+            </w:r>
+            <w:proofErr w:type="gramStart"/>
+            <w:r>
+              <w:rPr>
+                <w:rFonts w:ascii="Calibri" w:eastAsia="Calibri" w:hAnsi="Calibri" w:cs="Calibri"/>
+                <w:color w:val="833C0B" w:themeColor="accent2" w:themeShade="80"/>
+                <w:sz w:val="22"/>
+                <w:szCs w:val="22"/>
+              </w:rPr>
+              <w:t>array</w:t>
+            </w:r>
+            <w:proofErr w:type="spellEnd"/>
             <w:r>
               <w:rPr>
                 <w:rFonts w:ascii="Calibri" w:eastAsia="Calibri" w:hAnsi="Calibri" w:cs="Calibri"/>
@@ -2441,6 +2963,7 @@
               </w:rPr>
               <w:t>(</w:t>
             </w:r>
+            <w:proofErr w:type="gramEnd"/>
             <w:r>
               <w:rPr>
                 <w:rFonts w:ascii="Calibri" w:eastAsia="Calibri" w:hAnsi="Calibri" w:cs="Calibri"/>
@@ -2457,7 +2980,27 @@
                 <w:sz w:val="22"/>
                 <w:szCs w:val="22"/>
               </w:rPr>
-              <w:t xml:space="preserve">*arr, </w:t>
+              <w:t>*</w:t>
+            </w:r>
+            <w:proofErr w:type="spellStart"/>
+            <w:r>
+              <w:rPr>
+                <w:rFonts w:ascii="Calibri" w:eastAsia="Calibri" w:hAnsi="Calibri" w:cs="Calibri"/>
+                <w:color w:val="000000" w:themeColor="text1"/>
+                <w:sz w:val="22"/>
+                <w:szCs w:val="22"/>
+              </w:rPr>
+              <w:t>arr</w:t>
+            </w:r>
+            <w:proofErr w:type="spellEnd"/>
+            <w:r>
+              <w:rPr>
+                <w:rFonts w:ascii="Calibri" w:eastAsia="Calibri" w:hAnsi="Calibri" w:cs="Calibri"/>
+                <w:color w:val="000000" w:themeColor="text1"/>
+                <w:sz w:val="22"/>
+                <w:szCs w:val="22"/>
+              </w:rPr>
+              <w:t xml:space="preserve">, </w:t>
             </w:r>
             <w:r>
               <w:rPr>
@@ -2499,6 +3042,7 @@
               </w:rPr>
               <w:t xml:space="preserve">void </w:t>
             </w:r>
+            <w:proofErr w:type="spellStart"/>
             <w:r>
               <w:rPr>
                 <w:rFonts w:ascii="Calibri" w:eastAsia="Calibri" w:hAnsi="Calibri" w:cs="Calibri"/>
@@ -2506,8 +3050,19 @@
                 <w:sz w:val="22"/>
                 <w:szCs w:val="22"/>
               </w:rPr>
-              <w:t>print_array</w:t>
-            </w:r>
+              <w:t>print_</w:t>
+            </w:r>
+            <w:proofErr w:type="gramStart"/>
+            <w:r>
+              <w:rPr>
+                <w:rFonts w:ascii="Calibri" w:eastAsia="Calibri" w:hAnsi="Calibri" w:cs="Calibri"/>
+                <w:color w:val="833C0B" w:themeColor="accent2" w:themeShade="80"/>
+                <w:sz w:val="22"/>
+                <w:szCs w:val="22"/>
+              </w:rPr>
+              <w:t>array</w:t>
+            </w:r>
+            <w:proofErr w:type="spellEnd"/>
             <w:r>
               <w:rPr>
                 <w:rFonts w:ascii="Calibri" w:eastAsia="Calibri" w:hAnsi="Calibri" w:cs="Calibri"/>
@@ -2517,6 +3072,7 @@
               </w:rPr>
               <w:t>(</w:t>
             </w:r>
+            <w:proofErr w:type="gramEnd"/>
             <w:r>
               <w:rPr>
                 <w:rFonts w:ascii="Calibri" w:eastAsia="Calibri" w:hAnsi="Calibri" w:cs="Calibri"/>
@@ -2533,7 +3089,27 @@
                 <w:sz w:val="22"/>
                 <w:szCs w:val="22"/>
               </w:rPr>
-              <w:t xml:space="preserve">*arr, </w:t>
+              <w:t>*</w:t>
+            </w:r>
+            <w:proofErr w:type="spellStart"/>
+            <w:r>
+              <w:rPr>
+                <w:rFonts w:ascii="Calibri" w:eastAsia="Calibri" w:hAnsi="Calibri" w:cs="Calibri"/>
+                <w:color w:val="000000" w:themeColor="text1"/>
+                <w:sz w:val="22"/>
+                <w:szCs w:val="22"/>
+              </w:rPr>
+              <w:t>arr</w:t>
+            </w:r>
+            <w:proofErr w:type="spellEnd"/>
+            <w:r>
+              <w:rPr>
+                <w:rFonts w:ascii="Calibri" w:eastAsia="Calibri" w:hAnsi="Calibri" w:cs="Calibri"/>
+                <w:color w:val="000000" w:themeColor="text1"/>
+                <w:sz w:val="22"/>
+                <w:szCs w:val="22"/>
+              </w:rPr>
+              <w:t xml:space="preserve">, </w:t>
             </w:r>
             <w:r>
               <w:rPr>
@@ -2575,6 +3151,7 @@
               </w:rPr>
               <w:t xml:space="preserve">void </w:t>
             </w:r>
+            <w:proofErr w:type="spellStart"/>
             <w:r>
               <w:rPr>
                 <w:rFonts w:ascii="Calibri" w:eastAsia="Calibri" w:hAnsi="Calibri" w:cs="Calibri"/>
@@ -2582,8 +3159,19 @@
                 <w:sz w:val="22"/>
                 <w:szCs w:val="22"/>
               </w:rPr>
-              <w:t>delete_array</w:t>
-            </w:r>
+              <w:t>delete_</w:t>
+            </w:r>
+            <w:proofErr w:type="gramStart"/>
+            <w:r>
+              <w:rPr>
+                <w:rFonts w:ascii="Calibri" w:eastAsia="Calibri" w:hAnsi="Calibri" w:cs="Calibri"/>
+                <w:color w:val="833C0B" w:themeColor="accent2" w:themeShade="80"/>
+                <w:sz w:val="22"/>
+                <w:szCs w:val="22"/>
+              </w:rPr>
+              <w:t>array</w:t>
+            </w:r>
+            <w:proofErr w:type="spellEnd"/>
             <w:r>
               <w:rPr>
                 <w:rFonts w:ascii="Calibri" w:eastAsia="Calibri" w:hAnsi="Calibri" w:cs="Calibri"/>
@@ -2593,6 +3181,7 @@
               </w:rPr>
               <w:t>(</w:t>
             </w:r>
+            <w:proofErr w:type="gramEnd"/>
             <w:r>
               <w:rPr>
                 <w:rFonts w:ascii="Calibri" w:eastAsia="Calibri" w:hAnsi="Calibri" w:cs="Calibri"/>
@@ -2609,7 +3198,27 @@
                 <w:sz w:val="22"/>
                 <w:szCs w:val="22"/>
               </w:rPr>
-              <w:t>**arr);</w:t>
+              <w:t>**</w:t>
+            </w:r>
+            <w:proofErr w:type="spellStart"/>
+            <w:r>
+              <w:rPr>
+                <w:rFonts w:ascii="Calibri" w:eastAsia="Calibri" w:hAnsi="Calibri" w:cs="Calibri"/>
+                <w:color w:val="000000" w:themeColor="text1"/>
+                <w:sz w:val="22"/>
+                <w:szCs w:val="22"/>
+              </w:rPr>
+              <w:t>arr</w:t>
+            </w:r>
+            <w:proofErr w:type="spellEnd"/>
+            <w:r>
+              <w:rPr>
+                <w:rFonts w:ascii="Calibri" w:eastAsia="Calibri" w:hAnsi="Calibri" w:cs="Calibri"/>
+                <w:color w:val="000000" w:themeColor="text1"/>
+                <w:sz w:val="22"/>
+                <w:szCs w:val="22"/>
+              </w:rPr>
+              <w:t>);</w:t>
             </w:r>
           </w:p>
         </w:tc>
@@ -2805,6 +3414,8 @@
               </w:rPr>
               <w:t xml:space="preserve">void </w:t>
             </w:r>
+            <w:proofErr w:type="spellStart"/>
+            <w:proofErr w:type="gramStart"/>
             <w:r>
               <w:rPr>
                 <w:rFonts w:ascii="Calibri" w:hAnsi="Calibri" w:cs="Calibri"/>
@@ -2814,6 +3425,7 @@
               </w:rPr>
               <w:t>inputStrings</w:t>
             </w:r>
+            <w:proofErr w:type="spellEnd"/>
             <w:r>
               <w:rPr>
                 <w:rFonts w:ascii="Calibri" w:hAnsi="Calibri" w:cs="Calibri"/>
@@ -2822,6 +3434,7 @@
               </w:rPr>
               <w:t>(</w:t>
             </w:r>
+            <w:proofErr w:type="gramEnd"/>
             <w:r>
               <w:rPr>
                 <w:rFonts w:ascii="Calibri" w:hAnsi="Calibri" w:cs="Calibri"/>
@@ -2876,6 +3489,8 @@
               </w:rPr>
               <w:t xml:space="preserve">int </w:t>
             </w:r>
+            <w:proofErr w:type="spellStart"/>
+            <w:proofErr w:type="gramStart"/>
             <w:r>
               <w:rPr>
                 <w:rFonts w:ascii="Calibri" w:hAnsi="Calibri" w:cs="Calibri"/>
@@ -2885,6 +3500,7 @@
               </w:rPr>
               <w:t>compareStrings</w:t>
             </w:r>
+            <w:proofErr w:type="spellEnd"/>
             <w:r>
               <w:rPr>
                 <w:rFonts w:ascii="Calibri" w:hAnsi="Calibri" w:cs="Calibri"/>
@@ -2893,6 +3509,7 @@
               </w:rPr>
               <w:t>(</w:t>
             </w:r>
+            <w:proofErr w:type="gramEnd"/>
             <w:r>
               <w:rPr>
                 <w:rFonts w:ascii="Calibri" w:hAnsi="Calibri" w:cs="Calibri"/>
@@ -2948,6 +3565,7 @@
               </w:rPr>
               <w:t xml:space="preserve">void </w:t>
             </w:r>
+            <w:proofErr w:type="gramStart"/>
             <w:r>
               <w:rPr>
                 <w:rFonts w:ascii="Calibri" w:hAnsi="Calibri" w:cs="Calibri"/>
@@ -2965,6 +3583,7 @@
               </w:rPr>
               <w:t>(</w:t>
             </w:r>
+            <w:proofErr w:type="gramEnd"/>
             <w:r>
               <w:rPr>
                 <w:rFonts w:ascii="Calibri" w:hAnsi="Calibri" w:cs="Calibri"/>
@@ -3124,6 +3743,7 @@
               </w:rPr>
               <w:t xml:space="preserve">void </w:t>
             </w:r>
+            <w:proofErr w:type="gramStart"/>
             <w:r>
               <w:rPr>
                 <w:rFonts w:ascii="Calibri" w:hAnsi="Calibri" w:cs="Calibri"/>
@@ -3141,6 +3761,7 @@
               </w:rPr>
               <w:t>(</w:t>
             </w:r>
+            <w:proofErr w:type="gramEnd"/>
             <w:r>
               <w:rPr>
                 <w:rFonts w:ascii="Calibri" w:hAnsi="Calibri" w:cs="Calibri"/>
@@ -3179,6 +3800,7 @@
               </w:rPr>
               <w:t xml:space="preserve">void </w:t>
             </w:r>
+            <w:proofErr w:type="spellStart"/>
             <w:r>
               <w:rPr>
                 <w:rFonts w:ascii="Calibri" w:hAnsi="Calibri" w:cs="Calibri"/>
@@ -3186,8 +3808,19 @@
                 <w:sz w:val="22"/>
                 <w:szCs w:val="22"/>
               </w:rPr>
-              <w:t>concatenate_strings</w:t>
-            </w:r>
+              <w:t>concatenate_</w:t>
+            </w:r>
+            <w:proofErr w:type="gramStart"/>
+            <w:r>
+              <w:rPr>
+                <w:rFonts w:ascii="Calibri" w:hAnsi="Calibri" w:cs="Calibri"/>
+                <w:color w:val="833C0B" w:themeColor="accent2" w:themeShade="80"/>
+                <w:sz w:val="22"/>
+                <w:szCs w:val="22"/>
+              </w:rPr>
+              <w:t>strings</w:t>
+            </w:r>
+            <w:proofErr w:type="spellEnd"/>
             <w:r>
               <w:rPr>
                 <w:rFonts w:ascii="Calibri" w:hAnsi="Calibri" w:cs="Calibri"/>
@@ -3196,6 +3829,7 @@
               </w:rPr>
               <w:t>(</w:t>
             </w:r>
+            <w:proofErr w:type="gramEnd"/>
             <w:r>
               <w:rPr>
                 <w:rFonts w:ascii="Calibri" w:hAnsi="Calibri" w:cs="Calibri"/>
@@ -3251,6 +3885,7 @@
               </w:rPr>
               <w:t xml:space="preserve">void </w:t>
             </w:r>
+            <w:proofErr w:type="gramStart"/>
             <w:r>
               <w:rPr>
                 <w:rFonts w:ascii="Calibri" w:hAnsi="Calibri" w:cs="Calibri"/>
@@ -3266,7 +3901,16 @@
                 <w:sz w:val="22"/>
                 <w:szCs w:val="22"/>
               </w:rPr>
-              <w:t>(char *str);</w:t>
+              <w:t>(</w:t>
+            </w:r>
+            <w:proofErr w:type="gramEnd"/>
+            <w:r>
+              <w:rPr>
+                <w:rFonts w:ascii="Calibri" w:hAnsi="Calibri" w:cs="Calibri"/>
+                <w:sz w:val="22"/>
+                <w:szCs w:val="22"/>
+              </w:rPr>
+              <w:t>char *str);</w:t>
             </w:r>
           </w:p>
         </w:tc>
@@ -3396,7 +4040,35 @@
                 <w:sz w:val="22"/>
                 <w:szCs w:val="22"/>
               </w:rPr>
-              <w:t>Write the array of structures to a text (ASCII) file using fprintf().</w:t>
+              <w:t xml:space="preserve">Write the array of structures to a text (ASCII) file using </w:t>
+            </w:r>
+            <w:proofErr w:type="spellStart"/>
+            <w:proofErr w:type="gramStart"/>
+            <w:r>
+              <w:rPr>
+                <w:rFonts w:ascii="Calibri" w:hAnsi="Calibri" w:cs="Calibri"/>
+                <w:sz w:val="22"/>
+                <w:szCs w:val="22"/>
+              </w:rPr>
+              <w:t>fprintf</w:t>
+            </w:r>
+            <w:proofErr w:type="spellEnd"/>
+            <w:r>
+              <w:rPr>
+                <w:rFonts w:ascii="Calibri" w:hAnsi="Calibri" w:cs="Calibri"/>
+                <w:sz w:val="22"/>
+                <w:szCs w:val="22"/>
+              </w:rPr>
+              <w:t>(</w:t>
+            </w:r>
+            <w:proofErr w:type="gramEnd"/>
+            <w:r>
+              <w:rPr>
+                <w:rFonts w:ascii="Calibri" w:hAnsi="Calibri" w:cs="Calibri"/>
+                <w:sz w:val="22"/>
+                <w:szCs w:val="22"/>
+              </w:rPr>
+              <w:t>).</w:t>
             </w:r>
           </w:p>
           <w:p>
@@ -3420,7 +4092,35 @@
                 <w:sz w:val="22"/>
                 <w:szCs w:val="22"/>
               </w:rPr>
-              <w:t>Read the data back from the ASCII file into a second array using fscanf() and display it.</w:t>
+              <w:t xml:space="preserve">Read the data back from the ASCII file into a second array using </w:t>
+            </w:r>
+            <w:proofErr w:type="spellStart"/>
+            <w:proofErr w:type="gramStart"/>
+            <w:r>
+              <w:rPr>
+                <w:rFonts w:ascii="Calibri" w:hAnsi="Calibri" w:cs="Calibri"/>
+                <w:sz w:val="22"/>
+                <w:szCs w:val="22"/>
+              </w:rPr>
+              <w:t>fscanf</w:t>
+            </w:r>
+            <w:proofErr w:type="spellEnd"/>
+            <w:r>
+              <w:rPr>
+                <w:rFonts w:ascii="Calibri" w:hAnsi="Calibri" w:cs="Calibri"/>
+                <w:sz w:val="22"/>
+                <w:szCs w:val="22"/>
+              </w:rPr>
+              <w:t>(</w:t>
+            </w:r>
+            <w:proofErr w:type="gramEnd"/>
+            <w:r>
+              <w:rPr>
+                <w:rFonts w:ascii="Calibri" w:hAnsi="Calibri" w:cs="Calibri"/>
+                <w:sz w:val="22"/>
+                <w:szCs w:val="22"/>
+              </w:rPr>
+              <w:t>) and display it.</w:t>
             </w:r>
           </w:p>
           <w:p>
@@ -3495,6 +4195,8 @@
               </w:rPr>
               <w:t xml:space="preserve">void </w:t>
             </w:r>
+            <w:proofErr w:type="spellStart"/>
+            <w:proofErr w:type="gramStart"/>
             <w:r>
               <w:rPr>
                 <w:rFonts w:ascii="Calibri" w:eastAsia="Calibri" w:hAnsi="Calibri" w:cs="Calibri"/>
@@ -3505,15 +4207,49 @@
               </w:rPr>
               <w:t>inputStudents</w:t>
             </w:r>
-            <w:r>
-              <w:rPr>
-                <w:rFonts w:ascii="Calibri" w:eastAsia="Calibri" w:hAnsi="Calibri" w:cs="Calibri"/>
-                <w:color w:val="000000" w:themeColor="text1"/>
-                <w:sz w:val="22"/>
-                <w:szCs w:val="22"/>
-                <w:lang w:val="en-IN"/>
-              </w:rPr>
-              <w:t xml:space="preserve">(Student students[], </w:t>
+            <w:proofErr w:type="spellEnd"/>
+            <w:r>
+              <w:rPr>
+                <w:rFonts w:ascii="Calibri" w:eastAsia="Calibri" w:hAnsi="Calibri" w:cs="Calibri"/>
+                <w:color w:val="000000" w:themeColor="text1"/>
+                <w:sz w:val="22"/>
+                <w:szCs w:val="22"/>
+                <w:lang w:val="en-IN"/>
+              </w:rPr>
+              <w:t>(</w:t>
+            </w:r>
+            <w:proofErr w:type="gramEnd"/>
+            <w:r>
+              <w:rPr>
+                <w:rFonts w:ascii="Calibri" w:eastAsia="Calibri" w:hAnsi="Calibri" w:cs="Calibri"/>
+                <w:color w:val="000000" w:themeColor="text1"/>
+                <w:sz w:val="22"/>
+                <w:szCs w:val="22"/>
+                <w:lang w:val="en-IN"/>
+              </w:rPr>
+              <w:t xml:space="preserve">Student </w:t>
+            </w:r>
+            <w:proofErr w:type="gramStart"/>
+            <w:r>
+              <w:rPr>
+                <w:rFonts w:ascii="Calibri" w:eastAsia="Calibri" w:hAnsi="Calibri" w:cs="Calibri"/>
+                <w:color w:val="000000" w:themeColor="text1"/>
+                <w:sz w:val="22"/>
+                <w:szCs w:val="22"/>
+                <w:lang w:val="en-IN"/>
+              </w:rPr>
+              <w:t>students[</w:t>
+            </w:r>
+            <w:proofErr w:type="gramEnd"/>
+            <w:r>
+              <w:rPr>
+                <w:rFonts w:ascii="Calibri" w:eastAsia="Calibri" w:hAnsi="Calibri" w:cs="Calibri"/>
+                <w:color w:val="000000" w:themeColor="text1"/>
+                <w:sz w:val="22"/>
+                <w:szCs w:val="22"/>
+                <w:lang w:val="en-IN"/>
+              </w:rPr>
+              <w:t xml:space="preserve">], </w:t>
             </w:r>
             <w:r>
               <w:rPr>
@@ -3558,6 +4294,8 @@
               </w:rPr>
               <w:t xml:space="preserve">void </w:t>
             </w:r>
+            <w:proofErr w:type="spellStart"/>
+            <w:proofErr w:type="gramStart"/>
             <w:r>
               <w:rPr>
                 <w:rFonts w:ascii="Calibri" w:eastAsia="Calibri" w:hAnsi="Calibri" w:cs="Calibri"/>
@@ -3568,15 +4306,49 @@
               </w:rPr>
               <w:t>writeToTextFile</w:t>
             </w:r>
-            <w:r>
-              <w:rPr>
-                <w:rFonts w:ascii="Calibri" w:eastAsia="Calibri" w:hAnsi="Calibri" w:cs="Calibri"/>
-                <w:color w:val="000000" w:themeColor="text1"/>
-                <w:sz w:val="22"/>
-                <w:szCs w:val="22"/>
-                <w:lang w:val="en-IN"/>
-              </w:rPr>
-              <w:t xml:space="preserve">(Student students[], </w:t>
+            <w:proofErr w:type="spellEnd"/>
+            <w:r>
+              <w:rPr>
+                <w:rFonts w:ascii="Calibri" w:eastAsia="Calibri" w:hAnsi="Calibri" w:cs="Calibri"/>
+                <w:color w:val="000000" w:themeColor="text1"/>
+                <w:sz w:val="22"/>
+                <w:szCs w:val="22"/>
+                <w:lang w:val="en-IN"/>
+              </w:rPr>
+              <w:t>(</w:t>
+            </w:r>
+            <w:proofErr w:type="gramEnd"/>
+            <w:r>
+              <w:rPr>
+                <w:rFonts w:ascii="Calibri" w:eastAsia="Calibri" w:hAnsi="Calibri" w:cs="Calibri"/>
+                <w:color w:val="000000" w:themeColor="text1"/>
+                <w:sz w:val="22"/>
+                <w:szCs w:val="22"/>
+                <w:lang w:val="en-IN"/>
+              </w:rPr>
+              <w:t xml:space="preserve">Student </w:t>
+            </w:r>
+            <w:proofErr w:type="gramStart"/>
+            <w:r>
+              <w:rPr>
+                <w:rFonts w:ascii="Calibri" w:eastAsia="Calibri" w:hAnsi="Calibri" w:cs="Calibri"/>
+                <w:color w:val="000000" w:themeColor="text1"/>
+                <w:sz w:val="22"/>
+                <w:szCs w:val="22"/>
+                <w:lang w:val="en-IN"/>
+              </w:rPr>
+              <w:t>students[</w:t>
+            </w:r>
+            <w:proofErr w:type="gramEnd"/>
+            <w:r>
+              <w:rPr>
+                <w:rFonts w:ascii="Calibri" w:eastAsia="Calibri" w:hAnsi="Calibri" w:cs="Calibri"/>
+                <w:color w:val="000000" w:themeColor="text1"/>
+                <w:sz w:val="22"/>
+                <w:szCs w:val="22"/>
+                <w:lang w:val="en-IN"/>
+              </w:rPr>
+              <w:t xml:space="preserve">], </w:t>
             </w:r>
             <w:r>
               <w:rPr>
@@ -3596,7 +4368,29 @@
                 <w:szCs w:val="22"/>
                 <w:lang w:val="en-IN"/>
               </w:rPr>
-              <w:t xml:space="preserve">n, const </w:t>
+              <w:t xml:space="preserve">n, </w:t>
+            </w:r>
+            <w:proofErr w:type="spellStart"/>
+            <w:r>
+              <w:rPr>
+                <w:rFonts w:ascii="Calibri" w:eastAsia="Calibri" w:hAnsi="Calibri" w:cs="Calibri"/>
+                <w:color w:val="000000" w:themeColor="text1"/>
+                <w:sz w:val="22"/>
+                <w:szCs w:val="22"/>
+                <w:lang w:val="en-IN"/>
+              </w:rPr>
+              <w:t>const</w:t>
+            </w:r>
+            <w:proofErr w:type="spellEnd"/>
+            <w:r>
+              <w:rPr>
+                <w:rFonts w:ascii="Calibri" w:eastAsia="Calibri" w:hAnsi="Calibri" w:cs="Calibri"/>
+                <w:color w:val="000000" w:themeColor="text1"/>
+                <w:sz w:val="22"/>
+                <w:szCs w:val="22"/>
+                <w:lang w:val="en-IN"/>
+              </w:rPr>
+              <w:t xml:space="preserve"> </w:t>
             </w:r>
             <w:r>
               <w:rPr>
@@ -3641,6 +4435,8 @@
               </w:rPr>
               <w:t xml:space="preserve">int </w:t>
             </w:r>
+            <w:proofErr w:type="spellStart"/>
+            <w:proofErr w:type="gramStart"/>
             <w:r>
               <w:rPr>
                 <w:rFonts w:ascii="Calibri" w:eastAsia="Calibri" w:hAnsi="Calibri" w:cs="Calibri"/>
@@ -3651,15 +4447,71 @@
               </w:rPr>
               <w:t>readFromTextFile</w:t>
             </w:r>
-            <w:r>
-              <w:rPr>
-                <w:rFonts w:ascii="Calibri" w:eastAsia="Calibri" w:hAnsi="Calibri" w:cs="Calibri"/>
-                <w:color w:val="000000" w:themeColor="text1"/>
-                <w:sz w:val="22"/>
-                <w:szCs w:val="22"/>
-                <w:lang w:val="en-IN"/>
-              </w:rPr>
-              <w:t xml:space="preserve">(Student students[], const </w:t>
+            <w:proofErr w:type="spellEnd"/>
+            <w:r>
+              <w:rPr>
+                <w:rFonts w:ascii="Calibri" w:eastAsia="Calibri" w:hAnsi="Calibri" w:cs="Calibri"/>
+                <w:color w:val="000000" w:themeColor="text1"/>
+                <w:sz w:val="22"/>
+                <w:szCs w:val="22"/>
+                <w:lang w:val="en-IN"/>
+              </w:rPr>
+              <w:t>(</w:t>
+            </w:r>
+            <w:proofErr w:type="gramEnd"/>
+            <w:r>
+              <w:rPr>
+                <w:rFonts w:ascii="Calibri" w:eastAsia="Calibri" w:hAnsi="Calibri" w:cs="Calibri"/>
+                <w:color w:val="000000" w:themeColor="text1"/>
+                <w:sz w:val="22"/>
+                <w:szCs w:val="22"/>
+                <w:lang w:val="en-IN"/>
+              </w:rPr>
+              <w:t xml:space="preserve">Student </w:t>
+            </w:r>
+            <w:proofErr w:type="gramStart"/>
+            <w:r>
+              <w:rPr>
+                <w:rFonts w:ascii="Calibri" w:eastAsia="Calibri" w:hAnsi="Calibri" w:cs="Calibri"/>
+                <w:color w:val="000000" w:themeColor="text1"/>
+                <w:sz w:val="22"/>
+                <w:szCs w:val="22"/>
+                <w:lang w:val="en-IN"/>
+              </w:rPr>
+              <w:t>students[</w:t>
+            </w:r>
+            <w:proofErr w:type="gramEnd"/>
+            <w:r>
+              <w:rPr>
+                <w:rFonts w:ascii="Calibri" w:eastAsia="Calibri" w:hAnsi="Calibri" w:cs="Calibri"/>
+                <w:color w:val="000000" w:themeColor="text1"/>
+                <w:sz w:val="22"/>
+                <w:szCs w:val="22"/>
+                <w:lang w:val="en-IN"/>
+              </w:rPr>
+              <w:t xml:space="preserve">], </w:t>
+            </w:r>
+            <w:proofErr w:type="spellStart"/>
+            <w:r>
+              <w:rPr>
+                <w:rFonts w:ascii="Calibri" w:eastAsia="Calibri" w:hAnsi="Calibri" w:cs="Calibri"/>
+                <w:color w:val="000000" w:themeColor="text1"/>
+                <w:sz w:val="22"/>
+                <w:szCs w:val="22"/>
+                <w:lang w:val="en-IN"/>
+              </w:rPr>
+              <w:t>const</w:t>
+            </w:r>
+            <w:proofErr w:type="spellEnd"/>
+            <w:r>
+              <w:rPr>
+                <w:rFonts w:ascii="Calibri" w:eastAsia="Calibri" w:hAnsi="Calibri" w:cs="Calibri"/>
+                <w:color w:val="000000" w:themeColor="text1"/>
+                <w:sz w:val="22"/>
+                <w:szCs w:val="22"/>
+                <w:lang w:val="en-IN"/>
+              </w:rPr>
+              <w:t xml:space="preserve"> </w:t>
             </w:r>
             <w:r>
               <w:rPr>
@@ -3704,6 +4556,8 @@
               </w:rPr>
               <w:t xml:space="preserve">void </w:t>
             </w:r>
+            <w:proofErr w:type="spellStart"/>
+            <w:proofErr w:type="gramStart"/>
             <w:r>
               <w:rPr>
                 <w:rFonts w:ascii="Calibri" w:eastAsia="Calibri" w:hAnsi="Calibri" w:cs="Calibri"/>
@@ -3714,15 +4568,49 @@
               </w:rPr>
               <w:t>printStudents</w:t>
             </w:r>
-            <w:r>
-              <w:rPr>
-                <w:rFonts w:ascii="Calibri" w:eastAsia="Calibri" w:hAnsi="Calibri" w:cs="Calibri"/>
-                <w:color w:val="000000" w:themeColor="text1"/>
-                <w:sz w:val="22"/>
-                <w:szCs w:val="22"/>
-                <w:lang w:val="en-IN"/>
-              </w:rPr>
-              <w:t xml:space="preserve">(Student students[], </w:t>
+            <w:proofErr w:type="spellEnd"/>
+            <w:r>
+              <w:rPr>
+                <w:rFonts w:ascii="Calibri" w:eastAsia="Calibri" w:hAnsi="Calibri" w:cs="Calibri"/>
+                <w:color w:val="000000" w:themeColor="text1"/>
+                <w:sz w:val="22"/>
+                <w:szCs w:val="22"/>
+                <w:lang w:val="en-IN"/>
+              </w:rPr>
+              <w:t>(</w:t>
+            </w:r>
+            <w:proofErr w:type="gramEnd"/>
+            <w:r>
+              <w:rPr>
+                <w:rFonts w:ascii="Calibri" w:eastAsia="Calibri" w:hAnsi="Calibri" w:cs="Calibri"/>
+                <w:color w:val="000000" w:themeColor="text1"/>
+                <w:sz w:val="22"/>
+                <w:szCs w:val="22"/>
+                <w:lang w:val="en-IN"/>
+              </w:rPr>
+              <w:t xml:space="preserve">Student </w:t>
+            </w:r>
+            <w:proofErr w:type="gramStart"/>
+            <w:r>
+              <w:rPr>
+                <w:rFonts w:ascii="Calibri" w:eastAsia="Calibri" w:hAnsi="Calibri" w:cs="Calibri"/>
+                <w:color w:val="000000" w:themeColor="text1"/>
+                <w:sz w:val="22"/>
+                <w:szCs w:val="22"/>
+                <w:lang w:val="en-IN"/>
+              </w:rPr>
+              <w:t>students[</w:t>
+            </w:r>
+            <w:proofErr w:type="gramEnd"/>
+            <w:r>
+              <w:rPr>
+                <w:rFonts w:ascii="Calibri" w:eastAsia="Calibri" w:hAnsi="Calibri" w:cs="Calibri"/>
+                <w:color w:val="000000" w:themeColor="text1"/>
+                <w:sz w:val="22"/>
+                <w:szCs w:val="22"/>
+                <w:lang w:val="en-IN"/>
+              </w:rPr>
+              <w:t xml:space="preserve">], </w:t>
             </w:r>
             <w:r>
               <w:rPr>
@@ -3883,7 +4771,38 @@
                 <w:sz w:val="22"/>
                 <w:szCs w:val="22"/>
               </w:rPr>
-              <w:t>Write the array of structures to a binary file using fwrite().</w:t>
+              <w:t xml:space="preserve">Write the array of structures to a binary file using </w:t>
+            </w:r>
+            <w:proofErr w:type="spellStart"/>
+            <w:proofErr w:type="gramStart"/>
+            <w:r>
+              <w:rPr>
+                <w:rFonts w:ascii="Calibri" w:eastAsia="Calibri" w:hAnsi="Calibri" w:cs="Calibri"/>
+                <w:color w:val="000000" w:themeColor="text1"/>
+                <w:sz w:val="22"/>
+                <w:szCs w:val="22"/>
+              </w:rPr>
+              <w:t>fwrite</w:t>
+            </w:r>
+            <w:proofErr w:type="spellEnd"/>
+            <w:r>
+              <w:rPr>
+                <w:rFonts w:ascii="Calibri" w:eastAsia="Calibri" w:hAnsi="Calibri" w:cs="Calibri"/>
+                <w:color w:val="000000" w:themeColor="text1"/>
+                <w:sz w:val="22"/>
+                <w:szCs w:val="22"/>
+              </w:rPr>
+              <w:t>(</w:t>
+            </w:r>
+            <w:proofErr w:type="gramEnd"/>
+            <w:r>
+              <w:rPr>
+                <w:rFonts w:ascii="Calibri" w:eastAsia="Calibri" w:hAnsi="Calibri" w:cs="Calibri"/>
+                <w:color w:val="000000" w:themeColor="text1"/>
+                <w:sz w:val="22"/>
+                <w:szCs w:val="22"/>
+              </w:rPr>
+              <w:t>).</w:t>
             </w:r>
           </w:p>
           <w:p>
@@ -3911,7 +4830,38 @@
                 <w:sz w:val="22"/>
                 <w:szCs w:val="22"/>
               </w:rPr>
-              <w:t>Read the binary file into a second array of structures using fread().</w:t>
+              <w:t xml:space="preserve">Read the binary file into a second array of structures using </w:t>
+            </w:r>
+            <w:proofErr w:type="spellStart"/>
+            <w:proofErr w:type="gramStart"/>
+            <w:r>
+              <w:rPr>
+                <w:rFonts w:ascii="Calibri" w:eastAsia="Calibri" w:hAnsi="Calibri" w:cs="Calibri"/>
+                <w:color w:val="000000" w:themeColor="text1"/>
+                <w:sz w:val="22"/>
+                <w:szCs w:val="22"/>
+              </w:rPr>
+              <w:t>fread</w:t>
+            </w:r>
+            <w:proofErr w:type="spellEnd"/>
+            <w:r>
+              <w:rPr>
+                <w:rFonts w:ascii="Calibri" w:eastAsia="Calibri" w:hAnsi="Calibri" w:cs="Calibri"/>
+                <w:color w:val="000000" w:themeColor="text1"/>
+                <w:sz w:val="22"/>
+                <w:szCs w:val="22"/>
+              </w:rPr>
+              <w:t>(</w:t>
+            </w:r>
+            <w:proofErr w:type="gramEnd"/>
+            <w:r>
+              <w:rPr>
+                <w:rFonts w:ascii="Calibri" w:eastAsia="Calibri" w:hAnsi="Calibri" w:cs="Calibri"/>
+                <w:color w:val="000000" w:themeColor="text1"/>
+                <w:sz w:val="22"/>
+                <w:szCs w:val="22"/>
+              </w:rPr>
+              <w:t>).</w:t>
             </w:r>
           </w:p>
           <w:p>
@@ -3990,6 +4940,8 @@
               </w:rPr>
               <w:t xml:space="preserve">void </w:t>
             </w:r>
+            <w:proofErr w:type="spellStart"/>
+            <w:proofErr w:type="gramStart"/>
             <w:r>
               <w:rPr>
                 <w:rFonts w:ascii="Calibri" w:eastAsia="Calibri" w:hAnsi="Calibri" w:cs="Calibri"/>
@@ -4000,15 +4952,49 @@
               </w:rPr>
               <w:t>inputStudents</w:t>
             </w:r>
-            <w:r>
-              <w:rPr>
-                <w:rFonts w:ascii="Calibri" w:eastAsia="Calibri" w:hAnsi="Calibri" w:cs="Calibri"/>
-                <w:color w:val="000000" w:themeColor="text1"/>
-                <w:sz w:val="22"/>
-                <w:szCs w:val="22"/>
-                <w:lang w:val="en-IN"/>
-              </w:rPr>
-              <w:t xml:space="preserve">(Student students[], </w:t>
+            <w:proofErr w:type="spellEnd"/>
+            <w:r>
+              <w:rPr>
+                <w:rFonts w:ascii="Calibri" w:eastAsia="Calibri" w:hAnsi="Calibri" w:cs="Calibri"/>
+                <w:color w:val="000000" w:themeColor="text1"/>
+                <w:sz w:val="22"/>
+                <w:szCs w:val="22"/>
+                <w:lang w:val="en-IN"/>
+              </w:rPr>
+              <w:t>(</w:t>
+            </w:r>
+            <w:proofErr w:type="gramEnd"/>
+            <w:r>
+              <w:rPr>
+                <w:rFonts w:ascii="Calibri" w:eastAsia="Calibri" w:hAnsi="Calibri" w:cs="Calibri"/>
+                <w:color w:val="000000" w:themeColor="text1"/>
+                <w:sz w:val="22"/>
+                <w:szCs w:val="22"/>
+                <w:lang w:val="en-IN"/>
+              </w:rPr>
+              <w:t xml:space="preserve">Student </w:t>
+            </w:r>
+            <w:proofErr w:type="gramStart"/>
+            <w:r>
+              <w:rPr>
+                <w:rFonts w:ascii="Calibri" w:eastAsia="Calibri" w:hAnsi="Calibri" w:cs="Calibri"/>
+                <w:color w:val="000000" w:themeColor="text1"/>
+                <w:sz w:val="22"/>
+                <w:szCs w:val="22"/>
+                <w:lang w:val="en-IN"/>
+              </w:rPr>
+              <w:t>students[</w:t>
+            </w:r>
+            <w:proofErr w:type="gramEnd"/>
+            <w:r>
+              <w:rPr>
+                <w:rFonts w:ascii="Calibri" w:eastAsia="Calibri" w:hAnsi="Calibri" w:cs="Calibri"/>
+                <w:color w:val="000000" w:themeColor="text1"/>
+                <w:sz w:val="22"/>
+                <w:szCs w:val="22"/>
+                <w:lang w:val="en-IN"/>
+              </w:rPr>
+              <w:t xml:space="preserve">], </w:t>
             </w:r>
             <w:r>
               <w:rPr>
@@ -4053,6 +5039,8 @@
               </w:rPr>
               <w:t xml:space="preserve">void </w:t>
             </w:r>
+            <w:proofErr w:type="spellStart"/>
+            <w:proofErr w:type="gramStart"/>
             <w:r>
               <w:rPr>
                 <w:rFonts w:ascii="Calibri" w:eastAsia="Calibri" w:hAnsi="Calibri" w:cs="Calibri"/>
@@ -4063,15 +5051,49 @@
               </w:rPr>
               <w:t>writeToBinaryFile</w:t>
             </w:r>
-            <w:r>
-              <w:rPr>
-                <w:rFonts w:ascii="Calibri" w:eastAsia="Calibri" w:hAnsi="Calibri" w:cs="Calibri"/>
-                <w:color w:val="000000" w:themeColor="text1"/>
-                <w:sz w:val="22"/>
-                <w:szCs w:val="22"/>
-                <w:lang w:val="en-IN"/>
-              </w:rPr>
-              <w:t xml:space="preserve">(Student students[], </w:t>
+            <w:proofErr w:type="spellEnd"/>
+            <w:r>
+              <w:rPr>
+                <w:rFonts w:ascii="Calibri" w:eastAsia="Calibri" w:hAnsi="Calibri" w:cs="Calibri"/>
+                <w:color w:val="000000" w:themeColor="text1"/>
+                <w:sz w:val="22"/>
+                <w:szCs w:val="22"/>
+                <w:lang w:val="en-IN"/>
+              </w:rPr>
+              <w:t>(</w:t>
+            </w:r>
+            <w:proofErr w:type="gramEnd"/>
+            <w:r>
+              <w:rPr>
+                <w:rFonts w:ascii="Calibri" w:eastAsia="Calibri" w:hAnsi="Calibri" w:cs="Calibri"/>
+                <w:color w:val="000000" w:themeColor="text1"/>
+                <w:sz w:val="22"/>
+                <w:szCs w:val="22"/>
+                <w:lang w:val="en-IN"/>
+              </w:rPr>
+              <w:t xml:space="preserve">Student </w:t>
+            </w:r>
+            <w:proofErr w:type="gramStart"/>
+            <w:r>
+              <w:rPr>
+                <w:rFonts w:ascii="Calibri" w:eastAsia="Calibri" w:hAnsi="Calibri" w:cs="Calibri"/>
+                <w:color w:val="000000" w:themeColor="text1"/>
+                <w:sz w:val="22"/>
+                <w:szCs w:val="22"/>
+                <w:lang w:val="en-IN"/>
+              </w:rPr>
+              <w:t>students[</w:t>
+            </w:r>
+            <w:proofErr w:type="gramEnd"/>
+            <w:r>
+              <w:rPr>
+                <w:rFonts w:ascii="Calibri" w:eastAsia="Calibri" w:hAnsi="Calibri" w:cs="Calibri"/>
+                <w:color w:val="000000" w:themeColor="text1"/>
+                <w:sz w:val="22"/>
+                <w:szCs w:val="22"/>
+                <w:lang w:val="en-IN"/>
+              </w:rPr>
+              <w:t xml:space="preserve">], </w:t>
             </w:r>
             <w:r>
               <w:rPr>
@@ -4091,7 +5113,29 @@
                 <w:szCs w:val="22"/>
                 <w:lang w:val="en-IN"/>
               </w:rPr>
-              <w:t xml:space="preserve">n, const </w:t>
+              <w:t xml:space="preserve">n, </w:t>
+            </w:r>
+            <w:proofErr w:type="spellStart"/>
+            <w:r>
+              <w:rPr>
+                <w:rFonts w:ascii="Calibri" w:eastAsia="Calibri" w:hAnsi="Calibri" w:cs="Calibri"/>
+                <w:color w:val="000000" w:themeColor="text1"/>
+                <w:sz w:val="22"/>
+                <w:szCs w:val="22"/>
+                <w:lang w:val="en-IN"/>
+              </w:rPr>
+              <w:t>const</w:t>
+            </w:r>
+            <w:proofErr w:type="spellEnd"/>
+            <w:r>
+              <w:rPr>
+                <w:rFonts w:ascii="Calibri" w:eastAsia="Calibri" w:hAnsi="Calibri" w:cs="Calibri"/>
+                <w:color w:val="000000" w:themeColor="text1"/>
+                <w:sz w:val="22"/>
+                <w:szCs w:val="22"/>
+                <w:lang w:val="en-IN"/>
+              </w:rPr>
+              <w:t xml:space="preserve"> </w:t>
             </w:r>
             <w:r>
               <w:rPr>
@@ -4136,6 +5180,8 @@
               </w:rPr>
               <w:t xml:space="preserve">int </w:t>
             </w:r>
+            <w:proofErr w:type="spellStart"/>
+            <w:proofErr w:type="gramStart"/>
             <w:r>
               <w:rPr>
                 <w:rFonts w:ascii="Calibri" w:eastAsia="Calibri" w:hAnsi="Calibri" w:cs="Calibri"/>
@@ -4146,15 +5192,71 @@
               </w:rPr>
               <w:t>readFromBinaryFile</w:t>
             </w:r>
-            <w:r>
-              <w:rPr>
-                <w:rFonts w:ascii="Calibri" w:eastAsia="Calibri" w:hAnsi="Calibri" w:cs="Calibri"/>
-                <w:color w:val="000000" w:themeColor="text1"/>
-                <w:sz w:val="22"/>
-                <w:szCs w:val="22"/>
-                <w:lang w:val="en-IN"/>
-              </w:rPr>
-              <w:t xml:space="preserve">(Student students[], const </w:t>
+            <w:proofErr w:type="spellEnd"/>
+            <w:r>
+              <w:rPr>
+                <w:rFonts w:ascii="Calibri" w:eastAsia="Calibri" w:hAnsi="Calibri" w:cs="Calibri"/>
+                <w:color w:val="000000" w:themeColor="text1"/>
+                <w:sz w:val="22"/>
+                <w:szCs w:val="22"/>
+                <w:lang w:val="en-IN"/>
+              </w:rPr>
+              <w:t>(</w:t>
+            </w:r>
+            <w:proofErr w:type="gramEnd"/>
+            <w:r>
+              <w:rPr>
+                <w:rFonts w:ascii="Calibri" w:eastAsia="Calibri" w:hAnsi="Calibri" w:cs="Calibri"/>
+                <w:color w:val="000000" w:themeColor="text1"/>
+                <w:sz w:val="22"/>
+                <w:szCs w:val="22"/>
+                <w:lang w:val="en-IN"/>
+              </w:rPr>
+              <w:t xml:space="preserve">Student </w:t>
+            </w:r>
+            <w:proofErr w:type="gramStart"/>
+            <w:r>
+              <w:rPr>
+                <w:rFonts w:ascii="Calibri" w:eastAsia="Calibri" w:hAnsi="Calibri" w:cs="Calibri"/>
+                <w:color w:val="000000" w:themeColor="text1"/>
+                <w:sz w:val="22"/>
+                <w:szCs w:val="22"/>
+                <w:lang w:val="en-IN"/>
+              </w:rPr>
+              <w:t>students[</w:t>
+            </w:r>
+            <w:proofErr w:type="gramEnd"/>
+            <w:r>
+              <w:rPr>
+                <w:rFonts w:ascii="Calibri" w:eastAsia="Calibri" w:hAnsi="Calibri" w:cs="Calibri"/>
+                <w:color w:val="000000" w:themeColor="text1"/>
+                <w:sz w:val="22"/>
+                <w:szCs w:val="22"/>
+                <w:lang w:val="en-IN"/>
+              </w:rPr>
+              <w:t xml:space="preserve">], </w:t>
+            </w:r>
+            <w:proofErr w:type="spellStart"/>
+            <w:r>
+              <w:rPr>
+                <w:rFonts w:ascii="Calibri" w:eastAsia="Calibri" w:hAnsi="Calibri" w:cs="Calibri"/>
+                <w:color w:val="000000" w:themeColor="text1"/>
+                <w:sz w:val="22"/>
+                <w:szCs w:val="22"/>
+                <w:lang w:val="en-IN"/>
+              </w:rPr>
+              <w:t>const</w:t>
+            </w:r>
+            <w:proofErr w:type="spellEnd"/>
+            <w:r>
+              <w:rPr>
+                <w:rFonts w:ascii="Calibri" w:eastAsia="Calibri" w:hAnsi="Calibri" w:cs="Calibri"/>
+                <w:color w:val="000000" w:themeColor="text1"/>
+                <w:sz w:val="22"/>
+                <w:szCs w:val="22"/>
+                <w:lang w:val="en-IN"/>
+              </w:rPr>
+              <w:t xml:space="preserve"> </w:t>
             </w:r>
             <w:r>
               <w:rPr>
@@ -4199,6 +5301,8 @@
               </w:rPr>
               <w:t xml:space="preserve">void </w:t>
             </w:r>
+            <w:proofErr w:type="spellStart"/>
+            <w:proofErr w:type="gramStart"/>
             <w:r>
               <w:rPr>
                 <w:rFonts w:ascii="Calibri" w:eastAsia="Calibri" w:hAnsi="Calibri" w:cs="Calibri"/>
@@ -4209,15 +5313,49 @@
               </w:rPr>
               <w:t>printStudents</w:t>
             </w:r>
-            <w:r>
-              <w:rPr>
-                <w:rFonts w:ascii="Calibri" w:eastAsia="Calibri" w:hAnsi="Calibri" w:cs="Calibri"/>
-                <w:color w:val="000000" w:themeColor="text1"/>
-                <w:sz w:val="22"/>
-                <w:szCs w:val="22"/>
-                <w:lang w:val="en-IN"/>
-              </w:rPr>
-              <w:t xml:space="preserve">(Student students[], </w:t>
+            <w:proofErr w:type="spellEnd"/>
+            <w:r>
+              <w:rPr>
+                <w:rFonts w:ascii="Calibri" w:eastAsia="Calibri" w:hAnsi="Calibri" w:cs="Calibri"/>
+                <w:color w:val="000000" w:themeColor="text1"/>
+                <w:sz w:val="22"/>
+                <w:szCs w:val="22"/>
+                <w:lang w:val="en-IN"/>
+              </w:rPr>
+              <w:t>(</w:t>
+            </w:r>
+            <w:proofErr w:type="gramEnd"/>
+            <w:r>
+              <w:rPr>
+                <w:rFonts w:ascii="Calibri" w:eastAsia="Calibri" w:hAnsi="Calibri" w:cs="Calibri"/>
+                <w:color w:val="000000" w:themeColor="text1"/>
+                <w:sz w:val="22"/>
+                <w:szCs w:val="22"/>
+                <w:lang w:val="en-IN"/>
+              </w:rPr>
+              <w:t xml:space="preserve">Student </w:t>
+            </w:r>
+            <w:proofErr w:type="gramStart"/>
+            <w:r>
+              <w:rPr>
+                <w:rFonts w:ascii="Calibri" w:eastAsia="Calibri" w:hAnsi="Calibri" w:cs="Calibri"/>
+                <w:color w:val="000000" w:themeColor="text1"/>
+                <w:sz w:val="22"/>
+                <w:szCs w:val="22"/>
+                <w:lang w:val="en-IN"/>
+              </w:rPr>
+              <w:t>students[</w:t>
+            </w:r>
+            <w:proofErr w:type="gramEnd"/>
+            <w:r>
+              <w:rPr>
+                <w:rFonts w:ascii="Calibri" w:eastAsia="Calibri" w:hAnsi="Calibri" w:cs="Calibri"/>
+                <w:color w:val="000000" w:themeColor="text1"/>
+                <w:sz w:val="22"/>
+                <w:szCs w:val="22"/>
+                <w:lang w:val="en-IN"/>
+              </w:rPr>
+              <w:t xml:space="preserve">], </w:t>
             </w:r>
             <w:r>
               <w:rPr>
@@ -4513,6 +5651,8 @@
               </w:rPr>
               <w:t xml:space="preserve">void </w:t>
             </w:r>
+            <w:proofErr w:type="spellStart"/>
+            <w:proofErr w:type="gramStart"/>
             <w:r>
               <w:rPr>
                 <w:rFonts w:cstheme="minorHAnsi"/>
@@ -4522,6 +5662,7 @@
               </w:rPr>
               <w:t>inputTemperatures</w:t>
             </w:r>
+            <w:proofErr w:type="spellEnd"/>
             <w:r>
               <w:rPr>
                 <w:rFonts w:cstheme="minorHAnsi"/>
@@ -4530,6 +5671,7 @@
               </w:rPr>
               <w:t>(</w:t>
             </w:r>
+            <w:proofErr w:type="gramEnd"/>
             <w:r>
               <w:rPr>
                 <w:rFonts w:cstheme="minorHAnsi"/>
@@ -4585,6 +5727,8 @@
               </w:rPr>
               <w:t xml:space="preserve">float </w:t>
             </w:r>
+            <w:proofErr w:type="spellStart"/>
+            <w:proofErr w:type="gramStart"/>
             <w:r>
               <w:rPr>
                 <w:rFonts w:cstheme="minorHAnsi"/>
@@ -4594,6 +5738,7 @@
               </w:rPr>
               <w:t>findHighest</w:t>
             </w:r>
+            <w:proofErr w:type="spellEnd"/>
             <w:r>
               <w:rPr>
                 <w:rFonts w:cstheme="minorHAnsi"/>
@@ -4602,6 +5747,7 @@
               </w:rPr>
               <w:t>(</w:t>
             </w:r>
+            <w:proofErr w:type="gramEnd"/>
             <w:r>
               <w:rPr>
                 <w:rFonts w:cstheme="minorHAnsi"/>
@@ -4657,6 +5803,8 @@
               </w:rPr>
               <w:t xml:space="preserve">float </w:t>
             </w:r>
+            <w:proofErr w:type="spellStart"/>
+            <w:proofErr w:type="gramStart"/>
             <w:r>
               <w:rPr>
                 <w:rFonts w:cstheme="minorHAnsi"/>
@@ -4666,6 +5814,7 @@
               </w:rPr>
               <w:t>findLowest</w:t>
             </w:r>
+            <w:proofErr w:type="spellEnd"/>
             <w:r>
               <w:rPr>
                 <w:rFonts w:cstheme="minorHAnsi"/>
@@ -4674,6 +5823,7 @@
               </w:rPr>
               <w:t>(</w:t>
             </w:r>
+            <w:proofErr w:type="gramEnd"/>
             <w:r>
               <w:rPr>
                 <w:rFonts w:cstheme="minorHAnsi"/>
@@ -4729,6 +5879,7 @@
               </w:rPr>
               <w:t xml:space="preserve">void </w:t>
             </w:r>
+            <w:proofErr w:type="gramStart"/>
             <w:r>
               <w:rPr>
                 <w:rFonts w:cstheme="minorHAnsi"/>
@@ -4746,6 +5897,7 @@
               </w:rPr>
               <w:t>(</w:t>
             </w:r>
+            <w:proofErr w:type="gramEnd"/>
             <w:r>
               <w:rPr>
                 <w:rFonts w:cstheme="minorHAnsi"/>
@@ -4998,12 +6150,21 @@
               </w:rPr>
               <w:t xml:space="preserve">float </w:t>
             </w:r>
-            <w:r>
-              <w:rPr>
-                <w:sz w:val="22"/>
-                <w:szCs w:val="22"/>
-              </w:rPr>
-              <w:t>total_bill;</w:t>
+            <w:proofErr w:type="spellStart"/>
+            <w:r>
+              <w:rPr>
+                <w:sz w:val="22"/>
+                <w:szCs w:val="22"/>
+              </w:rPr>
+              <w:t>total_bill</w:t>
+            </w:r>
+            <w:proofErr w:type="spellEnd"/>
+            <w:r>
+              <w:rPr>
+                <w:sz w:val="22"/>
+                <w:szCs w:val="22"/>
+              </w:rPr>
+              <w:t>;</w:t>
             </w:r>
           </w:p>
           <w:p>
@@ -5021,7 +6182,23 @@
                 <w:sz w:val="22"/>
                 <w:szCs w:val="22"/>
               </w:rPr>
-              <w:t>} ElectricityBill;</w:t>
+              <w:t xml:space="preserve">} </w:t>
+            </w:r>
+            <w:proofErr w:type="spellStart"/>
+            <w:r>
+              <w:rPr>
+                <w:sz w:val="22"/>
+                <w:szCs w:val="22"/>
+              </w:rPr>
+              <w:t>ElectricityBill</w:t>
+            </w:r>
+            <w:proofErr w:type="spellEnd"/>
+            <w:r>
+              <w:rPr>
+                <w:sz w:val="22"/>
+                <w:szCs w:val="22"/>
+              </w:rPr>
+              <w:t>;</w:t>
             </w:r>
           </w:p>
           <w:p>
@@ -5057,13 +6234,23 @@
                 <w:szCs w:val="22"/>
               </w:rPr>
             </w:pPr>
-            <w:r>
-              <w:rPr>
-                <w:sz w:val="22"/>
-                <w:szCs w:val="22"/>
-              </w:rPr>
-              <w:t xml:space="preserve">ElectricityBill </w:t>
-            </w:r>
+            <w:proofErr w:type="spellStart"/>
+            <w:r>
+              <w:rPr>
+                <w:sz w:val="22"/>
+                <w:szCs w:val="22"/>
+              </w:rPr>
+              <w:t>ElectricityBill</w:t>
+            </w:r>
+            <w:proofErr w:type="spellEnd"/>
+            <w:r>
+              <w:rPr>
+                <w:sz w:val="22"/>
+                <w:szCs w:val="22"/>
+              </w:rPr>
+              <w:t xml:space="preserve"> </w:t>
+            </w:r>
+            <w:proofErr w:type="gramStart"/>
             <w:r>
               <w:rPr>
                 <w:color w:val="833C0B" w:themeColor="accent2" w:themeShade="80"/>
@@ -5078,7 +6265,16 @@
                 <w:sz w:val="22"/>
                 <w:szCs w:val="22"/>
               </w:rPr>
-              <w:t>()</w:t>
+              <w:t>(</w:t>
+            </w:r>
+            <w:proofErr w:type="gramEnd"/>
+            <w:r>
+              <w:rPr>
+                <w:color w:val="000000" w:themeColor="text1"/>
+                <w:sz w:val="22"/>
+                <w:szCs w:val="22"/>
+              </w:rPr>
+              <w:t>)</w:t>
             </w:r>
             <w:r>
               <w:rPr>
@@ -5098,27 +6294,64 @@
                 <w:szCs w:val="22"/>
               </w:rPr>
             </w:pPr>
-            <w:r>
-              <w:rPr>
-                <w:sz w:val="22"/>
-                <w:szCs w:val="22"/>
-              </w:rPr>
-              <w:t xml:space="preserve">ElectricityBill </w:t>
-            </w:r>
+            <w:proofErr w:type="spellStart"/>
+            <w:r>
+              <w:rPr>
+                <w:sz w:val="22"/>
+                <w:szCs w:val="22"/>
+              </w:rPr>
+              <w:t>ElectricityBill</w:t>
+            </w:r>
+            <w:proofErr w:type="spellEnd"/>
+            <w:r>
+              <w:rPr>
+                <w:sz w:val="22"/>
+                <w:szCs w:val="22"/>
+              </w:rPr>
+              <w:t xml:space="preserve"> </w:t>
+            </w:r>
+            <w:proofErr w:type="spellStart"/>
             <w:r>
               <w:rPr>
                 <w:color w:val="833C0B" w:themeColor="accent2" w:themeShade="80"/>
                 <w:sz w:val="22"/>
                 <w:szCs w:val="22"/>
               </w:rPr>
-              <w:t>calculate_bill</w:t>
-            </w:r>
-            <w:r>
-              <w:rPr>
-                <w:sz w:val="22"/>
-                <w:szCs w:val="22"/>
-              </w:rPr>
-              <w:t>(ElectricityBill bill);</w:t>
+              <w:t>calculate_</w:t>
+            </w:r>
+            <w:proofErr w:type="gramStart"/>
+            <w:r>
+              <w:rPr>
+                <w:color w:val="833C0B" w:themeColor="accent2" w:themeShade="80"/>
+                <w:sz w:val="22"/>
+                <w:szCs w:val="22"/>
+              </w:rPr>
+              <w:t>bill</w:t>
+            </w:r>
+            <w:proofErr w:type="spellEnd"/>
+            <w:r>
+              <w:rPr>
+                <w:sz w:val="22"/>
+                <w:szCs w:val="22"/>
+              </w:rPr>
+              <w:t>(</w:t>
+            </w:r>
+            <w:proofErr w:type="spellStart"/>
+            <w:proofErr w:type="gramEnd"/>
+            <w:r>
+              <w:rPr>
+                <w:sz w:val="22"/>
+                <w:szCs w:val="22"/>
+              </w:rPr>
+              <w:t>ElectricityBill</w:t>
+            </w:r>
+            <w:proofErr w:type="spellEnd"/>
+            <w:r>
+              <w:rPr>
+                <w:sz w:val="22"/>
+                <w:szCs w:val="22"/>
+              </w:rPr>
+              <w:t xml:space="preserve"> bill);</w:t>
             </w:r>
           </w:p>
           <w:p>
@@ -5139,6 +6372,7 @@
               </w:rPr>
               <w:t xml:space="preserve">void </w:t>
             </w:r>
+            <w:proofErr w:type="gramStart"/>
             <w:r>
               <w:rPr>
                 <w:color w:val="833C0B" w:themeColor="accent2" w:themeShade="80"/>
@@ -5152,7 +6386,24 @@
                 <w:sz w:val="22"/>
                 <w:szCs w:val="22"/>
               </w:rPr>
-              <w:t>(ElectricityBill bill);</w:t>
+              <w:t>(</w:t>
+            </w:r>
+            <w:proofErr w:type="spellStart"/>
+            <w:proofErr w:type="gramEnd"/>
+            <w:r>
+              <w:rPr>
+                <w:sz w:val="22"/>
+                <w:szCs w:val="22"/>
+              </w:rPr>
+              <w:t>ElectricityBill</w:t>
+            </w:r>
+            <w:proofErr w:type="spellEnd"/>
+            <w:r>
+              <w:rPr>
+                <w:sz w:val="22"/>
+                <w:szCs w:val="22"/>
+              </w:rPr>
+              <w:t xml:space="preserve"> bill);</w:t>
             </w:r>
           </w:p>
           <w:p>
@@ -5339,12 +6590,21 @@
               </w:rPr>
               <w:t xml:space="preserve">float </w:t>
             </w:r>
-            <w:r>
-              <w:rPr>
-                <w:sz w:val="22"/>
-                <w:szCs w:val="22"/>
-              </w:rPr>
-              <w:t>total_bill;</w:t>
+            <w:proofErr w:type="spellStart"/>
+            <w:r>
+              <w:rPr>
+                <w:sz w:val="22"/>
+                <w:szCs w:val="22"/>
+              </w:rPr>
+              <w:t>total_bill</w:t>
+            </w:r>
+            <w:proofErr w:type="spellEnd"/>
+            <w:r>
+              <w:rPr>
+                <w:sz w:val="22"/>
+                <w:szCs w:val="22"/>
+              </w:rPr>
+              <w:t>;</w:t>
             </w:r>
           </w:p>
           <w:p>
@@ -5362,7 +6622,23 @@
                 <w:sz w:val="22"/>
                 <w:szCs w:val="22"/>
               </w:rPr>
-              <w:t>} ElectricityBill;</w:t>
+              <w:t xml:space="preserve">} </w:t>
+            </w:r>
+            <w:proofErr w:type="spellStart"/>
+            <w:r>
+              <w:rPr>
+                <w:sz w:val="22"/>
+                <w:szCs w:val="22"/>
+              </w:rPr>
+              <w:t>ElectricityBill</w:t>
+            </w:r>
+            <w:proofErr w:type="spellEnd"/>
+            <w:r>
+              <w:rPr>
+                <w:sz w:val="22"/>
+                <w:szCs w:val="22"/>
+              </w:rPr>
+              <w:t>;</w:t>
             </w:r>
           </w:p>
           <w:p>
@@ -5398,13 +6674,23 @@
                 <w:szCs w:val="22"/>
               </w:rPr>
             </w:pPr>
-            <w:r>
-              <w:rPr>
-                <w:sz w:val="22"/>
-                <w:szCs w:val="22"/>
-              </w:rPr>
-              <w:t xml:space="preserve">ElectricityBill </w:t>
-            </w:r>
+            <w:proofErr w:type="spellStart"/>
+            <w:r>
+              <w:rPr>
+                <w:sz w:val="22"/>
+                <w:szCs w:val="22"/>
+              </w:rPr>
+              <w:t>ElectricityBill</w:t>
+            </w:r>
+            <w:proofErr w:type="spellEnd"/>
+            <w:r>
+              <w:rPr>
+                <w:sz w:val="22"/>
+                <w:szCs w:val="22"/>
+              </w:rPr>
+              <w:t xml:space="preserve"> </w:t>
+            </w:r>
+            <w:proofErr w:type="gramStart"/>
             <w:r>
               <w:rPr>
                 <w:color w:val="833C0B" w:themeColor="accent2" w:themeShade="80"/>
@@ -5419,7 +6705,16 @@
                 <w:sz w:val="22"/>
                 <w:szCs w:val="22"/>
               </w:rPr>
-              <w:t>()</w:t>
+              <w:t>(</w:t>
+            </w:r>
+            <w:proofErr w:type="gramEnd"/>
+            <w:r>
+              <w:rPr>
+                <w:color w:val="000000" w:themeColor="text1"/>
+                <w:sz w:val="22"/>
+                <w:szCs w:val="22"/>
+              </w:rPr>
+              <w:t>)</w:t>
             </w:r>
             <w:r>
               <w:rPr>
@@ -5439,27 +6734,64 @@
                 <w:szCs w:val="22"/>
               </w:rPr>
             </w:pPr>
-            <w:r>
-              <w:rPr>
-                <w:sz w:val="22"/>
-                <w:szCs w:val="22"/>
-              </w:rPr>
-              <w:t xml:space="preserve">ElectricityBill </w:t>
-            </w:r>
+            <w:proofErr w:type="spellStart"/>
+            <w:r>
+              <w:rPr>
+                <w:sz w:val="22"/>
+                <w:szCs w:val="22"/>
+              </w:rPr>
+              <w:t>ElectricityBill</w:t>
+            </w:r>
+            <w:proofErr w:type="spellEnd"/>
+            <w:r>
+              <w:rPr>
+                <w:sz w:val="22"/>
+                <w:szCs w:val="22"/>
+              </w:rPr>
+              <w:t xml:space="preserve"> </w:t>
+            </w:r>
+            <w:proofErr w:type="spellStart"/>
             <w:r>
               <w:rPr>
                 <w:color w:val="833C0B" w:themeColor="accent2" w:themeShade="80"/>
                 <w:sz w:val="22"/>
                 <w:szCs w:val="22"/>
               </w:rPr>
-              <w:t>calculate_bill</w:t>
-            </w:r>
-            <w:r>
-              <w:rPr>
-                <w:sz w:val="22"/>
-                <w:szCs w:val="22"/>
-              </w:rPr>
-              <w:t>(ElectricityBill bill);</w:t>
+              <w:t>calculate_</w:t>
+            </w:r>
+            <w:proofErr w:type="gramStart"/>
+            <w:r>
+              <w:rPr>
+                <w:color w:val="833C0B" w:themeColor="accent2" w:themeShade="80"/>
+                <w:sz w:val="22"/>
+                <w:szCs w:val="22"/>
+              </w:rPr>
+              <w:t>bill</w:t>
+            </w:r>
+            <w:proofErr w:type="spellEnd"/>
+            <w:r>
+              <w:rPr>
+                <w:sz w:val="22"/>
+                <w:szCs w:val="22"/>
+              </w:rPr>
+              <w:t>(</w:t>
+            </w:r>
+            <w:proofErr w:type="spellStart"/>
+            <w:proofErr w:type="gramEnd"/>
+            <w:r>
+              <w:rPr>
+                <w:sz w:val="22"/>
+                <w:szCs w:val="22"/>
+              </w:rPr>
+              <w:t>ElectricityBill</w:t>
+            </w:r>
+            <w:proofErr w:type="spellEnd"/>
+            <w:r>
+              <w:rPr>
+                <w:sz w:val="22"/>
+                <w:szCs w:val="22"/>
+              </w:rPr>
+              <w:t xml:space="preserve"> bill);</w:t>
             </w:r>
           </w:p>
           <w:p>
@@ -5481,6 +6813,7 @@
               <w:lastRenderedPageBreak/>
               <w:t xml:space="preserve">void </w:t>
             </w:r>
+            <w:proofErr w:type="gramStart"/>
             <w:r>
               <w:rPr>
                 <w:color w:val="833C0B" w:themeColor="accent2" w:themeShade="80"/>
@@ -5494,7 +6827,24 @@
                 <w:sz w:val="22"/>
                 <w:szCs w:val="22"/>
               </w:rPr>
-              <w:t>(ElectricityBill bill);</w:t>
+              <w:t>(</w:t>
+            </w:r>
+            <w:proofErr w:type="spellStart"/>
+            <w:proofErr w:type="gramEnd"/>
+            <w:r>
+              <w:rPr>
+                <w:sz w:val="22"/>
+                <w:szCs w:val="22"/>
+              </w:rPr>
+              <w:t>ElectricityBill</w:t>
+            </w:r>
+            <w:proofErr w:type="spellEnd"/>
+            <w:r>
+              <w:rPr>
+                <w:sz w:val="22"/>
+                <w:szCs w:val="22"/>
+              </w:rPr>
+              <w:t xml:space="preserve"> bill);</w:t>
             </w:r>
           </w:p>
         </w:tc>
@@ -5647,12 +6997,21 @@
               </w:rPr>
               <w:t xml:space="preserve">int </w:t>
             </w:r>
-            <w:r>
-              <w:rPr>
-                <w:sz w:val="22"/>
-                <w:szCs w:val="22"/>
-              </w:rPr>
-              <w:t>consumerID;</w:t>
+            <w:proofErr w:type="spellStart"/>
+            <w:r>
+              <w:rPr>
+                <w:sz w:val="22"/>
+                <w:szCs w:val="22"/>
+              </w:rPr>
+              <w:t>consumerID</w:t>
+            </w:r>
+            <w:proofErr w:type="spellEnd"/>
+            <w:r>
+              <w:rPr>
+                <w:sz w:val="22"/>
+                <w:szCs w:val="22"/>
+              </w:rPr>
+              <w:t>;</w:t>
             </w:r>
           </w:p>
           <w:p>
@@ -5687,12 +7046,21 @@
               </w:rPr>
               <w:t xml:space="preserve">float </w:t>
             </w:r>
-            <w:r>
-              <w:rPr>
-                <w:sz w:val="22"/>
-                <w:szCs w:val="22"/>
-              </w:rPr>
-              <w:t>unitsConsumed;</w:t>
+            <w:proofErr w:type="spellStart"/>
+            <w:r>
+              <w:rPr>
+                <w:sz w:val="22"/>
+                <w:szCs w:val="22"/>
+              </w:rPr>
+              <w:t>unitsConsumed</w:t>
+            </w:r>
+            <w:proofErr w:type="spellEnd"/>
+            <w:r>
+              <w:rPr>
+                <w:sz w:val="22"/>
+                <w:szCs w:val="22"/>
+              </w:rPr>
+              <w:t>;</w:t>
             </w:r>
           </w:p>
           <w:p>
@@ -5727,12 +7095,21 @@
               </w:rPr>
               <w:t xml:space="preserve">float </w:t>
             </w:r>
-            <w:r>
-              <w:rPr>
-                <w:sz w:val="22"/>
-                <w:szCs w:val="22"/>
-              </w:rPr>
-              <w:t>billAmount;</w:t>
+            <w:proofErr w:type="spellStart"/>
+            <w:r>
+              <w:rPr>
+                <w:sz w:val="22"/>
+                <w:szCs w:val="22"/>
+              </w:rPr>
+              <w:t>billAmount</w:t>
+            </w:r>
+            <w:proofErr w:type="spellEnd"/>
+            <w:r>
+              <w:rPr>
+                <w:sz w:val="22"/>
+                <w:szCs w:val="22"/>
+              </w:rPr>
+              <w:t>;</w:t>
             </w:r>
           </w:p>
           <w:p>
@@ -5797,6 +7174,7 @@
               </w:rPr>
               <w:t xml:space="preserve">void </w:t>
             </w:r>
+            <w:proofErr w:type="gramStart"/>
             <w:r>
               <w:rPr>
                 <w:rFonts w:ascii="Calibri" w:eastAsia="Calibri" w:hAnsi="Calibri" w:cs="Calibri"/>
@@ -5815,6 +7193,7 @@
               </w:rPr>
               <w:t>(</w:t>
             </w:r>
+            <w:proofErr w:type="gramEnd"/>
             <w:r>
               <w:rPr>
                 <w:rFonts w:ascii="Calibri" w:eastAsia="Calibri" w:hAnsi="Calibri" w:cs="Calibri"/>
@@ -5854,6 +7233,7 @@
               </w:rPr>
               <w:t xml:space="preserve">void </w:t>
             </w:r>
+            <w:proofErr w:type="spellStart"/>
             <w:r>
               <w:rPr>
                 <w:rFonts w:ascii="Calibri" w:eastAsia="Calibri" w:hAnsi="Calibri" w:cs="Calibri"/>
@@ -5861,8 +7241,19 @@
                 <w:sz w:val="22"/>
                 <w:szCs w:val="22"/>
               </w:rPr>
-              <w:t>calculate_Bills</w:t>
-            </w:r>
+              <w:t>calculate_</w:t>
+            </w:r>
+            <w:proofErr w:type="gramStart"/>
+            <w:r>
+              <w:rPr>
+                <w:rFonts w:ascii="Calibri" w:eastAsia="Calibri" w:hAnsi="Calibri" w:cs="Calibri"/>
+                <w:color w:val="833C0B" w:themeColor="accent2" w:themeShade="80"/>
+                <w:sz w:val="22"/>
+                <w:szCs w:val="22"/>
+              </w:rPr>
+              <w:t>Bills</w:t>
+            </w:r>
+            <w:proofErr w:type="spellEnd"/>
             <w:r>
               <w:rPr>
                 <w:rFonts w:ascii="Calibri" w:eastAsia="Calibri" w:hAnsi="Calibri" w:cs="Calibri"/>
@@ -5872,6 +7263,7 @@
               </w:rPr>
               <w:t>(</w:t>
             </w:r>
+            <w:proofErr w:type="gramEnd"/>
             <w:r>
               <w:rPr>
                 <w:rFonts w:ascii="Calibri" w:eastAsia="Calibri" w:hAnsi="Calibri" w:cs="Calibri"/>
@@ -5911,6 +7303,8 @@
               </w:rPr>
               <w:t xml:space="preserve">int </w:t>
             </w:r>
+            <w:proofErr w:type="spellStart"/>
+            <w:proofErr w:type="gramStart"/>
             <w:r>
               <w:rPr>
                 <w:rFonts w:ascii="Calibri" w:eastAsia="Calibri" w:hAnsi="Calibri" w:cs="Calibri"/>
@@ -5920,6 +7314,7 @@
               </w:rPr>
               <w:t>findHighestBillIndex</w:t>
             </w:r>
+            <w:proofErr w:type="spellEnd"/>
             <w:r>
               <w:rPr>
                 <w:rFonts w:ascii="Calibri" w:eastAsia="Calibri" w:hAnsi="Calibri" w:cs="Calibri"/>
@@ -5929,6 +7324,7 @@
               </w:rPr>
               <w:t>(</w:t>
             </w:r>
+            <w:proofErr w:type="gramEnd"/>
             <w:r>
               <w:rPr>
                 <w:rFonts w:ascii="Calibri" w:eastAsia="Calibri" w:hAnsi="Calibri" w:cs="Calibri"/>
@@ -5969,6 +7365,8 @@
               </w:rPr>
               <w:t xml:space="preserve">void </w:t>
             </w:r>
+            <w:proofErr w:type="spellStart"/>
+            <w:proofErr w:type="gramStart"/>
             <w:r>
               <w:rPr>
                 <w:rFonts w:ascii="Calibri" w:eastAsia="Calibri" w:hAnsi="Calibri" w:cs="Calibri"/>
@@ -5978,6 +7376,7 @@
               </w:rPr>
               <w:t>displayHighestBill</w:t>
             </w:r>
+            <w:proofErr w:type="spellEnd"/>
             <w:r>
               <w:rPr>
                 <w:rFonts w:ascii="Calibri" w:eastAsia="Calibri" w:hAnsi="Calibri" w:cs="Calibri"/>
@@ -5987,6 +7386,7 @@
               </w:rPr>
               <w:t>(</w:t>
             </w:r>
+            <w:proofErr w:type="gramEnd"/>
             <w:r>
               <w:rPr>
                 <w:rFonts w:ascii="Calibri" w:eastAsia="Calibri" w:hAnsi="Calibri" w:cs="Calibri"/>
@@ -6003,7 +7403,27 @@
                 <w:sz w:val="22"/>
                 <w:szCs w:val="22"/>
               </w:rPr>
-              <w:t>index, Bill bills[]);</w:t>
+              <w:t xml:space="preserve">index, Bill </w:t>
+            </w:r>
+            <w:proofErr w:type="gramStart"/>
+            <w:r>
+              <w:rPr>
+                <w:rFonts w:ascii="Calibri" w:eastAsia="Calibri" w:hAnsi="Calibri" w:cs="Calibri"/>
+                <w:color w:val="000000" w:themeColor="text1"/>
+                <w:sz w:val="22"/>
+                <w:szCs w:val="22"/>
+              </w:rPr>
+              <w:t>bills[</w:t>
+            </w:r>
+            <w:proofErr w:type="gramEnd"/>
+            <w:r>
+              <w:rPr>
+                <w:rFonts w:ascii="Calibri" w:eastAsia="Calibri" w:hAnsi="Calibri" w:cs="Calibri"/>
+                <w:color w:val="000000" w:themeColor="text1"/>
+                <w:sz w:val="22"/>
+                <w:szCs w:val="22"/>
+              </w:rPr>
+              <w:t>]);</w:t>
             </w:r>
           </w:p>
         </w:tc>
@@ -6103,6 +7523,7 @@
                 <w:szCs w:val="22"/>
               </w:rPr>
             </w:pPr>
+            <w:proofErr w:type="spellStart"/>
             <w:r>
               <w:rPr>
                 <w:rFonts w:ascii="Calibri" w:hAnsi="Calibri" w:cs="Calibri"/>
@@ -6111,6 +7532,7 @@
               </w:rPr>
               <w:t>player_name</w:t>
             </w:r>
+            <w:proofErr w:type="spellEnd"/>
           </w:p>
           <w:p>
             <w:pPr>
@@ -6127,6 +7549,7 @@
                 <w:szCs w:val="22"/>
               </w:rPr>
             </w:pPr>
+            <w:proofErr w:type="spellStart"/>
             <w:r>
               <w:rPr>
                 <w:rFonts w:ascii="Calibri" w:hAnsi="Calibri" w:cs="Calibri"/>
@@ -6135,6 +7558,7 @@
               </w:rPr>
               <w:t>jersey_number</w:t>
             </w:r>
+            <w:proofErr w:type="spellEnd"/>
           </w:p>
           <w:p>
             <w:pPr>
@@ -6151,6 +7575,7 @@
                 <w:szCs w:val="22"/>
               </w:rPr>
             </w:pPr>
+            <w:proofErr w:type="spellStart"/>
             <w:r>
               <w:rPr>
                 <w:rFonts w:ascii="Calibri" w:hAnsi="Calibri" w:cs="Calibri"/>
@@ -6159,6 +7584,7 @@
               </w:rPr>
               <w:t>runs_scored</w:t>
             </w:r>
+            <w:proofErr w:type="spellEnd"/>
           </w:p>
           <w:p>
             <w:pPr>
@@ -6275,6 +7701,8 @@
               </w:rPr>
               <w:t xml:space="preserve">void </w:t>
             </w:r>
+            <w:proofErr w:type="spellStart"/>
+            <w:proofErr w:type="gramStart"/>
             <w:r>
               <w:rPr>
                 <w:rFonts w:ascii="Calibri" w:eastAsia="Calibri" w:hAnsi="Calibri" w:cs="Calibri"/>
@@ -6285,6 +7713,7 @@
               </w:rPr>
               <w:t>readPlayers</w:t>
             </w:r>
+            <w:proofErr w:type="spellEnd"/>
             <w:r>
               <w:rPr>
                 <w:rFonts w:ascii="Calibri" w:eastAsia="Calibri" w:hAnsi="Calibri" w:cs="Calibri"/>
@@ -6295,6 +7724,7 @@
               </w:rPr>
               <w:t>(</w:t>
             </w:r>
+            <w:proofErr w:type="gramEnd"/>
             <w:r>
               <w:rPr>
                 <w:rFonts w:ascii="Calibri" w:eastAsia="Calibri" w:hAnsi="Calibri" w:cs="Calibri"/>
@@ -6313,7 +7743,29 @@
                 <w:szCs w:val="22"/>
                 <w:lang w:val="en-IN"/>
               </w:rPr>
-              <w:t>n, Player p[]);</w:t>
+              <w:t xml:space="preserve">n, Player </w:t>
+            </w:r>
+            <w:proofErr w:type="gramStart"/>
+            <w:r>
+              <w:rPr>
+                <w:rFonts w:ascii="Calibri" w:eastAsia="Calibri" w:hAnsi="Calibri" w:cs="Calibri"/>
+                <w:color w:val="000000" w:themeColor="text1"/>
+                <w:sz w:val="22"/>
+                <w:szCs w:val="22"/>
+                <w:lang w:val="en-IN"/>
+              </w:rPr>
+              <w:t>p[</w:t>
+            </w:r>
+            <w:proofErr w:type="gramEnd"/>
+            <w:r>
+              <w:rPr>
+                <w:rFonts w:ascii="Calibri" w:eastAsia="Calibri" w:hAnsi="Calibri" w:cs="Calibri"/>
+                <w:color w:val="000000" w:themeColor="text1"/>
+                <w:sz w:val="22"/>
+                <w:szCs w:val="22"/>
+                <w:lang w:val="en-IN"/>
+              </w:rPr>
+              <w:t>]);</w:t>
             </w:r>
           </w:p>
           <w:p>
@@ -6339,6 +7791,8 @@
               </w:rPr>
               <w:t xml:space="preserve">float </w:t>
             </w:r>
+            <w:proofErr w:type="spellStart"/>
+            <w:proofErr w:type="gramStart"/>
             <w:r>
               <w:rPr>
                 <w:rFonts w:ascii="Calibri" w:eastAsia="Calibri" w:hAnsi="Calibri" w:cs="Calibri"/>
@@ -6349,6 +7803,7 @@
               </w:rPr>
               <w:t>calculateAverageRuns</w:t>
             </w:r>
+            <w:proofErr w:type="spellEnd"/>
             <w:r>
               <w:rPr>
                 <w:rFonts w:ascii="Calibri" w:eastAsia="Calibri" w:hAnsi="Calibri" w:cs="Calibri"/>
@@ -6359,6 +7814,7 @@
               </w:rPr>
               <w:t>(</w:t>
             </w:r>
+            <w:proofErr w:type="gramEnd"/>
             <w:r>
               <w:rPr>
                 <w:rFonts w:ascii="Calibri" w:eastAsia="Calibri" w:hAnsi="Calibri" w:cs="Calibri"/>
@@ -6389,15 +7845,27 @@
               </w:rPr>
               <w:t xml:space="preserve"> </w:t>
             </w:r>
-            <w:r>
-              <w:rPr>
-                <w:rFonts w:ascii="Calibri" w:eastAsia="Calibri" w:hAnsi="Calibri" w:cs="Calibri"/>
-                <w:color w:val="000000" w:themeColor="text1"/>
-                <w:sz w:val="22"/>
-                <w:szCs w:val="22"/>
-                <w:lang w:val="en-IN"/>
-              </w:rPr>
-              <w:t>p[]);</w:t>
+            <w:proofErr w:type="gramStart"/>
+            <w:r>
+              <w:rPr>
+                <w:rFonts w:ascii="Calibri" w:eastAsia="Calibri" w:hAnsi="Calibri" w:cs="Calibri"/>
+                <w:color w:val="000000" w:themeColor="text1"/>
+                <w:sz w:val="22"/>
+                <w:szCs w:val="22"/>
+                <w:lang w:val="en-IN"/>
+              </w:rPr>
+              <w:t>p[</w:t>
+            </w:r>
+            <w:proofErr w:type="gramEnd"/>
+            <w:r>
+              <w:rPr>
+                <w:rFonts w:ascii="Calibri" w:eastAsia="Calibri" w:hAnsi="Calibri" w:cs="Calibri"/>
+                <w:color w:val="000000" w:themeColor="text1"/>
+                <w:sz w:val="22"/>
+                <w:szCs w:val="22"/>
+                <w:lang w:val="en-IN"/>
+              </w:rPr>
+              <w:t>]);</w:t>
             </w:r>
           </w:p>
         </w:tc>
@@ -6551,6 +8019,7 @@
               </w:rPr>
               <w:t xml:space="preserve">void </w:t>
             </w:r>
+            <w:proofErr w:type="spellStart"/>
             <w:r>
               <w:rPr>
                 <w:rFonts w:ascii="Calibri" w:eastAsia="Calibri" w:hAnsi="Calibri" w:cs="Calibri"/>
@@ -6559,18 +8028,31 @@
                 <w:szCs w:val="22"/>
                 <w:lang w:val="en-GB"/>
               </w:rPr>
-              <w:t>read_string</w:t>
-            </w:r>
-            <w:r>
-              <w:rPr>
-                <w:rFonts w:ascii="Calibri" w:eastAsia="Calibri" w:hAnsi="Calibri" w:cs="Calibri"/>
-                <w:color w:val="000000" w:themeColor="text1"/>
+              <w:t>read_</w:t>
+            </w:r>
+            <w:proofErr w:type="gramStart"/>
+            <w:r>
+              <w:rPr>
+                <w:rFonts w:ascii="Calibri" w:eastAsia="Calibri" w:hAnsi="Calibri" w:cs="Calibri"/>
+                <w:color w:val="833C0B" w:themeColor="accent2" w:themeShade="80"/>
                 <w:sz w:val="22"/>
                 <w:szCs w:val="22"/>
                 <w:lang w:val="en-GB"/>
               </w:rPr>
+              <w:t>string</w:t>
+            </w:r>
+            <w:proofErr w:type="spellEnd"/>
+            <w:r>
+              <w:rPr>
+                <w:rFonts w:ascii="Calibri" w:eastAsia="Calibri" w:hAnsi="Calibri" w:cs="Calibri"/>
+                <w:color w:val="000000" w:themeColor="text1"/>
+                <w:sz w:val="22"/>
+                <w:szCs w:val="22"/>
+                <w:lang w:val="en-GB"/>
+              </w:rPr>
               <w:t>(</w:t>
             </w:r>
+            <w:proofErr w:type="gramEnd"/>
             <w:r>
               <w:rPr>
                 <w:rFonts w:ascii="Calibri" w:eastAsia="Calibri" w:hAnsi="Calibri" w:cs="Calibri"/>
@@ -6581,6 +8063,7 @@
               </w:rPr>
               <w:t xml:space="preserve">char </w:t>
             </w:r>
+            <w:proofErr w:type="gramStart"/>
             <w:r>
               <w:rPr>
                 <w:rFonts w:ascii="Calibri" w:eastAsia="Calibri" w:hAnsi="Calibri" w:cs="Calibri"/>
@@ -6589,7 +8072,18 @@
                 <w:szCs w:val="22"/>
                 <w:lang w:val="en-GB"/>
               </w:rPr>
-              <w:t xml:space="preserve">str[], </w:t>
+              <w:t>str[</w:t>
+            </w:r>
+            <w:proofErr w:type="gramEnd"/>
+            <w:r>
+              <w:rPr>
+                <w:rFonts w:ascii="Calibri" w:eastAsia="Calibri" w:hAnsi="Calibri" w:cs="Calibri"/>
+                <w:color w:val="000000" w:themeColor="text1"/>
+                <w:sz w:val="22"/>
+                <w:szCs w:val="22"/>
+                <w:lang w:val="en-GB"/>
+              </w:rPr>
+              <w:t xml:space="preserve">], </w:t>
             </w:r>
             <w:r>
               <w:rPr>
@@ -6635,6 +8129,7 @@
               </w:rPr>
               <w:t xml:space="preserve">void </w:t>
             </w:r>
+            <w:proofErr w:type="spellStart"/>
             <w:r>
               <w:rPr>
                 <w:rFonts w:ascii="Calibri" w:eastAsia="Calibri" w:hAnsi="Calibri" w:cs="Calibri"/>
@@ -6643,18 +8138,31 @@
                 <w:szCs w:val="22"/>
                 <w:lang w:val="en-GB"/>
               </w:rPr>
-              <w:t>print_string</w:t>
-            </w:r>
-            <w:r>
-              <w:rPr>
-                <w:rFonts w:ascii="Calibri" w:eastAsia="Calibri" w:hAnsi="Calibri" w:cs="Calibri"/>
-                <w:color w:val="000000" w:themeColor="text1"/>
+              <w:t>print_</w:t>
+            </w:r>
+            <w:proofErr w:type="gramStart"/>
+            <w:r>
+              <w:rPr>
+                <w:rFonts w:ascii="Calibri" w:eastAsia="Calibri" w:hAnsi="Calibri" w:cs="Calibri"/>
+                <w:color w:val="833C0B" w:themeColor="accent2" w:themeShade="80"/>
                 <w:sz w:val="22"/>
                 <w:szCs w:val="22"/>
                 <w:lang w:val="en-GB"/>
               </w:rPr>
+              <w:t>string</w:t>
+            </w:r>
+            <w:proofErr w:type="spellEnd"/>
+            <w:r>
+              <w:rPr>
+                <w:rFonts w:ascii="Calibri" w:eastAsia="Calibri" w:hAnsi="Calibri" w:cs="Calibri"/>
+                <w:color w:val="000000" w:themeColor="text1"/>
+                <w:sz w:val="22"/>
+                <w:szCs w:val="22"/>
+                <w:lang w:val="en-GB"/>
+              </w:rPr>
               <w:t>(</w:t>
             </w:r>
+            <w:proofErr w:type="gramEnd"/>
             <w:r>
               <w:rPr>
                 <w:rFonts w:ascii="Calibri" w:eastAsia="Calibri" w:hAnsi="Calibri" w:cs="Calibri"/>
@@ -6665,6 +8173,7 @@
               </w:rPr>
               <w:t xml:space="preserve">char </w:t>
             </w:r>
+            <w:proofErr w:type="gramStart"/>
             <w:r>
               <w:rPr>
                 <w:rFonts w:ascii="Calibri" w:eastAsia="Calibri" w:hAnsi="Calibri" w:cs="Calibri"/>
@@ -6673,7 +8182,18 @@
                 <w:szCs w:val="22"/>
                 <w:lang w:val="en-GB"/>
               </w:rPr>
-              <w:t>str[]);</w:t>
+              <w:t>str[</w:t>
+            </w:r>
+            <w:proofErr w:type="gramEnd"/>
+            <w:r>
+              <w:rPr>
+                <w:rFonts w:ascii="Calibri" w:eastAsia="Calibri" w:hAnsi="Calibri" w:cs="Calibri"/>
+                <w:color w:val="000000" w:themeColor="text1"/>
+                <w:sz w:val="22"/>
+                <w:szCs w:val="22"/>
+                <w:lang w:val="en-GB"/>
+              </w:rPr>
+              <w:t>]);</w:t>
             </w:r>
           </w:p>
           <w:p>
@@ -6700,6 +8220,7 @@
               </w:rPr>
               <w:t xml:space="preserve">void </w:t>
             </w:r>
+            <w:proofErr w:type="spellStart"/>
             <w:r>
               <w:rPr>
                 <w:rFonts w:ascii="Calibri" w:eastAsia="Calibri" w:hAnsi="Calibri" w:cs="Calibri"/>
@@ -6708,18 +8229,31 @@
                 <w:szCs w:val="22"/>
                 <w:lang w:val="en-GB"/>
               </w:rPr>
-              <w:t>swap_strings</w:t>
-            </w:r>
-            <w:r>
-              <w:rPr>
-                <w:rFonts w:ascii="Calibri" w:eastAsia="Calibri" w:hAnsi="Calibri" w:cs="Calibri"/>
-                <w:color w:val="000000" w:themeColor="text1"/>
+              <w:t>swap_</w:t>
+            </w:r>
+            <w:proofErr w:type="gramStart"/>
+            <w:r>
+              <w:rPr>
+                <w:rFonts w:ascii="Calibri" w:eastAsia="Calibri" w:hAnsi="Calibri" w:cs="Calibri"/>
+                <w:color w:val="833C0B" w:themeColor="accent2" w:themeShade="80"/>
                 <w:sz w:val="22"/>
                 <w:szCs w:val="22"/>
                 <w:lang w:val="en-GB"/>
               </w:rPr>
+              <w:t>strings</w:t>
+            </w:r>
+            <w:proofErr w:type="spellEnd"/>
+            <w:r>
+              <w:rPr>
+                <w:rFonts w:ascii="Calibri" w:eastAsia="Calibri" w:hAnsi="Calibri" w:cs="Calibri"/>
+                <w:color w:val="000000" w:themeColor="text1"/>
+                <w:sz w:val="22"/>
+                <w:szCs w:val="22"/>
+                <w:lang w:val="en-GB"/>
+              </w:rPr>
               <w:t>(</w:t>
             </w:r>
+            <w:proofErr w:type="gramEnd"/>
             <w:r>
               <w:rPr>
                 <w:rFonts w:ascii="Calibri" w:eastAsia="Calibri" w:hAnsi="Calibri" w:cs="Calibri"/>
@@ -6939,6 +8473,7 @@
               </w:rPr>
               <w:t xml:space="preserve">* </w:t>
             </w:r>
+            <w:proofErr w:type="spellStart"/>
             <w:r>
               <w:rPr>
                 <w:rFonts w:ascii="Calibri" w:eastAsia="Calibri" w:hAnsi="Calibri" w:cs="Calibri"/>
@@ -6947,8 +8482,20 @@
                 <w:szCs w:val="22"/>
                 <w:lang w:val="en-IN"/>
               </w:rPr>
-              <w:t>allocate_scores</w:t>
-            </w:r>
+              <w:t>allocate_</w:t>
+            </w:r>
+            <w:proofErr w:type="gramStart"/>
+            <w:r>
+              <w:rPr>
+                <w:rFonts w:ascii="Calibri" w:eastAsia="Calibri" w:hAnsi="Calibri" w:cs="Calibri"/>
+                <w:color w:val="833C0B" w:themeColor="accent2" w:themeShade="80"/>
+                <w:sz w:val="22"/>
+                <w:szCs w:val="22"/>
+                <w:lang w:val="en-IN"/>
+              </w:rPr>
+              <w:t>scores</w:t>
+            </w:r>
+            <w:proofErr w:type="spellEnd"/>
             <w:r>
               <w:rPr>
                 <w:rFonts w:ascii="Calibri" w:eastAsia="Calibri" w:hAnsi="Calibri" w:cs="Calibri"/>
@@ -6959,6 +8506,7 @@
               </w:rPr>
               <w:t>(</w:t>
             </w:r>
+            <w:proofErr w:type="gramEnd"/>
             <w:r>
               <w:rPr>
                 <w:rFonts w:ascii="Calibri" w:eastAsia="Calibri" w:hAnsi="Calibri" w:cs="Calibri"/>
@@ -7006,6 +8554,7 @@
               </w:rPr>
               <w:t xml:space="preserve">void </w:t>
             </w:r>
+            <w:proofErr w:type="spellStart"/>
             <w:r>
               <w:rPr>
                 <w:rFonts w:ascii="Calibri" w:eastAsia="Calibri" w:hAnsi="Calibri" w:cs="Calibri"/>
@@ -7014,8 +8563,20 @@
                 <w:szCs w:val="22"/>
                 <w:lang w:val="en-IN"/>
               </w:rPr>
-              <w:t>read_scores</w:t>
-            </w:r>
+              <w:t>read_</w:t>
+            </w:r>
+            <w:proofErr w:type="gramStart"/>
+            <w:r>
+              <w:rPr>
+                <w:rFonts w:ascii="Calibri" w:eastAsia="Calibri" w:hAnsi="Calibri" w:cs="Calibri"/>
+                <w:color w:val="833C0B" w:themeColor="accent2" w:themeShade="80"/>
+                <w:sz w:val="22"/>
+                <w:szCs w:val="22"/>
+                <w:lang w:val="en-IN"/>
+              </w:rPr>
+              <w:t>scores</w:t>
+            </w:r>
+            <w:proofErr w:type="spellEnd"/>
             <w:r>
               <w:rPr>
                 <w:rFonts w:ascii="Calibri" w:eastAsia="Calibri" w:hAnsi="Calibri" w:cs="Calibri"/>
@@ -7026,6 +8587,7 @@
               </w:rPr>
               <w:t>(</w:t>
             </w:r>
+            <w:proofErr w:type="gramEnd"/>
             <w:r>
               <w:rPr>
                 <w:rFonts w:ascii="Calibri" w:eastAsia="Calibri" w:hAnsi="Calibri" w:cs="Calibri"/>
@@ -7044,7 +8606,29 @@
                 <w:szCs w:val="22"/>
                 <w:lang w:val="en-IN"/>
               </w:rPr>
-              <w:t xml:space="preserve">*arr, </w:t>
+              <w:t>*</w:t>
+            </w:r>
+            <w:proofErr w:type="spellStart"/>
+            <w:r>
+              <w:rPr>
+                <w:rFonts w:ascii="Calibri" w:eastAsia="Calibri" w:hAnsi="Calibri" w:cs="Calibri"/>
+                <w:color w:val="000000" w:themeColor="text1"/>
+                <w:sz w:val="22"/>
+                <w:szCs w:val="22"/>
+                <w:lang w:val="en-IN"/>
+              </w:rPr>
+              <w:t>arr</w:t>
+            </w:r>
+            <w:proofErr w:type="spellEnd"/>
+            <w:r>
+              <w:rPr>
+                <w:rFonts w:ascii="Calibri" w:eastAsia="Calibri" w:hAnsi="Calibri" w:cs="Calibri"/>
+                <w:color w:val="000000" w:themeColor="text1"/>
+                <w:sz w:val="22"/>
+                <w:szCs w:val="22"/>
+                <w:lang w:val="en-IN"/>
+              </w:rPr>
+              <w:t xml:space="preserve">, </w:t>
             </w:r>
             <w:r>
               <w:rPr>
@@ -7093,6 +8677,7 @@
               </w:rPr>
               <w:t xml:space="preserve">int </w:t>
             </w:r>
+            <w:proofErr w:type="spellStart"/>
             <w:r>
               <w:rPr>
                 <w:rFonts w:ascii="Calibri" w:eastAsia="Calibri" w:hAnsi="Calibri" w:cs="Calibri"/>
@@ -7101,8 +8686,20 @@
                 <w:szCs w:val="22"/>
                 <w:lang w:val="en-IN"/>
               </w:rPr>
-              <w:t>calculate_total</w:t>
-            </w:r>
+              <w:t>calculate_</w:t>
+            </w:r>
+            <w:proofErr w:type="gramStart"/>
+            <w:r>
+              <w:rPr>
+                <w:rFonts w:ascii="Calibri" w:eastAsia="Calibri" w:hAnsi="Calibri" w:cs="Calibri"/>
+                <w:color w:val="833C0B" w:themeColor="accent2" w:themeShade="80"/>
+                <w:sz w:val="22"/>
+                <w:szCs w:val="22"/>
+                <w:lang w:val="en-IN"/>
+              </w:rPr>
+              <w:t>total</w:t>
+            </w:r>
+            <w:proofErr w:type="spellEnd"/>
             <w:r>
               <w:rPr>
                 <w:rFonts w:ascii="Calibri" w:eastAsia="Calibri" w:hAnsi="Calibri" w:cs="Calibri"/>
@@ -7113,6 +8710,7 @@
               </w:rPr>
               <w:t>(</w:t>
             </w:r>
+            <w:proofErr w:type="gramEnd"/>
             <w:r>
               <w:rPr>
                 <w:rFonts w:ascii="Calibri" w:eastAsia="Calibri" w:hAnsi="Calibri" w:cs="Calibri"/>
@@ -7131,7 +8729,29 @@
                 <w:szCs w:val="22"/>
                 <w:lang w:val="en-IN"/>
               </w:rPr>
-              <w:t xml:space="preserve">*arr, </w:t>
+              <w:t>*</w:t>
+            </w:r>
+            <w:proofErr w:type="spellStart"/>
+            <w:r>
+              <w:rPr>
+                <w:rFonts w:ascii="Calibri" w:eastAsia="Calibri" w:hAnsi="Calibri" w:cs="Calibri"/>
+                <w:color w:val="000000" w:themeColor="text1"/>
+                <w:sz w:val="22"/>
+                <w:szCs w:val="22"/>
+                <w:lang w:val="en-IN"/>
+              </w:rPr>
+              <w:t>arr</w:t>
+            </w:r>
+            <w:proofErr w:type="spellEnd"/>
+            <w:r>
+              <w:rPr>
+                <w:rFonts w:ascii="Calibri" w:eastAsia="Calibri" w:hAnsi="Calibri" w:cs="Calibri"/>
+                <w:color w:val="000000" w:themeColor="text1"/>
+                <w:sz w:val="22"/>
+                <w:szCs w:val="22"/>
+                <w:lang w:val="en-IN"/>
+              </w:rPr>
+              <w:t xml:space="preserve">, </w:t>
             </w:r>
             <w:r>
               <w:rPr>
@@ -7180,6 +8800,7 @@
               </w:rPr>
               <w:t xml:space="preserve">void </w:t>
             </w:r>
+            <w:proofErr w:type="spellStart"/>
             <w:r>
               <w:rPr>
                 <w:rFonts w:ascii="Calibri" w:eastAsia="Calibri" w:hAnsi="Calibri" w:cs="Calibri"/>
@@ -7188,8 +8809,20 @@
                 <w:szCs w:val="22"/>
                 <w:lang w:val="en-IN"/>
               </w:rPr>
-              <w:t>display_scores</w:t>
-            </w:r>
+              <w:t>display_</w:t>
+            </w:r>
+            <w:proofErr w:type="gramStart"/>
+            <w:r>
+              <w:rPr>
+                <w:rFonts w:ascii="Calibri" w:eastAsia="Calibri" w:hAnsi="Calibri" w:cs="Calibri"/>
+                <w:color w:val="833C0B" w:themeColor="accent2" w:themeShade="80"/>
+                <w:sz w:val="22"/>
+                <w:szCs w:val="22"/>
+                <w:lang w:val="en-IN"/>
+              </w:rPr>
+              <w:t>scores</w:t>
+            </w:r>
+            <w:proofErr w:type="spellEnd"/>
             <w:r>
               <w:rPr>
                 <w:rFonts w:ascii="Calibri" w:eastAsia="Calibri" w:hAnsi="Calibri" w:cs="Calibri"/>
@@ -7200,6 +8833,7 @@
               </w:rPr>
               <w:t>(</w:t>
             </w:r>
+            <w:proofErr w:type="gramEnd"/>
             <w:r>
               <w:rPr>
                 <w:rFonts w:ascii="Calibri" w:eastAsia="Calibri" w:hAnsi="Calibri" w:cs="Calibri"/>
@@ -7218,7 +8852,29 @@
                 <w:szCs w:val="22"/>
                 <w:lang w:val="en-IN"/>
               </w:rPr>
-              <w:t xml:space="preserve">*arr, </w:t>
+              <w:t>*</w:t>
+            </w:r>
+            <w:proofErr w:type="spellStart"/>
+            <w:r>
+              <w:rPr>
+                <w:rFonts w:ascii="Calibri" w:eastAsia="Calibri" w:hAnsi="Calibri" w:cs="Calibri"/>
+                <w:color w:val="000000" w:themeColor="text1"/>
+                <w:sz w:val="22"/>
+                <w:szCs w:val="22"/>
+                <w:lang w:val="en-IN"/>
+              </w:rPr>
+              <w:t>arr</w:t>
+            </w:r>
+            <w:proofErr w:type="spellEnd"/>
+            <w:r>
+              <w:rPr>
+                <w:rFonts w:ascii="Calibri" w:eastAsia="Calibri" w:hAnsi="Calibri" w:cs="Calibri"/>
+                <w:color w:val="000000" w:themeColor="text1"/>
+                <w:sz w:val="22"/>
+                <w:szCs w:val="22"/>
+                <w:lang w:val="en-IN"/>
+              </w:rPr>
+              <w:t xml:space="preserve">, </w:t>
             </w:r>
             <w:r>
               <w:rPr>
@@ -7267,6 +8923,7 @@
               </w:rPr>
               <w:t xml:space="preserve">void </w:t>
             </w:r>
+            <w:proofErr w:type="spellStart"/>
             <w:r>
               <w:rPr>
                 <w:rFonts w:ascii="Calibri" w:eastAsia="Calibri" w:hAnsi="Calibri" w:cs="Calibri"/>
@@ -7275,8 +8932,20 @@
                 <w:szCs w:val="22"/>
                 <w:lang w:val="en-IN"/>
               </w:rPr>
-              <w:t>delete_scores</w:t>
-            </w:r>
+              <w:t>delete_</w:t>
+            </w:r>
+            <w:proofErr w:type="gramStart"/>
+            <w:r>
+              <w:rPr>
+                <w:rFonts w:ascii="Calibri" w:eastAsia="Calibri" w:hAnsi="Calibri" w:cs="Calibri"/>
+                <w:color w:val="833C0B" w:themeColor="accent2" w:themeShade="80"/>
+                <w:sz w:val="22"/>
+                <w:szCs w:val="22"/>
+                <w:lang w:val="en-IN"/>
+              </w:rPr>
+              <w:t>scores</w:t>
+            </w:r>
+            <w:proofErr w:type="spellEnd"/>
             <w:r>
               <w:rPr>
                 <w:rFonts w:ascii="Calibri" w:eastAsia="Calibri" w:hAnsi="Calibri" w:cs="Calibri"/>
@@ -7287,6 +8956,7 @@
               </w:rPr>
               <w:t>(</w:t>
             </w:r>
+            <w:proofErr w:type="gramEnd"/>
             <w:r>
               <w:rPr>
                 <w:rFonts w:ascii="Calibri" w:eastAsia="Calibri" w:hAnsi="Calibri" w:cs="Calibri"/>
@@ -7305,7 +8975,29 @@
                 <w:szCs w:val="22"/>
                 <w:lang w:val="en-IN"/>
               </w:rPr>
-              <w:t>**arr);</w:t>
+              <w:t>**</w:t>
+            </w:r>
+            <w:proofErr w:type="spellStart"/>
+            <w:r>
+              <w:rPr>
+                <w:rFonts w:ascii="Calibri" w:eastAsia="Calibri" w:hAnsi="Calibri" w:cs="Calibri"/>
+                <w:color w:val="000000" w:themeColor="text1"/>
+                <w:sz w:val="22"/>
+                <w:szCs w:val="22"/>
+                <w:lang w:val="en-IN"/>
+              </w:rPr>
+              <w:t>arr</w:t>
+            </w:r>
+            <w:proofErr w:type="spellEnd"/>
+            <w:r>
+              <w:rPr>
+                <w:rFonts w:ascii="Calibri" w:eastAsia="Calibri" w:hAnsi="Calibri" w:cs="Calibri"/>
+                <w:color w:val="000000" w:themeColor="text1"/>
+                <w:sz w:val="22"/>
+                <w:szCs w:val="22"/>
+                <w:lang w:val="en-IN"/>
+              </w:rPr>
+              <w:t>);</w:t>
             </w:r>
           </w:p>
         </w:tc>
@@ -7501,6 +9193,7 @@
               </w:rPr>
               <w:t xml:space="preserve">void </w:t>
             </w:r>
+            <w:proofErr w:type="gramStart"/>
             <w:r>
               <w:rPr>
                 <w:color w:val="833C0B" w:themeColor="accent2" w:themeShade="80"/>
@@ -7516,6 +9209,7 @@
               </w:rPr>
               <w:t>(</w:t>
             </w:r>
+            <w:proofErr w:type="gramEnd"/>
             <w:r>
               <w:rPr>
                 <w:color w:val="0070C0"/>
@@ -7549,14 +9243,25 @@
               </w:rPr>
               <w:t xml:space="preserve">int </w:t>
             </w:r>
+            <w:proofErr w:type="spellStart"/>
             <w:r>
               <w:rPr>
                 <w:color w:val="833C0B" w:themeColor="accent2" w:themeShade="80"/>
                 <w:sz w:val="22"/>
                 <w:szCs w:val="22"/>
               </w:rPr>
-              <w:t>calculate_name_length</w:t>
-            </w:r>
+              <w:t>calculate_name_</w:t>
+            </w:r>
+            <w:proofErr w:type="gramStart"/>
+            <w:r>
+              <w:rPr>
+                <w:color w:val="833C0B" w:themeColor="accent2" w:themeShade="80"/>
+                <w:sz w:val="22"/>
+                <w:szCs w:val="22"/>
+              </w:rPr>
+              <w:t>length</w:t>
+            </w:r>
+            <w:proofErr w:type="spellEnd"/>
             <w:r>
               <w:rPr>
                 <w:sz w:val="22"/>
@@ -7564,6 +9269,7 @@
               </w:rPr>
               <w:t>(</w:t>
             </w:r>
+            <w:proofErr w:type="gramEnd"/>
             <w:r>
               <w:rPr>
                 <w:color w:val="0070C0"/>
@@ -7598,14 +9304,25 @@
               </w:rPr>
               <w:t xml:space="preserve">void </w:t>
             </w:r>
+            <w:proofErr w:type="spellStart"/>
             <w:r>
               <w:rPr>
                 <w:color w:val="833C0B" w:themeColor="accent2" w:themeShade="80"/>
                 <w:sz w:val="22"/>
                 <w:szCs w:val="22"/>
               </w:rPr>
-              <w:t>compare_output</w:t>
-            </w:r>
+              <w:t>compare_</w:t>
+            </w:r>
+            <w:proofErr w:type="gramStart"/>
+            <w:r>
+              <w:rPr>
+                <w:color w:val="833C0B" w:themeColor="accent2" w:themeShade="80"/>
+                <w:sz w:val="22"/>
+                <w:szCs w:val="22"/>
+              </w:rPr>
+              <w:t>output</w:t>
+            </w:r>
+            <w:proofErr w:type="spellEnd"/>
             <w:r>
               <w:rPr>
                 <w:sz w:val="22"/>
@@ -7613,6 +9330,7 @@
               </w:rPr>
               <w:t>(</w:t>
             </w:r>
+            <w:proofErr w:type="gramEnd"/>
             <w:r>
               <w:rPr>
                 <w:color w:val="0070C0"/>
@@ -7779,6 +9497,7 @@
               </w:rPr>
               <w:t xml:space="preserve">void </w:t>
             </w:r>
+            <w:proofErr w:type="gramStart"/>
             <w:r>
               <w:rPr>
                 <w:rFonts w:cstheme="minorHAnsi"/>
@@ -7796,6 +9515,7 @@
               </w:rPr>
               <w:t>(</w:t>
             </w:r>
+            <w:proofErr w:type="gramEnd"/>
             <w:r>
               <w:rPr>
                 <w:rFonts w:cstheme="minorHAnsi"/>
@@ -7833,6 +9553,7 @@
               </w:rPr>
               <w:t xml:space="preserve">void </w:t>
             </w:r>
+            <w:proofErr w:type="gramStart"/>
             <w:r>
               <w:rPr>
                 <w:rFonts w:cstheme="minorHAnsi"/>
@@ -7850,6 +9571,7 @@
               </w:rPr>
               <w:t>(</w:t>
             </w:r>
+            <w:proofErr w:type="gramEnd"/>
             <w:r>
               <w:rPr>
                 <w:rFonts w:cstheme="minorHAnsi"/>
@@ -7922,6 +9644,7 @@
               </w:rPr>
               <w:t xml:space="preserve">void </w:t>
             </w:r>
+            <w:proofErr w:type="gramStart"/>
             <w:r>
               <w:rPr>
                 <w:rFonts w:cstheme="minorHAnsi"/>
@@ -7939,6 +9662,7 @@
               </w:rPr>
               <w:t>(</w:t>
             </w:r>
+            <w:proofErr w:type="gramEnd"/>
             <w:r>
               <w:rPr>
                 <w:rFonts w:cstheme="minorHAnsi"/>
@@ -8143,6 +9867,8 @@
               </w:rPr>
               <w:t xml:space="preserve">void </w:t>
             </w:r>
+            <w:proofErr w:type="spellStart"/>
+            <w:proofErr w:type="gramStart"/>
             <w:r>
               <w:rPr>
                 <w:rFonts w:ascii="Calibri" w:hAnsi="Calibri" w:cs="Calibri"/>
@@ -8153,14 +9879,45 @@
               </w:rPr>
               <w:t>inputEmployees</w:t>
             </w:r>
-            <w:r>
-              <w:rPr>
-                <w:rFonts w:ascii="Calibri" w:hAnsi="Calibri" w:cs="Calibri"/>
-                <w:sz w:val="22"/>
-                <w:szCs w:val="22"/>
-                <w:lang w:val="en-IN"/>
-              </w:rPr>
-              <w:t xml:space="preserve">(Employee e[], </w:t>
+            <w:proofErr w:type="spellEnd"/>
+            <w:r>
+              <w:rPr>
+                <w:rFonts w:ascii="Calibri" w:hAnsi="Calibri" w:cs="Calibri"/>
+                <w:sz w:val="22"/>
+                <w:szCs w:val="22"/>
+                <w:lang w:val="en-IN"/>
+              </w:rPr>
+              <w:t>(</w:t>
+            </w:r>
+            <w:proofErr w:type="gramEnd"/>
+            <w:r>
+              <w:rPr>
+                <w:rFonts w:ascii="Calibri" w:hAnsi="Calibri" w:cs="Calibri"/>
+                <w:sz w:val="22"/>
+                <w:szCs w:val="22"/>
+                <w:lang w:val="en-IN"/>
+              </w:rPr>
+              <w:t xml:space="preserve">Employee </w:t>
+            </w:r>
+            <w:proofErr w:type="gramStart"/>
+            <w:r>
+              <w:rPr>
+                <w:rFonts w:ascii="Calibri" w:hAnsi="Calibri" w:cs="Calibri"/>
+                <w:sz w:val="22"/>
+                <w:szCs w:val="22"/>
+                <w:lang w:val="en-IN"/>
+              </w:rPr>
+              <w:t>e[</w:t>
+            </w:r>
+            <w:proofErr w:type="gramEnd"/>
+            <w:r>
+              <w:rPr>
+                <w:rFonts w:ascii="Calibri" w:hAnsi="Calibri" w:cs="Calibri"/>
+                <w:sz w:val="22"/>
+                <w:szCs w:val="22"/>
+                <w:lang w:val="en-IN"/>
+              </w:rPr>
+              <w:t xml:space="preserve">], </w:t>
             </w:r>
             <w:r>
               <w:rPr>
@@ -8207,6 +9964,8 @@
               </w:rPr>
               <w:t xml:space="preserve">void </w:t>
             </w:r>
+            <w:proofErr w:type="spellStart"/>
+            <w:proofErr w:type="gramStart"/>
             <w:r>
               <w:rPr>
                 <w:rFonts w:ascii="Calibri" w:hAnsi="Calibri" w:cs="Calibri"/>
@@ -8217,14 +9976,45 @@
               </w:rPr>
               <w:t>writeToTextFile</w:t>
             </w:r>
-            <w:r>
-              <w:rPr>
-                <w:rFonts w:ascii="Calibri" w:hAnsi="Calibri" w:cs="Calibri"/>
-                <w:sz w:val="22"/>
-                <w:szCs w:val="22"/>
-                <w:lang w:val="en-IN"/>
-              </w:rPr>
-              <w:t xml:space="preserve">(Employee e[], </w:t>
+            <w:proofErr w:type="spellEnd"/>
+            <w:r>
+              <w:rPr>
+                <w:rFonts w:ascii="Calibri" w:hAnsi="Calibri" w:cs="Calibri"/>
+                <w:sz w:val="22"/>
+                <w:szCs w:val="22"/>
+                <w:lang w:val="en-IN"/>
+              </w:rPr>
+              <w:t>(</w:t>
+            </w:r>
+            <w:proofErr w:type="gramEnd"/>
+            <w:r>
+              <w:rPr>
+                <w:rFonts w:ascii="Calibri" w:hAnsi="Calibri" w:cs="Calibri"/>
+                <w:sz w:val="22"/>
+                <w:szCs w:val="22"/>
+                <w:lang w:val="en-IN"/>
+              </w:rPr>
+              <w:t xml:space="preserve">Employee </w:t>
+            </w:r>
+            <w:proofErr w:type="gramStart"/>
+            <w:r>
+              <w:rPr>
+                <w:rFonts w:ascii="Calibri" w:hAnsi="Calibri" w:cs="Calibri"/>
+                <w:sz w:val="22"/>
+                <w:szCs w:val="22"/>
+                <w:lang w:val="en-IN"/>
+              </w:rPr>
+              <w:t>e[</w:t>
+            </w:r>
+            <w:proofErr w:type="gramEnd"/>
+            <w:r>
+              <w:rPr>
+                <w:rFonts w:ascii="Calibri" w:hAnsi="Calibri" w:cs="Calibri"/>
+                <w:sz w:val="22"/>
+                <w:szCs w:val="22"/>
+                <w:lang w:val="en-IN"/>
+              </w:rPr>
+              <w:t xml:space="preserve">], </w:t>
             </w:r>
             <w:r>
               <w:rPr>
@@ -8243,7 +10033,27 @@
                 <w:szCs w:val="22"/>
                 <w:lang w:val="en-IN"/>
               </w:rPr>
-              <w:t xml:space="preserve">n, const </w:t>
+              <w:t xml:space="preserve">n, </w:t>
+            </w:r>
+            <w:proofErr w:type="spellStart"/>
+            <w:r>
+              <w:rPr>
+                <w:rFonts w:ascii="Calibri" w:hAnsi="Calibri" w:cs="Calibri"/>
+                <w:sz w:val="22"/>
+                <w:szCs w:val="22"/>
+                <w:lang w:val="en-IN"/>
+              </w:rPr>
+              <w:t>const</w:t>
+            </w:r>
+            <w:proofErr w:type="spellEnd"/>
+            <w:r>
+              <w:rPr>
+                <w:rFonts w:ascii="Calibri" w:hAnsi="Calibri" w:cs="Calibri"/>
+                <w:sz w:val="22"/>
+                <w:szCs w:val="22"/>
+                <w:lang w:val="en-IN"/>
+              </w:rPr>
+              <w:t xml:space="preserve"> </w:t>
             </w:r>
             <w:r>
               <w:rPr>
@@ -8290,6 +10100,8 @@
               </w:rPr>
               <w:t xml:space="preserve">float </w:t>
             </w:r>
+            <w:proofErr w:type="spellStart"/>
+            <w:proofErr w:type="gramStart"/>
             <w:r>
               <w:rPr>
                 <w:rFonts w:ascii="Calibri" w:hAnsi="Calibri" w:cs="Calibri"/>
@@ -8300,14 +10112,36 @@
               </w:rPr>
               <w:t>calculateTotalPayroll</w:t>
             </w:r>
-            <w:r>
-              <w:rPr>
-                <w:rFonts w:ascii="Calibri" w:hAnsi="Calibri" w:cs="Calibri"/>
-                <w:sz w:val="22"/>
-                <w:szCs w:val="22"/>
-                <w:lang w:val="en-IN"/>
-              </w:rPr>
-              <w:t xml:space="preserve">(const </w:t>
+            <w:proofErr w:type="spellEnd"/>
+            <w:r>
+              <w:rPr>
+                <w:rFonts w:ascii="Calibri" w:hAnsi="Calibri" w:cs="Calibri"/>
+                <w:sz w:val="22"/>
+                <w:szCs w:val="22"/>
+                <w:lang w:val="en-IN"/>
+              </w:rPr>
+              <w:t>(</w:t>
+            </w:r>
+            <w:proofErr w:type="spellStart"/>
+            <w:proofErr w:type="gramEnd"/>
+            <w:r>
+              <w:rPr>
+                <w:rFonts w:ascii="Calibri" w:hAnsi="Calibri" w:cs="Calibri"/>
+                <w:sz w:val="22"/>
+                <w:szCs w:val="22"/>
+                <w:lang w:val="en-IN"/>
+              </w:rPr>
+              <w:t>const</w:t>
+            </w:r>
+            <w:proofErr w:type="spellEnd"/>
+            <w:r>
+              <w:rPr>
+                <w:rFonts w:ascii="Calibri" w:hAnsi="Calibri" w:cs="Calibri"/>
+                <w:sz w:val="22"/>
+                <w:szCs w:val="22"/>
+                <w:lang w:val="en-IN"/>
+              </w:rPr>
+              <w:t xml:space="preserve"> </w:t>
             </w:r>
             <w:r>
               <w:rPr>
@@ -8353,6 +10187,8 @@
               </w:rPr>
               <w:t xml:space="preserve">void </w:t>
             </w:r>
+            <w:proofErr w:type="spellStart"/>
+            <w:proofErr w:type="gramStart"/>
             <w:r>
               <w:rPr>
                 <w:rFonts w:ascii="Calibri" w:hAnsi="Calibri" w:cs="Calibri"/>
@@ -8363,6 +10199,7 @@
               </w:rPr>
               <w:t>displayExpenditure</w:t>
             </w:r>
+            <w:proofErr w:type="spellEnd"/>
             <w:r>
               <w:rPr>
                 <w:rFonts w:ascii="Calibri" w:hAnsi="Calibri" w:cs="Calibri"/>
@@ -8372,6 +10209,7 @@
               </w:rPr>
               <w:t>(</w:t>
             </w:r>
+            <w:proofErr w:type="gramEnd"/>
             <w:r>
               <w:rPr>
                 <w:rFonts w:ascii="Calibri" w:hAnsi="Calibri" w:cs="Calibri"/>
@@ -8486,7 +10324,29 @@
                 <w:lang w:val="en-IN"/>
               </w:rPr>
               <w:lastRenderedPageBreak/>
-              <w:t>named flights.bin using block-write operations, and then read the file to find and display the flight with the highest ticket price.</w:t>
+              <w:t xml:space="preserve">named </w:t>
+            </w:r>
+            <w:proofErr w:type="spellStart"/>
+            <w:r>
+              <w:rPr>
+                <w:rFonts w:ascii="Calibri" w:eastAsia="Calibri" w:hAnsi="Calibri" w:cs="Calibri"/>
+                <w:color w:val="000000" w:themeColor="text1"/>
+                <w:sz w:val="22"/>
+                <w:szCs w:val="22"/>
+                <w:lang w:val="en-IN"/>
+              </w:rPr>
+              <w:t>flights.bin</w:t>
+            </w:r>
+            <w:proofErr w:type="spellEnd"/>
+            <w:r>
+              <w:rPr>
+                <w:rFonts w:ascii="Calibri" w:eastAsia="Calibri" w:hAnsi="Calibri" w:cs="Calibri"/>
+                <w:color w:val="000000" w:themeColor="text1"/>
+                <w:sz w:val="22"/>
+                <w:szCs w:val="22"/>
+                <w:lang w:val="en-IN"/>
+              </w:rPr>
+              <w:t xml:space="preserve"> using block-write operations, and then read the file to find and display the flight with the highest ticket price.</w:t>
             </w:r>
           </w:p>
           <w:p>
@@ -8540,15 +10400,61 @@
               </w:rPr>
               <w:t xml:space="preserve">void </w:t>
             </w:r>
-            <w:r>
-              <w:rPr>
-                <w:rFonts w:ascii="Calibri" w:eastAsia="Calibri" w:hAnsi="Calibri" w:cs="Calibri"/>
-                <w:color w:val="000000" w:themeColor="text1"/>
-                <w:sz w:val="22"/>
-                <w:szCs w:val="22"/>
-                <w:lang w:val="en-IN"/>
-              </w:rPr>
-              <w:t xml:space="preserve">inputFlights(Flight f[], </w:t>
+            <w:proofErr w:type="spellStart"/>
+            <w:proofErr w:type="gramStart"/>
+            <w:r>
+              <w:rPr>
+                <w:rFonts w:ascii="Calibri" w:eastAsia="Calibri" w:hAnsi="Calibri" w:cs="Calibri"/>
+                <w:color w:val="000000" w:themeColor="text1"/>
+                <w:sz w:val="22"/>
+                <w:szCs w:val="22"/>
+                <w:lang w:val="en-IN"/>
+              </w:rPr>
+              <w:t>inputFlights</w:t>
+            </w:r>
+            <w:proofErr w:type="spellEnd"/>
+            <w:r>
+              <w:rPr>
+                <w:rFonts w:ascii="Calibri" w:eastAsia="Calibri" w:hAnsi="Calibri" w:cs="Calibri"/>
+                <w:color w:val="000000" w:themeColor="text1"/>
+                <w:sz w:val="22"/>
+                <w:szCs w:val="22"/>
+                <w:lang w:val="en-IN"/>
+              </w:rPr>
+              <w:t>(</w:t>
+            </w:r>
+            <w:proofErr w:type="gramEnd"/>
+            <w:r>
+              <w:rPr>
+                <w:rFonts w:ascii="Calibri" w:eastAsia="Calibri" w:hAnsi="Calibri" w:cs="Calibri"/>
+                <w:color w:val="000000" w:themeColor="text1"/>
+                <w:sz w:val="22"/>
+                <w:szCs w:val="22"/>
+                <w:lang w:val="en-IN"/>
+              </w:rPr>
+              <w:t xml:space="preserve">Flight </w:t>
+            </w:r>
+            <w:proofErr w:type="gramStart"/>
+            <w:r>
+              <w:rPr>
+                <w:rFonts w:ascii="Calibri" w:eastAsia="Calibri" w:hAnsi="Calibri" w:cs="Calibri"/>
+                <w:color w:val="000000" w:themeColor="text1"/>
+                <w:sz w:val="22"/>
+                <w:szCs w:val="22"/>
+                <w:lang w:val="en-IN"/>
+              </w:rPr>
+              <w:t>f[</w:t>
+            </w:r>
+            <w:proofErr w:type="gramEnd"/>
+            <w:r>
+              <w:rPr>
+                <w:rFonts w:ascii="Calibri" w:eastAsia="Calibri" w:hAnsi="Calibri" w:cs="Calibri"/>
+                <w:color w:val="000000" w:themeColor="text1"/>
+                <w:sz w:val="22"/>
+                <w:szCs w:val="22"/>
+                <w:lang w:val="en-IN"/>
+              </w:rPr>
+              <w:t xml:space="preserve">], </w:t>
             </w:r>
             <w:r>
               <w:rPr>
@@ -8597,15 +10503,61 @@
               </w:rPr>
               <w:t xml:space="preserve">void </w:t>
             </w:r>
-            <w:r>
-              <w:rPr>
-                <w:rFonts w:ascii="Calibri" w:eastAsia="Calibri" w:hAnsi="Calibri" w:cs="Calibri"/>
-                <w:color w:val="000000" w:themeColor="text1"/>
-                <w:sz w:val="22"/>
-                <w:szCs w:val="22"/>
-                <w:lang w:val="en-IN"/>
-              </w:rPr>
-              <w:t xml:space="preserve">saveToBinary(Flight f[], </w:t>
+            <w:proofErr w:type="spellStart"/>
+            <w:proofErr w:type="gramStart"/>
+            <w:r>
+              <w:rPr>
+                <w:rFonts w:ascii="Calibri" w:eastAsia="Calibri" w:hAnsi="Calibri" w:cs="Calibri"/>
+                <w:color w:val="000000" w:themeColor="text1"/>
+                <w:sz w:val="22"/>
+                <w:szCs w:val="22"/>
+                <w:lang w:val="en-IN"/>
+              </w:rPr>
+              <w:t>saveToBinary</w:t>
+            </w:r>
+            <w:proofErr w:type="spellEnd"/>
+            <w:r>
+              <w:rPr>
+                <w:rFonts w:ascii="Calibri" w:eastAsia="Calibri" w:hAnsi="Calibri" w:cs="Calibri"/>
+                <w:color w:val="000000" w:themeColor="text1"/>
+                <w:sz w:val="22"/>
+                <w:szCs w:val="22"/>
+                <w:lang w:val="en-IN"/>
+              </w:rPr>
+              <w:t>(</w:t>
+            </w:r>
+            <w:proofErr w:type="gramEnd"/>
+            <w:r>
+              <w:rPr>
+                <w:rFonts w:ascii="Calibri" w:eastAsia="Calibri" w:hAnsi="Calibri" w:cs="Calibri"/>
+                <w:color w:val="000000" w:themeColor="text1"/>
+                <w:sz w:val="22"/>
+                <w:szCs w:val="22"/>
+                <w:lang w:val="en-IN"/>
+              </w:rPr>
+              <w:t xml:space="preserve">Flight </w:t>
+            </w:r>
+            <w:proofErr w:type="gramStart"/>
+            <w:r>
+              <w:rPr>
+                <w:rFonts w:ascii="Calibri" w:eastAsia="Calibri" w:hAnsi="Calibri" w:cs="Calibri"/>
+                <w:color w:val="000000" w:themeColor="text1"/>
+                <w:sz w:val="22"/>
+                <w:szCs w:val="22"/>
+                <w:lang w:val="en-IN"/>
+              </w:rPr>
+              <w:t>f[</w:t>
+            </w:r>
+            <w:proofErr w:type="gramEnd"/>
+            <w:r>
+              <w:rPr>
+                <w:rFonts w:ascii="Calibri" w:eastAsia="Calibri" w:hAnsi="Calibri" w:cs="Calibri"/>
+                <w:color w:val="000000" w:themeColor="text1"/>
+                <w:sz w:val="22"/>
+                <w:szCs w:val="22"/>
+                <w:lang w:val="en-IN"/>
+              </w:rPr>
+              <w:t xml:space="preserve">], </w:t>
             </w:r>
             <w:r>
               <w:rPr>
@@ -8625,7 +10577,29 @@
                 <w:szCs w:val="22"/>
                 <w:lang w:val="en-IN"/>
               </w:rPr>
-              <w:t xml:space="preserve">n, const </w:t>
+              <w:t xml:space="preserve">n, </w:t>
+            </w:r>
+            <w:proofErr w:type="spellStart"/>
+            <w:r>
+              <w:rPr>
+                <w:rFonts w:ascii="Calibri" w:eastAsia="Calibri" w:hAnsi="Calibri" w:cs="Calibri"/>
+                <w:color w:val="000000" w:themeColor="text1"/>
+                <w:sz w:val="22"/>
+                <w:szCs w:val="22"/>
+                <w:lang w:val="en-IN"/>
+              </w:rPr>
+              <w:t>const</w:t>
+            </w:r>
+            <w:proofErr w:type="spellEnd"/>
+            <w:r>
+              <w:rPr>
+                <w:rFonts w:ascii="Calibri" w:eastAsia="Calibri" w:hAnsi="Calibri" w:cs="Calibri"/>
+                <w:color w:val="000000" w:themeColor="text1"/>
+                <w:sz w:val="22"/>
+                <w:szCs w:val="22"/>
+                <w:lang w:val="en-IN"/>
+              </w:rPr>
+              <w:t xml:space="preserve"> </w:t>
             </w:r>
             <w:r>
               <w:rPr>
@@ -8674,15 +10648,51 @@
               </w:rPr>
               <w:t xml:space="preserve">Flight </w:t>
             </w:r>
-            <w:r>
-              <w:rPr>
-                <w:rFonts w:ascii="Calibri" w:eastAsia="Calibri" w:hAnsi="Calibri" w:cs="Calibri"/>
-                <w:color w:val="000000" w:themeColor="text1"/>
-                <w:sz w:val="22"/>
-                <w:szCs w:val="22"/>
-                <w:lang w:val="en-IN"/>
-              </w:rPr>
-              <w:t xml:space="preserve">findMostExpensive(const </w:t>
+            <w:proofErr w:type="spellStart"/>
+            <w:proofErr w:type="gramStart"/>
+            <w:r>
+              <w:rPr>
+                <w:rFonts w:ascii="Calibri" w:eastAsia="Calibri" w:hAnsi="Calibri" w:cs="Calibri"/>
+                <w:color w:val="000000" w:themeColor="text1"/>
+                <w:sz w:val="22"/>
+                <w:szCs w:val="22"/>
+                <w:lang w:val="en-IN"/>
+              </w:rPr>
+              <w:t>findMostExpensive</w:t>
+            </w:r>
+            <w:proofErr w:type="spellEnd"/>
+            <w:r>
+              <w:rPr>
+                <w:rFonts w:ascii="Calibri" w:eastAsia="Calibri" w:hAnsi="Calibri" w:cs="Calibri"/>
+                <w:color w:val="000000" w:themeColor="text1"/>
+                <w:sz w:val="22"/>
+                <w:szCs w:val="22"/>
+                <w:lang w:val="en-IN"/>
+              </w:rPr>
+              <w:t>(</w:t>
+            </w:r>
+            <w:proofErr w:type="spellStart"/>
+            <w:proofErr w:type="gramEnd"/>
+            <w:r>
+              <w:rPr>
+                <w:rFonts w:ascii="Calibri" w:eastAsia="Calibri" w:hAnsi="Calibri" w:cs="Calibri"/>
+                <w:color w:val="000000" w:themeColor="text1"/>
+                <w:sz w:val="22"/>
+                <w:szCs w:val="22"/>
+                <w:lang w:val="en-IN"/>
+              </w:rPr>
+              <w:t>const</w:t>
+            </w:r>
+            <w:proofErr w:type="spellEnd"/>
+            <w:r>
+              <w:rPr>
+                <w:rFonts w:ascii="Calibri" w:eastAsia="Calibri" w:hAnsi="Calibri" w:cs="Calibri"/>
+                <w:color w:val="000000" w:themeColor="text1"/>
+                <w:sz w:val="22"/>
+                <w:szCs w:val="22"/>
+                <w:lang w:val="en-IN"/>
+              </w:rPr>
+              <w:t xml:space="preserve"> </w:t>
             </w:r>
             <w:r>
               <w:rPr>
@@ -8731,15 +10741,39 @@
               </w:rPr>
               <w:t xml:space="preserve">void </w:t>
             </w:r>
-            <w:r>
-              <w:rPr>
-                <w:rFonts w:ascii="Calibri" w:eastAsia="Calibri" w:hAnsi="Calibri" w:cs="Calibri"/>
-                <w:color w:val="000000" w:themeColor="text1"/>
-                <w:sz w:val="22"/>
-                <w:szCs w:val="22"/>
-                <w:lang w:val="en-IN"/>
-              </w:rPr>
-              <w:t>displayTopFlight(Flight f);</w:t>
+            <w:proofErr w:type="spellStart"/>
+            <w:proofErr w:type="gramStart"/>
+            <w:r>
+              <w:rPr>
+                <w:rFonts w:ascii="Calibri" w:eastAsia="Calibri" w:hAnsi="Calibri" w:cs="Calibri"/>
+                <w:color w:val="000000" w:themeColor="text1"/>
+                <w:sz w:val="22"/>
+                <w:szCs w:val="22"/>
+                <w:lang w:val="en-IN"/>
+              </w:rPr>
+              <w:t>displayTopFlight</w:t>
+            </w:r>
+            <w:proofErr w:type="spellEnd"/>
+            <w:r>
+              <w:rPr>
+                <w:rFonts w:ascii="Calibri" w:eastAsia="Calibri" w:hAnsi="Calibri" w:cs="Calibri"/>
+                <w:color w:val="000000" w:themeColor="text1"/>
+                <w:sz w:val="22"/>
+                <w:szCs w:val="22"/>
+                <w:lang w:val="en-IN"/>
+              </w:rPr>
+              <w:t>(</w:t>
+            </w:r>
+            <w:proofErr w:type="gramEnd"/>
+            <w:r>
+              <w:rPr>
+                <w:rFonts w:ascii="Calibri" w:eastAsia="Calibri" w:hAnsi="Calibri" w:cs="Calibri"/>
+                <w:color w:val="000000" w:themeColor="text1"/>
+                <w:sz w:val="22"/>
+                <w:szCs w:val="22"/>
+                <w:lang w:val="en-IN"/>
+              </w:rPr>
+              <w:t>Flight f);</w:t>
             </w:r>
           </w:p>
         </w:tc>
@@ -9029,6 +11063,8 @@
               </w:rPr>
               <w:t xml:space="preserve">void </w:t>
             </w:r>
+            <w:proofErr w:type="spellStart"/>
+            <w:proofErr w:type="gramStart"/>
             <w:r>
               <w:rPr>
                 <w:rFonts w:cstheme="minorHAnsi"/>
@@ -9038,6 +11074,7 @@
               </w:rPr>
               <w:t>inputMarks</w:t>
             </w:r>
+            <w:proofErr w:type="spellEnd"/>
             <w:r>
               <w:rPr>
                 <w:rFonts w:cstheme="minorHAnsi"/>
@@ -9046,6 +11083,7 @@
               </w:rPr>
               <w:t>(</w:t>
             </w:r>
+            <w:proofErr w:type="gramEnd"/>
             <w:r>
               <w:rPr>
                 <w:rFonts w:cstheme="minorHAnsi"/>
@@ -9101,6 +11139,8 @@
               </w:rPr>
               <w:t xml:space="preserve">float </w:t>
             </w:r>
+            <w:proofErr w:type="spellStart"/>
+            <w:proofErr w:type="gramStart"/>
             <w:r>
               <w:rPr>
                 <w:rFonts w:cstheme="minorHAnsi"/>
@@ -9110,6 +11150,7 @@
               </w:rPr>
               <w:t>findHighestMark</w:t>
             </w:r>
+            <w:proofErr w:type="spellEnd"/>
             <w:r>
               <w:rPr>
                 <w:rFonts w:cstheme="minorHAnsi"/>
@@ -9118,6 +11159,7 @@
               </w:rPr>
               <w:t>(</w:t>
             </w:r>
+            <w:proofErr w:type="gramEnd"/>
             <w:r>
               <w:rPr>
                 <w:rFonts w:cstheme="minorHAnsi"/>
@@ -9173,6 +11215,8 @@
               </w:rPr>
               <w:t xml:space="preserve">float </w:t>
             </w:r>
+            <w:proofErr w:type="spellStart"/>
+            <w:proofErr w:type="gramStart"/>
             <w:r>
               <w:rPr>
                 <w:rFonts w:cstheme="minorHAnsi"/>
@@ -9182,6 +11226,7 @@
               </w:rPr>
               <w:t>findLowestMark</w:t>
             </w:r>
+            <w:proofErr w:type="spellEnd"/>
             <w:r>
               <w:rPr>
                 <w:rFonts w:cstheme="minorHAnsi"/>
@@ -9190,6 +11235,7 @@
               </w:rPr>
               <w:t>(</w:t>
             </w:r>
+            <w:proofErr w:type="gramEnd"/>
             <w:r>
               <w:rPr>
                 <w:rFonts w:cstheme="minorHAnsi"/>
@@ -9245,6 +11291,7 @@
               </w:rPr>
               <w:t xml:space="preserve">void </w:t>
             </w:r>
+            <w:proofErr w:type="gramStart"/>
             <w:r>
               <w:rPr>
                 <w:rFonts w:cstheme="minorHAnsi"/>
@@ -9262,6 +11309,7 @@
               </w:rPr>
               <w:t>(</w:t>
             </w:r>
+            <w:proofErr w:type="gramEnd"/>
             <w:r>
               <w:rPr>
                 <w:rFonts w:cstheme="minorHAnsi"/>
@@ -9433,13 +11481,23 @@
               </w:rPr>
               <w:t xml:space="preserve">char </w:t>
             </w:r>
-            <w:r>
-              <w:rPr>
-                <w:rFonts w:ascii="Calibri" w:eastAsia="Calibri" w:hAnsi="Calibri" w:cs="Calibri"/>
-                <w:sz w:val="22"/>
-                <w:szCs w:val="22"/>
-              </w:rPr>
-              <w:t xml:space="preserve">name[50]; </w:t>
+            <w:proofErr w:type="gramStart"/>
+            <w:r>
+              <w:rPr>
+                <w:rFonts w:ascii="Calibri" w:eastAsia="Calibri" w:hAnsi="Calibri" w:cs="Calibri"/>
+                <w:sz w:val="22"/>
+                <w:szCs w:val="22"/>
+              </w:rPr>
+              <w:t>name[</w:t>
+            </w:r>
+            <w:proofErr w:type="gramEnd"/>
+            <w:r>
+              <w:rPr>
+                <w:rFonts w:ascii="Calibri" w:eastAsia="Calibri" w:hAnsi="Calibri" w:cs="Calibri"/>
+                <w:sz w:val="22"/>
+                <w:szCs w:val="22"/>
+              </w:rPr>
+              <w:t xml:space="preserve">50]; </w:t>
             </w:r>
           </w:p>
           <w:p>
@@ -9520,13 +11578,23 @@
               </w:rPr>
               <w:t xml:space="preserve">float </w:t>
             </w:r>
-            <w:r>
-              <w:rPr>
-                <w:rFonts w:ascii="Calibri" w:eastAsia="Calibri" w:hAnsi="Calibri" w:cs="Calibri"/>
-                <w:sz w:val="22"/>
-                <w:szCs w:val="22"/>
-              </w:rPr>
-              <w:t xml:space="preserve">cost_per_unit; </w:t>
+            <w:proofErr w:type="spellStart"/>
+            <w:r>
+              <w:rPr>
+                <w:rFonts w:ascii="Calibri" w:eastAsia="Calibri" w:hAnsi="Calibri" w:cs="Calibri"/>
+                <w:sz w:val="22"/>
+                <w:szCs w:val="22"/>
+              </w:rPr>
+              <w:t>cost_per_unit</w:t>
+            </w:r>
+            <w:proofErr w:type="spellEnd"/>
+            <w:r>
+              <w:rPr>
+                <w:rFonts w:ascii="Calibri" w:eastAsia="Calibri" w:hAnsi="Calibri" w:cs="Calibri"/>
+                <w:sz w:val="22"/>
+                <w:szCs w:val="22"/>
+              </w:rPr>
+              <w:t xml:space="preserve">; </w:t>
             </w:r>
           </w:p>
           <w:p>
@@ -9549,13 +11617,23 @@
               </w:rPr>
               <w:t xml:space="preserve">float </w:t>
             </w:r>
-            <w:r>
-              <w:rPr>
-                <w:rFonts w:ascii="Calibri" w:eastAsia="Calibri" w:hAnsi="Calibri" w:cs="Calibri"/>
-                <w:sz w:val="22"/>
-                <w:szCs w:val="22"/>
-              </w:rPr>
-              <w:t xml:space="preserve">total_cost; </w:t>
+            <w:proofErr w:type="spellStart"/>
+            <w:r>
+              <w:rPr>
+                <w:rFonts w:ascii="Calibri" w:eastAsia="Calibri" w:hAnsi="Calibri" w:cs="Calibri"/>
+                <w:sz w:val="22"/>
+                <w:szCs w:val="22"/>
+              </w:rPr>
+              <w:t>total_cost</w:t>
+            </w:r>
+            <w:proofErr w:type="spellEnd"/>
+            <w:r>
+              <w:rPr>
+                <w:rFonts w:ascii="Calibri" w:eastAsia="Calibri" w:hAnsi="Calibri" w:cs="Calibri"/>
+                <w:sz w:val="22"/>
+                <w:szCs w:val="22"/>
+              </w:rPr>
+              <w:t xml:space="preserve">; </w:t>
             </w:r>
           </w:p>
           <w:p>
@@ -9620,6 +11698,7 @@
               </w:rPr>
               <w:t xml:space="preserve">Floor </w:t>
             </w:r>
+            <w:proofErr w:type="gramStart"/>
             <w:r>
               <w:rPr>
                 <w:rFonts w:ascii="Calibri" w:eastAsia="Calibri" w:hAnsi="Calibri" w:cs="Calibri"/>
@@ -9635,7 +11714,16 @@
                 <w:sz w:val="22"/>
                 <w:szCs w:val="22"/>
               </w:rPr>
-              <w:t>();</w:t>
+              <w:t>(</w:t>
+            </w:r>
+            <w:proofErr w:type="gramEnd"/>
+            <w:r>
+              <w:rPr>
+                <w:rFonts w:ascii="Calibri" w:eastAsia="Calibri" w:hAnsi="Calibri" w:cs="Calibri"/>
+                <w:sz w:val="22"/>
+                <w:szCs w:val="22"/>
+              </w:rPr>
+              <w:t>);</w:t>
             </w:r>
           </w:p>
           <w:p>
@@ -9657,6 +11745,7 @@
               </w:rPr>
               <w:t xml:space="preserve">float </w:t>
             </w:r>
+            <w:proofErr w:type="spellStart"/>
             <w:r>
               <w:rPr>
                 <w:rFonts w:ascii="Calibri" w:eastAsia="Calibri" w:hAnsi="Calibri" w:cs="Calibri"/>
@@ -9664,15 +11753,35 @@
                 <w:sz w:val="22"/>
                 <w:szCs w:val="22"/>
               </w:rPr>
-              <w:t>calculate_cost</w:t>
-            </w:r>
-            <w:r>
-              <w:rPr>
-                <w:rFonts w:ascii="Calibri" w:eastAsia="Calibri" w:hAnsi="Calibri" w:cs="Calibri"/>
-                <w:sz w:val="22"/>
-                <w:szCs w:val="22"/>
-              </w:rPr>
-              <w:t>(Floor floor);</w:t>
+              <w:t>calculate_</w:t>
+            </w:r>
+            <w:proofErr w:type="gramStart"/>
+            <w:r>
+              <w:rPr>
+                <w:rFonts w:ascii="Calibri" w:eastAsia="Calibri" w:hAnsi="Calibri" w:cs="Calibri"/>
+                <w:color w:val="833C0B" w:themeColor="accent2" w:themeShade="80"/>
+                <w:sz w:val="22"/>
+                <w:szCs w:val="22"/>
+              </w:rPr>
+              <w:t>cost</w:t>
+            </w:r>
+            <w:proofErr w:type="spellEnd"/>
+            <w:r>
+              <w:rPr>
+                <w:rFonts w:ascii="Calibri" w:eastAsia="Calibri" w:hAnsi="Calibri" w:cs="Calibri"/>
+                <w:sz w:val="22"/>
+                <w:szCs w:val="22"/>
+              </w:rPr>
+              <w:t>(</w:t>
+            </w:r>
+            <w:proofErr w:type="gramEnd"/>
+            <w:r>
+              <w:rPr>
+                <w:rFonts w:ascii="Calibri" w:eastAsia="Calibri" w:hAnsi="Calibri" w:cs="Calibri"/>
+                <w:sz w:val="22"/>
+                <w:szCs w:val="22"/>
+              </w:rPr>
+              <w:t>Floor floor);</w:t>
             </w:r>
           </w:p>
           <w:p>
@@ -9694,6 +11803,7 @@
               </w:rPr>
               <w:t xml:space="preserve">void </w:t>
             </w:r>
+            <w:proofErr w:type="spellStart"/>
             <w:r>
               <w:rPr>
                 <w:rFonts w:ascii="Calibri" w:eastAsia="Calibri" w:hAnsi="Calibri" w:cs="Calibri"/>
@@ -9701,15 +11811,35 @@
                 <w:sz w:val="22"/>
                 <w:szCs w:val="22"/>
               </w:rPr>
-              <w:t>compare_costs</w:t>
-            </w:r>
-            <w:r>
-              <w:rPr>
-                <w:rFonts w:ascii="Calibri" w:eastAsia="Calibri" w:hAnsi="Calibri" w:cs="Calibri"/>
-                <w:sz w:val="22"/>
-                <w:szCs w:val="22"/>
-              </w:rPr>
-              <w:t>(Floor f1, Floor f2, Floor f3);</w:t>
+              <w:t>compare_</w:t>
+            </w:r>
+            <w:proofErr w:type="gramStart"/>
+            <w:r>
+              <w:rPr>
+                <w:rFonts w:ascii="Calibri" w:eastAsia="Calibri" w:hAnsi="Calibri" w:cs="Calibri"/>
+                <w:color w:val="833C0B" w:themeColor="accent2" w:themeShade="80"/>
+                <w:sz w:val="22"/>
+                <w:szCs w:val="22"/>
+              </w:rPr>
+              <w:t>costs</w:t>
+            </w:r>
+            <w:proofErr w:type="spellEnd"/>
+            <w:r>
+              <w:rPr>
+                <w:rFonts w:ascii="Calibri" w:eastAsia="Calibri" w:hAnsi="Calibri" w:cs="Calibri"/>
+                <w:sz w:val="22"/>
+                <w:szCs w:val="22"/>
+              </w:rPr>
+              <w:t>(</w:t>
+            </w:r>
+            <w:proofErr w:type="gramEnd"/>
+            <w:r>
+              <w:rPr>
+                <w:rFonts w:ascii="Calibri" w:eastAsia="Calibri" w:hAnsi="Calibri" w:cs="Calibri"/>
+                <w:sz w:val="22"/>
+                <w:szCs w:val="22"/>
+              </w:rPr>
+              <w:t>Floor f1, Floor f2, Floor f3);</w:t>
             </w:r>
           </w:p>
         </w:tc>
@@ -9999,13 +12129,23 @@
               </w:rPr>
               <w:t xml:space="preserve">float </w:t>
             </w:r>
-            <w:r>
-              <w:rPr>
-                <w:rFonts w:ascii="Calibri" w:eastAsia="Calibri" w:hAnsi="Calibri" w:cs="Calibri"/>
-                <w:sz w:val="22"/>
-                <w:szCs w:val="22"/>
-              </w:rPr>
-              <w:t>costPerUnit;</w:t>
+            <w:proofErr w:type="spellStart"/>
+            <w:r>
+              <w:rPr>
+                <w:rFonts w:ascii="Calibri" w:eastAsia="Calibri" w:hAnsi="Calibri" w:cs="Calibri"/>
+                <w:sz w:val="22"/>
+                <w:szCs w:val="22"/>
+              </w:rPr>
+              <w:t>costPerUnit</w:t>
+            </w:r>
+            <w:proofErr w:type="spellEnd"/>
+            <w:r>
+              <w:rPr>
+                <w:rFonts w:ascii="Calibri" w:eastAsia="Calibri" w:hAnsi="Calibri" w:cs="Calibri"/>
+                <w:sz w:val="22"/>
+                <w:szCs w:val="22"/>
+              </w:rPr>
+              <w:t>;</w:t>
             </w:r>
           </w:p>
           <w:p>
@@ -10043,13 +12183,23 @@
               </w:rPr>
               <w:t xml:space="preserve">float </w:t>
             </w:r>
-            <w:r>
-              <w:rPr>
-                <w:rFonts w:ascii="Calibri" w:eastAsia="Calibri" w:hAnsi="Calibri" w:cs="Calibri"/>
-                <w:sz w:val="22"/>
-                <w:szCs w:val="22"/>
-              </w:rPr>
-              <w:t>totalCost;</w:t>
+            <w:proofErr w:type="spellStart"/>
+            <w:r>
+              <w:rPr>
+                <w:rFonts w:ascii="Calibri" w:eastAsia="Calibri" w:hAnsi="Calibri" w:cs="Calibri"/>
+                <w:sz w:val="22"/>
+                <w:szCs w:val="22"/>
+              </w:rPr>
+              <w:t>totalCost</w:t>
+            </w:r>
+            <w:proofErr w:type="spellEnd"/>
+            <w:r>
+              <w:rPr>
+                <w:rFonts w:ascii="Calibri" w:eastAsia="Calibri" w:hAnsi="Calibri" w:cs="Calibri"/>
+                <w:sz w:val="22"/>
+                <w:szCs w:val="22"/>
+              </w:rPr>
+              <w:t>;</w:t>
             </w:r>
           </w:p>
           <w:p>
@@ -10115,6 +12265,8 @@
               </w:rPr>
               <w:t xml:space="preserve">void </w:t>
             </w:r>
+            <w:proofErr w:type="spellStart"/>
+            <w:proofErr w:type="gramStart"/>
             <w:r>
               <w:rPr>
                 <w:rFonts w:ascii="Calibri" w:eastAsia="Calibri" w:hAnsi="Calibri" w:cs="Calibri"/>
@@ -10124,6 +12276,7 @@
               </w:rPr>
               <w:t>inputDetails</w:t>
             </w:r>
+            <w:proofErr w:type="spellEnd"/>
             <w:r>
               <w:rPr>
                 <w:rFonts w:ascii="Calibri" w:eastAsia="Calibri" w:hAnsi="Calibri" w:cs="Calibri"/>
@@ -10132,6 +12285,7 @@
               </w:rPr>
               <w:t>(</w:t>
             </w:r>
+            <w:proofErr w:type="gramEnd"/>
             <w:r>
               <w:rPr>
                 <w:rFonts w:ascii="Calibri" w:eastAsia="Calibri" w:hAnsi="Calibri" w:cs="Calibri"/>
@@ -10169,6 +12323,8 @@
               </w:rPr>
               <w:t xml:space="preserve">void </w:t>
             </w:r>
+            <w:proofErr w:type="spellStart"/>
+            <w:proofErr w:type="gramStart"/>
             <w:r>
               <w:rPr>
                 <w:rFonts w:ascii="Calibri" w:eastAsia="Calibri" w:hAnsi="Calibri" w:cs="Calibri"/>
@@ -10178,6 +12334,7 @@
               </w:rPr>
               <w:t>calculateCosts</w:t>
             </w:r>
+            <w:proofErr w:type="spellEnd"/>
             <w:r>
               <w:rPr>
                 <w:rFonts w:ascii="Calibri" w:eastAsia="Calibri" w:hAnsi="Calibri" w:cs="Calibri"/>
@@ -10186,6 +12343,7 @@
               </w:rPr>
               <w:t>(</w:t>
             </w:r>
+            <w:proofErr w:type="gramEnd"/>
             <w:r>
               <w:rPr>
                 <w:rFonts w:ascii="Calibri" w:eastAsia="Calibri" w:hAnsi="Calibri" w:cs="Calibri"/>
@@ -10218,21 +12376,24 @@
             <w:r>
               <w:rPr>
                 <w:rFonts w:ascii="Calibri" w:eastAsia="Calibri" w:hAnsi="Calibri" w:cs="Calibri"/>
-                <w:color w:val="0070C0"/>
-                <w:sz w:val="22"/>
-                <w:szCs w:val="22"/>
-              </w:rPr>
-              <w:t xml:space="preserve">void </w:t>
-            </w:r>
-            <w:r>
-              <w:rPr>
-                <w:rFonts w:ascii="Calibri" w:eastAsia="Calibri" w:hAnsi="Calibri" w:cs="Calibri"/>
                 <w:color w:val="833C0B" w:themeColor="accent2" w:themeShade="80"/>
                 <w:sz w:val="22"/>
                 <w:szCs w:val="22"/>
               </w:rPr>
+              <w:t xml:space="preserve">int </w:t>
+            </w:r>
+            <w:proofErr w:type="spellStart"/>
+            <w:proofErr w:type="gramStart"/>
+            <w:r>
+              <w:rPr>
+                <w:rFonts w:ascii="Calibri" w:eastAsia="Calibri" w:hAnsi="Calibri" w:cs="Calibri"/>
+                <w:color w:val="833C0B" w:themeColor="accent2" w:themeShade="80"/>
+                <w:sz w:val="22"/>
+                <w:szCs w:val="22"/>
+              </w:rPr>
               <w:t>highestCostFloor</w:t>
             </w:r>
+            <w:proofErr w:type="spellEnd"/>
             <w:r>
               <w:rPr>
                 <w:rFonts w:ascii="Calibri" w:eastAsia="Calibri" w:hAnsi="Calibri" w:cs="Calibri"/>
@@ -10241,6 +12402,7 @@
               </w:rPr>
               <w:t>(</w:t>
             </w:r>
+            <w:proofErr w:type="gramEnd"/>
             <w:r>
               <w:rPr>
                 <w:rFonts w:ascii="Calibri" w:eastAsia="Calibri" w:hAnsi="Calibri" w:cs="Calibri"/>
@@ -10279,6 +12441,8 @@
               </w:rPr>
               <w:t xml:space="preserve">void </w:t>
             </w:r>
+            <w:proofErr w:type="spellStart"/>
+            <w:proofErr w:type="gramStart"/>
             <w:r>
               <w:rPr>
                 <w:rFonts w:ascii="Calibri" w:eastAsia="Calibri" w:hAnsi="Calibri" w:cs="Calibri"/>
@@ -10288,6 +12452,7 @@
               </w:rPr>
               <w:t>displayHighestCost</w:t>
             </w:r>
+            <w:proofErr w:type="spellEnd"/>
             <w:r>
               <w:rPr>
                 <w:rFonts w:ascii="Calibri" w:eastAsia="Calibri" w:hAnsi="Calibri" w:cs="Calibri"/>
@@ -10296,6 +12461,7 @@
               </w:rPr>
               <w:t>(</w:t>
             </w:r>
+            <w:proofErr w:type="gramEnd"/>
             <w:r>
               <w:rPr>
                 <w:rFonts w:ascii="Calibri" w:eastAsia="Calibri" w:hAnsi="Calibri" w:cs="Calibri"/>
@@ -10311,7 +12477,25 @@
                 <w:sz w:val="22"/>
                 <w:szCs w:val="22"/>
               </w:rPr>
-              <w:t>index, Floor floors[]);</w:t>
+              <w:t xml:space="preserve">index, Floor </w:t>
+            </w:r>
+            <w:proofErr w:type="gramStart"/>
+            <w:r>
+              <w:rPr>
+                <w:rFonts w:ascii="Calibri" w:eastAsia="Calibri" w:hAnsi="Calibri" w:cs="Calibri"/>
+                <w:sz w:val="22"/>
+                <w:szCs w:val="22"/>
+              </w:rPr>
+              <w:t>floors[</w:t>
+            </w:r>
+            <w:proofErr w:type="gramEnd"/>
+            <w:r>
+              <w:rPr>
+                <w:rFonts w:ascii="Calibri" w:eastAsia="Calibri" w:hAnsi="Calibri" w:cs="Calibri"/>
+                <w:sz w:val="22"/>
+                <w:szCs w:val="22"/>
+              </w:rPr>
+              <w:t>]);</w:t>
             </w:r>
           </w:p>
         </w:tc>
@@ -10412,6 +12596,7 @@
                 <w:szCs w:val="22"/>
               </w:rPr>
             </w:pPr>
+            <w:proofErr w:type="spellStart"/>
             <w:r>
               <w:rPr>
                 <w:rFonts w:ascii="Calibri" w:hAnsi="Calibri" w:cs="Calibri"/>
@@ -10420,6 +12605,7 @@
               </w:rPr>
               <w:t>car_id</w:t>
             </w:r>
+            <w:proofErr w:type="spellEnd"/>
           </w:p>
           <w:p>
             <w:pPr>
@@ -10436,6 +12622,7 @@
                 <w:szCs w:val="22"/>
               </w:rPr>
             </w:pPr>
+            <w:proofErr w:type="spellStart"/>
             <w:r>
               <w:rPr>
                 <w:rFonts w:ascii="Calibri" w:hAnsi="Calibri" w:cs="Calibri"/>
@@ -10444,6 +12631,7 @@
               </w:rPr>
               <w:t>model_name</w:t>
             </w:r>
+            <w:proofErr w:type="spellEnd"/>
           </w:p>
           <w:p>
             <w:pPr>
@@ -10460,6 +12648,7 @@
                 <w:szCs w:val="22"/>
               </w:rPr>
             </w:pPr>
+            <w:proofErr w:type="spellStart"/>
             <w:r>
               <w:rPr>
                 <w:rFonts w:ascii="Calibri" w:hAnsi="Calibri" w:cs="Calibri"/>
@@ -10468,6 +12657,7 @@
               </w:rPr>
               <w:t>manufacture_year</w:t>
             </w:r>
+            <w:proofErr w:type="spellEnd"/>
           </w:p>
           <w:p>
             <w:pPr>
@@ -10556,6 +12746,8 @@
               </w:rPr>
               <w:t xml:space="preserve">void </w:t>
             </w:r>
+            <w:proofErr w:type="spellStart"/>
+            <w:proofErr w:type="gramStart"/>
             <w:r>
               <w:rPr>
                 <w:rFonts w:ascii="Calibri" w:hAnsi="Calibri" w:cs="Calibri"/>
@@ -10565,6 +12757,7 @@
               </w:rPr>
               <w:t>readCars</w:t>
             </w:r>
+            <w:proofErr w:type="spellEnd"/>
             <w:r>
               <w:rPr>
                 <w:rFonts w:ascii="Calibri" w:hAnsi="Calibri" w:cs="Calibri"/>
@@ -10573,6 +12766,7 @@
               </w:rPr>
               <w:t>(</w:t>
             </w:r>
+            <w:proofErr w:type="gramEnd"/>
             <w:r>
               <w:rPr>
                 <w:rFonts w:ascii="Calibri" w:hAnsi="Calibri" w:cs="Calibri"/>
@@ -10588,7 +12782,43 @@
                 <w:sz w:val="22"/>
                 <w:szCs w:val="22"/>
               </w:rPr>
-              <w:t>n, Car_t c[]);</w:t>
+              <w:t xml:space="preserve">n, </w:t>
+            </w:r>
+            <w:proofErr w:type="spellStart"/>
+            <w:r>
+              <w:rPr>
+                <w:rFonts w:ascii="Calibri" w:hAnsi="Calibri" w:cs="Calibri"/>
+                <w:sz w:val="22"/>
+                <w:szCs w:val="22"/>
+              </w:rPr>
+              <w:t>Car_t</w:t>
+            </w:r>
+            <w:proofErr w:type="spellEnd"/>
+            <w:r>
+              <w:rPr>
+                <w:rFonts w:ascii="Calibri" w:hAnsi="Calibri" w:cs="Calibri"/>
+                <w:sz w:val="22"/>
+                <w:szCs w:val="22"/>
+              </w:rPr>
+              <w:t xml:space="preserve"> </w:t>
+            </w:r>
+            <w:proofErr w:type="gramStart"/>
+            <w:r>
+              <w:rPr>
+                <w:rFonts w:ascii="Calibri" w:hAnsi="Calibri" w:cs="Calibri"/>
+                <w:sz w:val="22"/>
+                <w:szCs w:val="22"/>
+              </w:rPr>
+              <w:t>c[</w:t>
+            </w:r>
+            <w:proofErr w:type="gramEnd"/>
+            <w:r>
+              <w:rPr>
+                <w:rFonts w:ascii="Calibri" w:hAnsi="Calibri" w:cs="Calibri"/>
+                <w:sz w:val="22"/>
+                <w:szCs w:val="22"/>
+              </w:rPr>
+              <w:t>]);</w:t>
             </w:r>
           </w:p>
           <w:p>
@@ -10610,6 +12840,8 @@
               </w:rPr>
               <w:t xml:space="preserve">void </w:t>
             </w:r>
+            <w:proofErr w:type="spellStart"/>
+            <w:proofErr w:type="gramStart"/>
             <w:r>
               <w:rPr>
                 <w:rFonts w:ascii="Calibri" w:hAnsi="Calibri" w:cs="Calibri"/>
@@ -10619,6 +12851,7 @@
               </w:rPr>
               <w:t>displayModernCars</w:t>
             </w:r>
+            <w:proofErr w:type="spellEnd"/>
             <w:r>
               <w:rPr>
                 <w:rFonts w:ascii="Calibri" w:hAnsi="Calibri" w:cs="Calibri"/>
@@ -10627,6 +12860,7 @@
               </w:rPr>
               <w:t>(</w:t>
             </w:r>
+            <w:proofErr w:type="gramEnd"/>
             <w:r>
               <w:rPr>
                 <w:rFonts w:ascii="Calibri" w:hAnsi="Calibri" w:cs="Calibri"/>
@@ -10642,7 +12876,43 @@
                 <w:sz w:val="22"/>
                 <w:szCs w:val="22"/>
               </w:rPr>
-              <w:t>n, Car_t c[]);</w:t>
+              <w:t xml:space="preserve">n, </w:t>
+            </w:r>
+            <w:proofErr w:type="spellStart"/>
+            <w:r>
+              <w:rPr>
+                <w:rFonts w:ascii="Calibri" w:hAnsi="Calibri" w:cs="Calibri"/>
+                <w:sz w:val="22"/>
+                <w:szCs w:val="22"/>
+              </w:rPr>
+              <w:t>Car_t</w:t>
+            </w:r>
+            <w:proofErr w:type="spellEnd"/>
+            <w:r>
+              <w:rPr>
+                <w:rFonts w:ascii="Calibri" w:hAnsi="Calibri" w:cs="Calibri"/>
+                <w:sz w:val="22"/>
+                <w:szCs w:val="22"/>
+              </w:rPr>
+              <w:t xml:space="preserve"> </w:t>
+            </w:r>
+            <w:proofErr w:type="gramStart"/>
+            <w:r>
+              <w:rPr>
+                <w:rFonts w:ascii="Calibri" w:hAnsi="Calibri" w:cs="Calibri"/>
+                <w:sz w:val="22"/>
+                <w:szCs w:val="22"/>
+              </w:rPr>
+              <w:t>c[</w:t>
+            </w:r>
+            <w:proofErr w:type="gramEnd"/>
+            <w:r>
+              <w:rPr>
+                <w:rFonts w:ascii="Calibri" w:hAnsi="Calibri" w:cs="Calibri"/>
+                <w:sz w:val="22"/>
+                <w:szCs w:val="22"/>
+              </w:rPr>
+              <w:t>]);</w:t>
             </w:r>
           </w:p>
         </w:tc>
@@ -10790,7 +13060,29 @@
                 <w:szCs w:val="22"/>
                 <w:lang w:val="en-GB"/>
               </w:rPr>
-              <w:t xml:space="preserve">    char name[50];</w:t>
+              <w:t xml:space="preserve">    char </w:t>
+            </w:r>
+            <w:proofErr w:type="gramStart"/>
+            <w:r>
+              <w:rPr>
+                <w:rFonts w:ascii="Calibri" w:eastAsia="Calibri" w:hAnsi="Calibri" w:cs="Calibri"/>
+                <w:color w:val="000000" w:themeColor="text1"/>
+                <w:sz w:val="22"/>
+                <w:szCs w:val="22"/>
+                <w:lang w:val="en-GB"/>
+              </w:rPr>
+              <w:t>name[</w:t>
+            </w:r>
+            <w:proofErr w:type="gramEnd"/>
+            <w:r>
+              <w:rPr>
+                <w:rFonts w:ascii="Calibri" w:eastAsia="Calibri" w:hAnsi="Calibri" w:cs="Calibri"/>
+                <w:color w:val="000000" w:themeColor="text1"/>
+                <w:sz w:val="22"/>
+                <w:szCs w:val="22"/>
+                <w:lang w:val="en-GB"/>
+              </w:rPr>
+              <w:t>50];</w:t>
             </w:r>
           </w:p>
           <w:p>
@@ -10896,6 +13188,7 @@
               </w:rPr>
               <w:t xml:space="preserve">void </w:t>
             </w:r>
+            <w:proofErr w:type="spellStart"/>
             <w:r>
               <w:rPr>
                 <w:rFonts w:ascii="Calibri" w:eastAsia="Calibri" w:hAnsi="Calibri" w:cs="Calibri"/>
@@ -10904,17 +13197,40 @@
                 <w:szCs w:val="22"/>
                 <w:lang w:val="en-GB"/>
               </w:rPr>
-              <w:t>read_person</w:t>
-            </w:r>
-            <w:r>
-              <w:rPr>
-                <w:rFonts w:ascii="Calibri" w:eastAsia="Calibri" w:hAnsi="Calibri" w:cs="Calibri"/>
-                <w:color w:val="000000" w:themeColor="text1"/>
+              <w:t>read_</w:t>
+            </w:r>
+            <w:proofErr w:type="gramStart"/>
+            <w:r>
+              <w:rPr>
+                <w:rFonts w:ascii="Calibri" w:eastAsia="Calibri" w:hAnsi="Calibri" w:cs="Calibri"/>
+                <w:color w:val="833C0B" w:themeColor="accent2" w:themeShade="80"/>
                 <w:sz w:val="22"/>
                 <w:szCs w:val="22"/>
                 <w:lang w:val="en-GB"/>
               </w:rPr>
-              <w:t>(Person *p);</w:t>
+              <w:t>person</w:t>
+            </w:r>
+            <w:proofErr w:type="spellEnd"/>
+            <w:r>
+              <w:rPr>
+                <w:rFonts w:ascii="Calibri" w:eastAsia="Calibri" w:hAnsi="Calibri" w:cs="Calibri"/>
+                <w:color w:val="000000" w:themeColor="text1"/>
+                <w:sz w:val="22"/>
+                <w:szCs w:val="22"/>
+                <w:lang w:val="en-GB"/>
+              </w:rPr>
+              <w:t>(</w:t>
+            </w:r>
+            <w:proofErr w:type="gramEnd"/>
+            <w:r>
+              <w:rPr>
+                <w:rFonts w:ascii="Calibri" w:eastAsia="Calibri" w:hAnsi="Calibri" w:cs="Calibri"/>
+                <w:color w:val="000000" w:themeColor="text1"/>
+                <w:sz w:val="22"/>
+                <w:szCs w:val="22"/>
+                <w:lang w:val="en-GB"/>
+              </w:rPr>
+              <w:t>Person *p);</w:t>
             </w:r>
           </w:p>
           <w:p>
@@ -10940,6 +13256,7 @@
               </w:rPr>
               <w:t xml:space="preserve">void </w:t>
             </w:r>
+            <w:proofErr w:type="spellStart"/>
             <w:r>
               <w:rPr>
                 <w:rFonts w:ascii="Calibri" w:eastAsia="Calibri" w:hAnsi="Calibri" w:cs="Calibri"/>
@@ -10948,17 +13265,40 @@
                 <w:szCs w:val="22"/>
                 <w:lang w:val="en-GB"/>
               </w:rPr>
-              <w:t>print_person</w:t>
-            </w:r>
-            <w:r>
-              <w:rPr>
-                <w:rFonts w:ascii="Calibri" w:eastAsia="Calibri" w:hAnsi="Calibri" w:cs="Calibri"/>
-                <w:color w:val="000000" w:themeColor="text1"/>
+              <w:t>print_</w:t>
+            </w:r>
+            <w:proofErr w:type="gramStart"/>
+            <w:r>
+              <w:rPr>
+                <w:rFonts w:ascii="Calibri" w:eastAsia="Calibri" w:hAnsi="Calibri" w:cs="Calibri"/>
+                <w:color w:val="833C0B" w:themeColor="accent2" w:themeShade="80"/>
                 <w:sz w:val="22"/>
                 <w:szCs w:val="22"/>
                 <w:lang w:val="en-GB"/>
               </w:rPr>
-              <w:t>(Person *p);</w:t>
+              <w:t>person</w:t>
+            </w:r>
+            <w:proofErr w:type="spellEnd"/>
+            <w:r>
+              <w:rPr>
+                <w:rFonts w:ascii="Calibri" w:eastAsia="Calibri" w:hAnsi="Calibri" w:cs="Calibri"/>
+                <w:color w:val="000000" w:themeColor="text1"/>
+                <w:sz w:val="22"/>
+                <w:szCs w:val="22"/>
+                <w:lang w:val="en-GB"/>
+              </w:rPr>
+              <w:t>(</w:t>
+            </w:r>
+            <w:proofErr w:type="gramEnd"/>
+            <w:r>
+              <w:rPr>
+                <w:rFonts w:ascii="Calibri" w:eastAsia="Calibri" w:hAnsi="Calibri" w:cs="Calibri"/>
+                <w:color w:val="000000" w:themeColor="text1"/>
+                <w:sz w:val="22"/>
+                <w:szCs w:val="22"/>
+                <w:lang w:val="en-GB"/>
+              </w:rPr>
+              <w:t>Person *p);</w:t>
             </w:r>
           </w:p>
           <w:p>
@@ -10983,6 +13323,7 @@
               </w:rPr>
               <w:t xml:space="preserve">void </w:t>
             </w:r>
+            <w:proofErr w:type="spellStart"/>
             <w:r>
               <w:rPr>
                 <w:rFonts w:ascii="Calibri" w:eastAsia="Calibri" w:hAnsi="Calibri" w:cs="Calibri"/>
@@ -10991,17 +13332,40 @@
                 <w:szCs w:val="22"/>
                 <w:lang w:val="en-GB"/>
               </w:rPr>
-              <w:t>swap_person</w:t>
-            </w:r>
-            <w:r>
-              <w:rPr>
-                <w:rFonts w:ascii="Calibri" w:eastAsia="Calibri" w:hAnsi="Calibri" w:cs="Calibri"/>
-                <w:color w:val="000000" w:themeColor="text1"/>
+              <w:t>swap_</w:t>
+            </w:r>
+            <w:proofErr w:type="gramStart"/>
+            <w:r>
+              <w:rPr>
+                <w:rFonts w:ascii="Calibri" w:eastAsia="Calibri" w:hAnsi="Calibri" w:cs="Calibri"/>
+                <w:color w:val="833C0B" w:themeColor="accent2" w:themeShade="80"/>
                 <w:sz w:val="22"/>
                 <w:szCs w:val="22"/>
                 <w:lang w:val="en-GB"/>
               </w:rPr>
-              <w:t>(Person *p1, Person *p2);</w:t>
+              <w:t>person</w:t>
+            </w:r>
+            <w:proofErr w:type="spellEnd"/>
+            <w:r>
+              <w:rPr>
+                <w:rFonts w:ascii="Calibri" w:eastAsia="Calibri" w:hAnsi="Calibri" w:cs="Calibri"/>
+                <w:color w:val="000000" w:themeColor="text1"/>
+                <w:sz w:val="22"/>
+                <w:szCs w:val="22"/>
+                <w:lang w:val="en-GB"/>
+              </w:rPr>
+              <w:t>(</w:t>
+            </w:r>
+            <w:proofErr w:type="gramEnd"/>
+            <w:r>
+              <w:rPr>
+                <w:rFonts w:ascii="Calibri" w:eastAsia="Calibri" w:hAnsi="Calibri" w:cs="Calibri"/>
+                <w:color w:val="000000" w:themeColor="text1"/>
+                <w:sz w:val="22"/>
+                <w:szCs w:val="22"/>
+                <w:lang w:val="en-GB"/>
+              </w:rPr>
+              <w:t>Person *p1, Person *p2);</w:t>
             </w:r>
           </w:p>
         </w:tc>
@@ -11142,16 +13506,29 @@
                 <w:lang w:val="en-IN"/>
               </w:rPr>
             </w:pPr>
-            <w:r>
-              <w:rPr>
-                <w:rFonts w:ascii="Calibri" w:eastAsia="Calibri" w:hAnsi="Calibri" w:cs="Calibri"/>
-                <w:color w:val="000000" w:themeColor="text1"/>
-                <w:sz w:val="22"/>
-                <w:szCs w:val="22"/>
-                <w:lang w:val="en-IN"/>
-              </w:rPr>
-              <w:t xml:space="preserve">Medicine_t* </w:t>
-            </w:r>
+            <w:proofErr w:type="spellStart"/>
+            <w:r>
+              <w:rPr>
+                <w:rFonts w:ascii="Calibri" w:eastAsia="Calibri" w:hAnsi="Calibri" w:cs="Calibri"/>
+                <w:color w:val="000000" w:themeColor="text1"/>
+                <w:sz w:val="22"/>
+                <w:szCs w:val="22"/>
+                <w:lang w:val="en-IN"/>
+              </w:rPr>
+              <w:t>Medicine_t</w:t>
+            </w:r>
+            <w:proofErr w:type="spellEnd"/>
+            <w:r>
+              <w:rPr>
+                <w:rFonts w:ascii="Calibri" w:eastAsia="Calibri" w:hAnsi="Calibri" w:cs="Calibri"/>
+                <w:color w:val="000000" w:themeColor="text1"/>
+                <w:sz w:val="22"/>
+                <w:szCs w:val="22"/>
+                <w:lang w:val="en-IN"/>
+              </w:rPr>
+              <w:t xml:space="preserve">* </w:t>
+            </w:r>
+            <w:proofErr w:type="spellStart"/>
             <w:r>
               <w:rPr>
                 <w:rFonts w:ascii="Calibri" w:eastAsia="Calibri" w:hAnsi="Calibri" w:cs="Calibri"/>
@@ -11160,8 +13537,20 @@
                 <w:szCs w:val="22"/>
                 <w:lang w:val="en-IN"/>
               </w:rPr>
-              <w:t>allocate_inventory</w:t>
-            </w:r>
+              <w:t>allocate_</w:t>
+            </w:r>
+            <w:proofErr w:type="gramStart"/>
+            <w:r>
+              <w:rPr>
+                <w:rFonts w:ascii="Calibri" w:eastAsia="Calibri" w:hAnsi="Calibri" w:cs="Calibri"/>
+                <w:color w:val="833C0B" w:themeColor="accent2" w:themeShade="80"/>
+                <w:sz w:val="22"/>
+                <w:szCs w:val="22"/>
+                <w:lang w:val="en-IN"/>
+              </w:rPr>
+              <w:t>inventory</w:t>
+            </w:r>
+            <w:proofErr w:type="spellEnd"/>
             <w:r>
               <w:rPr>
                 <w:rFonts w:ascii="Calibri" w:eastAsia="Calibri" w:hAnsi="Calibri" w:cs="Calibri"/>
@@ -11172,6 +13561,7 @@
               </w:rPr>
               <w:t>(</w:t>
             </w:r>
+            <w:proofErr w:type="gramEnd"/>
             <w:r>
               <w:rPr>
                 <w:rFonts w:ascii="Calibri" w:eastAsia="Calibri" w:hAnsi="Calibri" w:cs="Calibri"/>
@@ -11219,6 +13609,7 @@
               </w:rPr>
               <w:t xml:space="preserve">void </w:t>
             </w:r>
+            <w:proofErr w:type="spellStart"/>
             <w:r>
               <w:rPr>
                 <w:rFonts w:ascii="Calibri" w:eastAsia="Calibri" w:hAnsi="Calibri" w:cs="Calibri"/>
@@ -11227,17 +13618,52 @@
                 <w:szCs w:val="22"/>
                 <w:lang w:val="en-IN"/>
               </w:rPr>
-              <w:t>read_inventory</w:t>
-            </w:r>
-            <w:r>
-              <w:rPr>
-                <w:rFonts w:ascii="Calibri" w:eastAsia="Calibri" w:hAnsi="Calibri" w:cs="Calibri"/>
-                <w:color w:val="000000" w:themeColor="text1"/>
-                <w:sz w:val="22"/>
-                <w:szCs w:val="22"/>
-                <w:lang w:val="en-IN"/>
-              </w:rPr>
-              <w:t xml:space="preserve">(Medicine_t *m, </w:t>
+              <w:t>read_</w:t>
+            </w:r>
+            <w:proofErr w:type="gramStart"/>
+            <w:r>
+              <w:rPr>
+                <w:rFonts w:ascii="Calibri" w:eastAsia="Calibri" w:hAnsi="Calibri" w:cs="Calibri"/>
+                <w:color w:val="833C0B" w:themeColor="accent2" w:themeShade="80"/>
+                <w:sz w:val="22"/>
+                <w:szCs w:val="22"/>
+                <w:lang w:val="en-IN"/>
+              </w:rPr>
+              <w:t>inventory</w:t>
+            </w:r>
+            <w:proofErr w:type="spellEnd"/>
+            <w:r>
+              <w:rPr>
+                <w:rFonts w:ascii="Calibri" w:eastAsia="Calibri" w:hAnsi="Calibri" w:cs="Calibri"/>
+                <w:color w:val="000000" w:themeColor="text1"/>
+                <w:sz w:val="22"/>
+                <w:szCs w:val="22"/>
+                <w:lang w:val="en-IN"/>
+              </w:rPr>
+              <w:t>(</w:t>
+            </w:r>
+            <w:proofErr w:type="spellStart"/>
+            <w:proofErr w:type="gramEnd"/>
+            <w:r>
+              <w:rPr>
+                <w:rFonts w:ascii="Calibri" w:eastAsia="Calibri" w:hAnsi="Calibri" w:cs="Calibri"/>
+                <w:color w:val="000000" w:themeColor="text1"/>
+                <w:sz w:val="22"/>
+                <w:szCs w:val="22"/>
+                <w:lang w:val="en-IN"/>
+              </w:rPr>
+              <w:t>Medicine_t</w:t>
+            </w:r>
+            <w:proofErr w:type="spellEnd"/>
+            <w:r>
+              <w:rPr>
+                <w:rFonts w:ascii="Calibri" w:eastAsia="Calibri" w:hAnsi="Calibri" w:cs="Calibri"/>
+                <w:color w:val="000000" w:themeColor="text1"/>
+                <w:sz w:val="22"/>
+                <w:szCs w:val="22"/>
+                <w:lang w:val="en-IN"/>
+              </w:rPr>
+              <w:t xml:space="preserve"> *m, </w:t>
             </w:r>
             <w:r>
               <w:rPr>
@@ -11286,6 +13712,7 @@
               </w:rPr>
               <w:t xml:space="preserve">void </w:t>
             </w:r>
+            <w:proofErr w:type="spellStart"/>
             <w:r>
               <w:rPr>
                 <w:rFonts w:ascii="Calibri" w:eastAsia="Calibri" w:hAnsi="Calibri" w:cs="Calibri"/>
@@ -11294,17 +13721,52 @@
                 <w:szCs w:val="22"/>
                 <w:lang w:val="en-IN"/>
               </w:rPr>
-              <w:t>display_inventory</w:t>
-            </w:r>
-            <w:r>
-              <w:rPr>
-                <w:rFonts w:ascii="Calibri" w:eastAsia="Calibri" w:hAnsi="Calibri" w:cs="Calibri"/>
-                <w:color w:val="000000" w:themeColor="text1"/>
-                <w:sz w:val="22"/>
-                <w:szCs w:val="22"/>
-                <w:lang w:val="en-IN"/>
-              </w:rPr>
-              <w:t xml:space="preserve">(Medicine_t *m, </w:t>
+              <w:t>display_</w:t>
+            </w:r>
+            <w:proofErr w:type="gramStart"/>
+            <w:r>
+              <w:rPr>
+                <w:rFonts w:ascii="Calibri" w:eastAsia="Calibri" w:hAnsi="Calibri" w:cs="Calibri"/>
+                <w:color w:val="833C0B" w:themeColor="accent2" w:themeShade="80"/>
+                <w:sz w:val="22"/>
+                <w:szCs w:val="22"/>
+                <w:lang w:val="en-IN"/>
+              </w:rPr>
+              <w:t>inventory</w:t>
+            </w:r>
+            <w:proofErr w:type="spellEnd"/>
+            <w:r>
+              <w:rPr>
+                <w:rFonts w:ascii="Calibri" w:eastAsia="Calibri" w:hAnsi="Calibri" w:cs="Calibri"/>
+                <w:color w:val="000000" w:themeColor="text1"/>
+                <w:sz w:val="22"/>
+                <w:szCs w:val="22"/>
+                <w:lang w:val="en-IN"/>
+              </w:rPr>
+              <w:t>(</w:t>
+            </w:r>
+            <w:proofErr w:type="spellStart"/>
+            <w:proofErr w:type="gramEnd"/>
+            <w:r>
+              <w:rPr>
+                <w:rFonts w:ascii="Calibri" w:eastAsia="Calibri" w:hAnsi="Calibri" w:cs="Calibri"/>
+                <w:color w:val="000000" w:themeColor="text1"/>
+                <w:sz w:val="22"/>
+                <w:szCs w:val="22"/>
+                <w:lang w:val="en-IN"/>
+              </w:rPr>
+              <w:t>Medicine_t</w:t>
+            </w:r>
+            <w:proofErr w:type="spellEnd"/>
+            <w:r>
+              <w:rPr>
+                <w:rFonts w:ascii="Calibri" w:eastAsia="Calibri" w:hAnsi="Calibri" w:cs="Calibri"/>
+                <w:color w:val="000000" w:themeColor="text1"/>
+                <w:sz w:val="22"/>
+                <w:szCs w:val="22"/>
+                <w:lang w:val="en-IN"/>
+              </w:rPr>
+              <w:t xml:space="preserve"> *m, </w:t>
             </w:r>
             <w:r>
               <w:rPr>
@@ -11353,6 +13815,7 @@
               </w:rPr>
               <w:t xml:space="preserve">void </w:t>
             </w:r>
+            <w:proofErr w:type="spellStart"/>
             <w:r>
               <w:rPr>
                 <w:rFonts w:ascii="Calibri" w:eastAsia="Calibri" w:hAnsi="Calibri" w:cs="Calibri"/>
@@ -11361,17 +13824,52 @@
                 <w:szCs w:val="22"/>
                 <w:lang w:val="en-IN"/>
               </w:rPr>
-              <w:t>delete_inventory</w:t>
-            </w:r>
-            <w:r>
-              <w:rPr>
-                <w:rFonts w:ascii="Calibri" w:eastAsia="Calibri" w:hAnsi="Calibri" w:cs="Calibri"/>
-                <w:color w:val="000000" w:themeColor="text1"/>
-                <w:sz w:val="22"/>
-                <w:szCs w:val="22"/>
-                <w:lang w:val="en-IN"/>
-              </w:rPr>
-              <w:t>(Medicine_t **m);</w:t>
+              <w:t>delete_</w:t>
+            </w:r>
+            <w:proofErr w:type="gramStart"/>
+            <w:r>
+              <w:rPr>
+                <w:rFonts w:ascii="Calibri" w:eastAsia="Calibri" w:hAnsi="Calibri" w:cs="Calibri"/>
+                <w:color w:val="833C0B" w:themeColor="accent2" w:themeShade="80"/>
+                <w:sz w:val="22"/>
+                <w:szCs w:val="22"/>
+                <w:lang w:val="en-IN"/>
+              </w:rPr>
+              <w:t>inventory</w:t>
+            </w:r>
+            <w:proofErr w:type="spellEnd"/>
+            <w:r>
+              <w:rPr>
+                <w:rFonts w:ascii="Calibri" w:eastAsia="Calibri" w:hAnsi="Calibri" w:cs="Calibri"/>
+                <w:color w:val="000000" w:themeColor="text1"/>
+                <w:sz w:val="22"/>
+                <w:szCs w:val="22"/>
+                <w:lang w:val="en-IN"/>
+              </w:rPr>
+              <w:t>(</w:t>
+            </w:r>
+            <w:proofErr w:type="spellStart"/>
+            <w:proofErr w:type="gramEnd"/>
+            <w:r>
+              <w:rPr>
+                <w:rFonts w:ascii="Calibri" w:eastAsia="Calibri" w:hAnsi="Calibri" w:cs="Calibri"/>
+                <w:color w:val="000000" w:themeColor="text1"/>
+                <w:sz w:val="22"/>
+                <w:szCs w:val="22"/>
+                <w:lang w:val="en-IN"/>
+              </w:rPr>
+              <w:t>Medicine_t</w:t>
+            </w:r>
+            <w:proofErr w:type="spellEnd"/>
+            <w:r>
+              <w:rPr>
+                <w:rFonts w:ascii="Calibri" w:eastAsia="Calibri" w:hAnsi="Calibri" w:cs="Calibri"/>
+                <w:color w:val="000000" w:themeColor="text1"/>
+                <w:sz w:val="22"/>
+                <w:szCs w:val="22"/>
+                <w:lang w:val="en-IN"/>
+              </w:rPr>
+              <w:t xml:space="preserve"> **m);</w:t>
             </w:r>
           </w:p>
         </w:tc>
@@ -11508,6 +14006,7 @@
               </w:rPr>
               <w:t xml:space="preserve">void </w:t>
             </w:r>
+            <w:proofErr w:type="gramStart"/>
             <w:r>
               <w:rPr>
                 <w:color w:val="833C0B" w:themeColor="accent2" w:themeShade="80"/>
@@ -11523,6 +14022,7 @@
               </w:rPr>
               <w:t>(</w:t>
             </w:r>
+            <w:proofErr w:type="gramEnd"/>
             <w:r>
               <w:rPr>
                 <w:color w:val="0070C0"/>
@@ -11557,14 +14057,25 @@
               </w:rPr>
               <w:t xml:space="preserve">int </w:t>
             </w:r>
+            <w:proofErr w:type="spellStart"/>
             <w:r>
               <w:rPr>
                 <w:color w:val="833C0B" w:themeColor="accent2" w:themeShade="80"/>
                 <w:sz w:val="22"/>
                 <w:szCs w:val="22"/>
               </w:rPr>
-              <w:t>count_words</w:t>
-            </w:r>
+              <w:t>count_</w:t>
+            </w:r>
+            <w:proofErr w:type="gramStart"/>
+            <w:r>
+              <w:rPr>
+                <w:color w:val="833C0B" w:themeColor="accent2" w:themeShade="80"/>
+                <w:sz w:val="22"/>
+                <w:szCs w:val="22"/>
+              </w:rPr>
+              <w:t>words</w:t>
+            </w:r>
+            <w:proofErr w:type="spellEnd"/>
             <w:r>
               <w:rPr>
                 <w:sz w:val="22"/>
@@ -11572,6 +14083,7 @@
               </w:rPr>
               <w:t>(</w:t>
             </w:r>
+            <w:proofErr w:type="gramEnd"/>
             <w:r>
               <w:rPr>
                 <w:color w:val="0070C0"/>
@@ -11606,6 +14118,7 @@
               </w:rPr>
               <w:t xml:space="preserve">void </w:t>
             </w:r>
+            <w:proofErr w:type="gramStart"/>
             <w:r>
               <w:rPr>
                 <w:color w:val="833C0B" w:themeColor="accent2" w:themeShade="80"/>
@@ -11621,6 +14134,7 @@
               </w:rPr>
               <w:t>(</w:t>
             </w:r>
+            <w:proofErr w:type="gramEnd"/>
             <w:r>
               <w:rPr>
                 <w:color w:val="0070C0"/>
@@ -11749,7 +14263,32 @@
                 <w:sz w:val="22"/>
                 <w:szCs w:val="22"/>
               </w:rPr>
-              <w:t>Password must be at least 8 characters long. // Use strlen() function</w:t>
+              <w:t xml:space="preserve">Password must be at least 8 characters long. // Use </w:t>
+            </w:r>
+            <w:proofErr w:type="spellStart"/>
+            <w:proofErr w:type="gramStart"/>
+            <w:r>
+              <w:rPr>
+                <w:sz w:val="22"/>
+                <w:szCs w:val="22"/>
+              </w:rPr>
+              <w:t>strlen</w:t>
+            </w:r>
+            <w:proofErr w:type="spellEnd"/>
+            <w:r>
+              <w:rPr>
+                <w:sz w:val="22"/>
+                <w:szCs w:val="22"/>
+              </w:rPr>
+              <w:t>(</w:t>
+            </w:r>
+            <w:proofErr w:type="gramEnd"/>
+            <w:r>
+              <w:rPr>
+                <w:sz w:val="22"/>
+                <w:szCs w:val="22"/>
+              </w:rPr>
+              <w:t>) function</w:t>
             </w:r>
           </w:p>
           <w:p>
@@ -11843,6 +14382,7 @@
               </w:rPr>
               <w:t xml:space="preserve">void </w:t>
             </w:r>
+            <w:proofErr w:type="gramStart"/>
             <w:r>
               <w:rPr>
                 <w:color w:val="833C0B" w:themeColor="accent2" w:themeShade="80"/>
@@ -11858,6 +14398,7 @@
               </w:rPr>
               <w:t>(</w:t>
             </w:r>
+            <w:proofErr w:type="gramEnd"/>
             <w:r>
               <w:rPr>
                 <w:color w:val="0070C0"/>
@@ -11891,14 +14432,25 @@
               </w:rPr>
               <w:t xml:space="preserve">int </w:t>
             </w:r>
+            <w:proofErr w:type="spellStart"/>
             <w:r>
               <w:rPr>
                 <w:color w:val="833C0B" w:themeColor="accent2" w:themeShade="80"/>
                 <w:sz w:val="22"/>
                 <w:szCs w:val="22"/>
               </w:rPr>
-              <w:t>is_valid</w:t>
-            </w:r>
+              <w:t>is_</w:t>
+            </w:r>
+            <w:proofErr w:type="gramStart"/>
+            <w:r>
+              <w:rPr>
+                <w:color w:val="833C0B" w:themeColor="accent2" w:themeShade="80"/>
+                <w:sz w:val="22"/>
+                <w:szCs w:val="22"/>
+              </w:rPr>
+              <w:t>valid</w:t>
+            </w:r>
+            <w:proofErr w:type="spellEnd"/>
             <w:r>
               <w:rPr>
                 <w:sz w:val="22"/>
@@ -11906,6 +14458,7 @@
               </w:rPr>
               <w:t>(</w:t>
             </w:r>
+            <w:proofErr w:type="gramEnd"/>
             <w:r>
               <w:rPr>
                 <w:color w:val="0070C0"/>
@@ -11939,14 +14492,25 @@
               </w:rPr>
               <w:t xml:space="preserve">int </w:t>
             </w:r>
+            <w:proofErr w:type="spellStart"/>
             <w:r>
               <w:rPr>
                 <w:color w:val="833C0B" w:themeColor="accent2" w:themeShade="80"/>
                 <w:sz w:val="22"/>
                 <w:szCs w:val="22"/>
               </w:rPr>
-              <w:t>is_upper</w:t>
-            </w:r>
+              <w:t>is_</w:t>
+            </w:r>
+            <w:proofErr w:type="gramStart"/>
+            <w:r>
+              <w:rPr>
+                <w:color w:val="833C0B" w:themeColor="accent2" w:themeShade="80"/>
+                <w:sz w:val="22"/>
+                <w:szCs w:val="22"/>
+              </w:rPr>
+              <w:t>upper</w:t>
+            </w:r>
+            <w:proofErr w:type="spellEnd"/>
             <w:r>
               <w:rPr>
                 <w:sz w:val="22"/>
@@ -11954,6 +14518,7 @@
               </w:rPr>
               <w:t>(</w:t>
             </w:r>
+            <w:proofErr w:type="gramEnd"/>
             <w:r>
               <w:rPr>
                 <w:color w:val="0070C0"/>
@@ -11967,7 +14532,39 @@
                 <w:sz w:val="22"/>
                 <w:szCs w:val="22"/>
               </w:rPr>
-              <w:t>c); // Sub function of is_valid()</w:t>
+              <w:t xml:space="preserve">c); // Sub function of </w:t>
+            </w:r>
+            <w:proofErr w:type="spellStart"/>
+            <w:r>
+              <w:rPr>
+                <w:sz w:val="22"/>
+                <w:szCs w:val="22"/>
+              </w:rPr>
+              <w:t>is_</w:t>
+            </w:r>
+            <w:proofErr w:type="gramStart"/>
+            <w:r>
+              <w:rPr>
+                <w:sz w:val="22"/>
+                <w:szCs w:val="22"/>
+              </w:rPr>
+              <w:t>valid</w:t>
+            </w:r>
+            <w:proofErr w:type="spellEnd"/>
+            <w:r>
+              <w:rPr>
+                <w:sz w:val="22"/>
+                <w:szCs w:val="22"/>
+              </w:rPr>
+              <w:t>(</w:t>
+            </w:r>
+            <w:proofErr w:type="gramEnd"/>
+            <w:r>
+              <w:rPr>
+                <w:sz w:val="22"/>
+                <w:szCs w:val="22"/>
+              </w:rPr>
+              <w:t>)</w:t>
             </w:r>
           </w:p>
           <w:p>
@@ -11987,14 +14584,25 @@
               </w:rPr>
               <w:t xml:space="preserve">int </w:t>
             </w:r>
+            <w:proofErr w:type="spellStart"/>
             <w:r>
               <w:rPr>
                 <w:color w:val="833C0B" w:themeColor="accent2" w:themeShade="80"/>
                 <w:sz w:val="22"/>
                 <w:szCs w:val="22"/>
               </w:rPr>
-              <w:t>is_lower</w:t>
-            </w:r>
+              <w:t>is_</w:t>
+            </w:r>
+            <w:proofErr w:type="gramStart"/>
+            <w:r>
+              <w:rPr>
+                <w:color w:val="833C0B" w:themeColor="accent2" w:themeShade="80"/>
+                <w:sz w:val="22"/>
+                <w:szCs w:val="22"/>
+              </w:rPr>
+              <w:t>lower</w:t>
+            </w:r>
+            <w:proofErr w:type="spellEnd"/>
             <w:r>
               <w:rPr>
                 <w:sz w:val="22"/>
@@ -12002,6 +14610,7 @@
               </w:rPr>
               <w:t>(</w:t>
             </w:r>
+            <w:proofErr w:type="gramEnd"/>
             <w:r>
               <w:rPr>
                 <w:color w:val="0070C0"/>
@@ -12015,7 +14624,39 @@
                 <w:sz w:val="22"/>
                 <w:szCs w:val="22"/>
               </w:rPr>
-              <w:t>c); // Sub function of is_valid()</w:t>
+              <w:t xml:space="preserve">c); // Sub function of </w:t>
+            </w:r>
+            <w:proofErr w:type="spellStart"/>
+            <w:r>
+              <w:rPr>
+                <w:sz w:val="22"/>
+                <w:szCs w:val="22"/>
+              </w:rPr>
+              <w:t>is_</w:t>
+            </w:r>
+            <w:proofErr w:type="gramStart"/>
+            <w:r>
+              <w:rPr>
+                <w:sz w:val="22"/>
+                <w:szCs w:val="22"/>
+              </w:rPr>
+              <w:t>valid</w:t>
+            </w:r>
+            <w:proofErr w:type="spellEnd"/>
+            <w:r>
+              <w:rPr>
+                <w:sz w:val="22"/>
+                <w:szCs w:val="22"/>
+              </w:rPr>
+              <w:t>(</w:t>
+            </w:r>
+            <w:proofErr w:type="gramEnd"/>
+            <w:r>
+              <w:rPr>
+                <w:sz w:val="22"/>
+                <w:szCs w:val="22"/>
+              </w:rPr>
+              <w:t>)</w:t>
             </w:r>
           </w:p>
           <w:p>
@@ -12035,14 +14676,25 @@
               </w:rPr>
               <w:t xml:space="preserve">int </w:t>
             </w:r>
+            <w:proofErr w:type="spellStart"/>
             <w:r>
               <w:rPr>
                 <w:color w:val="833C0B" w:themeColor="accent2" w:themeShade="80"/>
                 <w:sz w:val="22"/>
                 <w:szCs w:val="22"/>
               </w:rPr>
-              <w:t>is_digit</w:t>
-            </w:r>
+              <w:t>is_</w:t>
+            </w:r>
+            <w:proofErr w:type="gramStart"/>
+            <w:r>
+              <w:rPr>
+                <w:color w:val="833C0B" w:themeColor="accent2" w:themeShade="80"/>
+                <w:sz w:val="22"/>
+                <w:szCs w:val="22"/>
+              </w:rPr>
+              <w:t>digit</w:t>
+            </w:r>
+            <w:proofErr w:type="spellEnd"/>
             <w:r>
               <w:rPr>
                 <w:sz w:val="22"/>
@@ -12050,6 +14702,7 @@
               </w:rPr>
               <w:t>(</w:t>
             </w:r>
+            <w:proofErr w:type="gramEnd"/>
             <w:r>
               <w:rPr>
                 <w:color w:val="0070C0"/>
@@ -12063,7 +14716,39 @@
                 <w:sz w:val="22"/>
                 <w:szCs w:val="22"/>
               </w:rPr>
-              <w:t>c); // Sub function of is_valid()</w:t>
+              <w:t xml:space="preserve">c); // Sub function of </w:t>
+            </w:r>
+            <w:proofErr w:type="spellStart"/>
+            <w:r>
+              <w:rPr>
+                <w:sz w:val="22"/>
+                <w:szCs w:val="22"/>
+              </w:rPr>
+              <w:t>is_</w:t>
+            </w:r>
+            <w:proofErr w:type="gramStart"/>
+            <w:r>
+              <w:rPr>
+                <w:sz w:val="22"/>
+                <w:szCs w:val="22"/>
+              </w:rPr>
+              <w:t>valid</w:t>
+            </w:r>
+            <w:proofErr w:type="spellEnd"/>
+            <w:r>
+              <w:rPr>
+                <w:sz w:val="22"/>
+                <w:szCs w:val="22"/>
+              </w:rPr>
+              <w:t>(</w:t>
+            </w:r>
+            <w:proofErr w:type="gramEnd"/>
+            <w:r>
+              <w:rPr>
+                <w:sz w:val="22"/>
+                <w:szCs w:val="22"/>
+              </w:rPr>
+              <w:t>)</w:t>
             </w:r>
           </w:p>
           <w:p>
@@ -12083,6 +14768,7 @@
               </w:rPr>
               <w:t xml:space="preserve">void </w:t>
             </w:r>
+            <w:proofErr w:type="gramStart"/>
             <w:r>
               <w:rPr>
                 <w:color w:val="833C0B" w:themeColor="accent2" w:themeShade="80"/>
@@ -12098,6 +14784,7 @@
               </w:rPr>
               <w:t>(</w:t>
             </w:r>
+            <w:proofErr w:type="gramEnd"/>
             <w:r>
               <w:rPr>
                 <w:color w:val="0070C0"/>
@@ -12261,6 +14948,8 @@
               </w:rPr>
               <w:t xml:space="preserve">void </w:t>
             </w:r>
+            <w:proofErr w:type="spellStart"/>
+            <w:proofErr w:type="gramStart"/>
             <w:r>
               <w:rPr>
                 <w:rFonts w:ascii="Calibri" w:hAnsi="Calibri" w:cs="Calibri"/>
@@ -12271,14 +14960,45 @@
               </w:rPr>
               <w:t>inputProducts</w:t>
             </w:r>
-            <w:r>
-              <w:rPr>
-                <w:rFonts w:ascii="Calibri" w:hAnsi="Calibri" w:cs="Calibri"/>
-                <w:sz w:val="22"/>
-                <w:szCs w:val="22"/>
-                <w:lang w:val="en-IN"/>
-              </w:rPr>
-              <w:t xml:space="preserve">(Product p[], </w:t>
+            <w:proofErr w:type="spellEnd"/>
+            <w:r>
+              <w:rPr>
+                <w:rFonts w:ascii="Calibri" w:hAnsi="Calibri" w:cs="Calibri"/>
+                <w:sz w:val="22"/>
+                <w:szCs w:val="22"/>
+                <w:lang w:val="en-IN"/>
+              </w:rPr>
+              <w:t>(</w:t>
+            </w:r>
+            <w:proofErr w:type="gramEnd"/>
+            <w:r>
+              <w:rPr>
+                <w:rFonts w:ascii="Calibri" w:hAnsi="Calibri" w:cs="Calibri"/>
+                <w:sz w:val="22"/>
+                <w:szCs w:val="22"/>
+                <w:lang w:val="en-IN"/>
+              </w:rPr>
+              <w:t xml:space="preserve">Product </w:t>
+            </w:r>
+            <w:proofErr w:type="gramStart"/>
+            <w:r>
+              <w:rPr>
+                <w:rFonts w:ascii="Calibri" w:hAnsi="Calibri" w:cs="Calibri"/>
+                <w:sz w:val="22"/>
+                <w:szCs w:val="22"/>
+                <w:lang w:val="en-IN"/>
+              </w:rPr>
+              <w:t>p[</w:t>
+            </w:r>
+            <w:proofErr w:type="gramEnd"/>
+            <w:r>
+              <w:rPr>
+                <w:rFonts w:ascii="Calibri" w:hAnsi="Calibri" w:cs="Calibri"/>
+                <w:sz w:val="22"/>
+                <w:szCs w:val="22"/>
+                <w:lang w:val="en-IN"/>
+              </w:rPr>
+              <w:t xml:space="preserve">], </w:t>
             </w:r>
             <w:r>
               <w:rPr>
@@ -12325,6 +15045,8 @@
               </w:rPr>
               <w:t xml:space="preserve">void </w:t>
             </w:r>
+            <w:proofErr w:type="spellStart"/>
+            <w:proofErr w:type="gramStart"/>
             <w:r>
               <w:rPr>
                 <w:rFonts w:ascii="Calibri" w:hAnsi="Calibri" w:cs="Calibri"/>
@@ -12335,14 +15057,45 @@
               </w:rPr>
               <w:t>saveToFile</w:t>
             </w:r>
-            <w:r>
-              <w:rPr>
-                <w:rFonts w:ascii="Calibri" w:hAnsi="Calibri" w:cs="Calibri"/>
-                <w:sz w:val="22"/>
-                <w:szCs w:val="22"/>
-                <w:lang w:val="en-IN"/>
-              </w:rPr>
-              <w:t xml:space="preserve">(Product p[], </w:t>
+            <w:proofErr w:type="spellEnd"/>
+            <w:r>
+              <w:rPr>
+                <w:rFonts w:ascii="Calibri" w:hAnsi="Calibri" w:cs="Calibri"/>
+                <w:sz w:val="22"/>
+                <w:szCs w:val="22"/>
+                <w:lang w:val="en-IN"/>
+              </w:rPr>
+              <w:t>(</w:t>
+            </w:r>
+            <w:proofErr w:type="gramEnd"/>
+            <w:r>
+              <w:rPr>
+                <w:rFonts w:ascii="Calibri" w:hAnsi="Calibri" w:cs="Calibri"/>
+                <w:sz w:val="22"/>
+                <w:szCs w:val="22"/>
+                <w:lang w:val="en-IN"/>
+              </w:rPr>
+              <w:t xml:space="preserve">Product </w:t>
+            </w:r>
+            <w:proofErr w:type="gramStart"/>
+            <w:r>
+              <w:rPr>
+                <w:rFonts w:ascii="Calibri" w:hAnsi="Calibri" w:cs="Calibri"/>
+                <w:sz w:val="22"/>
+                <w:szCs w:val="22"/>
+                <w:lang w:val="en-IN"/>
+              </w:rPr>
+              <w:t>p[</w:t>
+            </w:r>
+            <w:proofErr w:type="gramEnd"/>
+            <w:r>
+              <w:rPr>
+                <w:rFonts w:ascii="Calibri" w:hAnsi="Calibri" w:cs="Calibri"/>
+                <w:sz w:val="22"/>
+                <w:szCs w:val="22"/>
+                <w:lang w:val="en-IN"/>
+              </w:rPr>
+              <w:t xml:space="preserve">], </w:t>
             </w:r>
             <w:r>
               <w:rPr>
@@ -12361,7 +15114,27 @@
                 <w:szCs w:val="22"/>
                 <w:lang w:val="en-IN"/>
               </w:rPr>
-              <w:t xml:space="preserve">n, const </w:t>
+              <w:t xml:space="preserve">n, </w:t>
+            </w:r>
+            <w:proofErr w:type="spellStart"/>
+            <w:r>
+              <w:rPr>
+                <w:rFonts w:ascii="Calibri" w:hAnsi="Calibri" w:cs="Calibri"/>
+                <w:sz w:val="22"/>
+                <w:szCs w:val="22"/>
+                <w:lang w:val="en-IN"/>
+              </w:rPr>
+              <w:t>const</w:t>
+            </w:r>
+            <w:proofErr w:type="spellEnd"/>
+            <w:r>
+              <w:rPr>
+                <w:rFonts w:ascii="Calibri" w:hAnsi="Calibri" w:cs="Calibri"/>
+                <w:sz w:val="22"/>
+                <w:szCs w:val="22"/>
+                <w:lang w:val="en-IN"/>
+              </w:rPr>
+              <w:t xml:space="preserve"> </w:t>
             </w:r>
             <w:r>
               <w:rPr>
@@ -12408,6 +15181,8 @@
               </w:rPr>
               <w:t xml:space="preserve">float </w:t>
             </w:r>
+            <w:proofErr w:type="spellStart"/>
+            <w:proofErr w:type="gramStart"/>
             <w:r>
               <w:rPr>
                 <w:rFonts w:ascii="Calibri" w:hAnsi="Calibri" w:cs="Calibri"/>
@@ -12418,14 +15193,36 @@
               </w:rPr>
               <w:t>calculateTotalValue</w:t>
             </w:r>
-            <w:r>
-              <w:rPr>
-                <w:rFonts w:ascii="Calibri" w:hAnsi="Calibri" w:cs="Calibri"/>
-                <w:sz w:val="22"/>
-                <w:szCs w:val="22"/>
-                <w:lang w:val="en-IN"/>
-              </w:rPr>
-              <w:t xml:space="preserve">(const </w:t>
+            <w:proofErr w:type="spellEnd"/>
+            <w:r>
+              <w:rPr>
+                <w:rFonts w:ascii="Calibri" w:hAnsi="Calibri" w:cs="Calibri"/>
+                <w:sz w:val="22"/>
+                <w:szCs w:val="22"/>
+                <w:lang w:val="en-IN"/>
+              </w:rPr>
+              <w:t>(</w:t>
+            </w:r>
+            <w:proofErr w:type="spellStart"/>
+            <w:proofErr w:type="gramEnd"/>
+            <w:r>
+              <w:rPr>
+                <w:rFonts w:ascii="Calibri" w:hAnsi="Calibri" w:cs="Calibri"/>
+                <w:sz w:val="22"/>
+                <w:szCs w:val="22"/>
+                <w:lang w:val="en-IN"/>
+              </w:rPr>
+              <w:t>const</w:t>
+            </w:r>
+            <w:proofErr w:type="spellEnd"/>
+            <w:r>
+              <w:rPr>
+                <w:rFonts w:ascii="Calibri" w:hAnsi="Calibri" w:cs="Calibri"/>
+                <w:sz w:val="22"/>
+                <w:szCs w:val="22"/>
+                <w:lang w:val="en-IN"/>
+              </w:rPr>
+              <w:t xml:space="preserve"> </w:t>
             </w:r>
             <w:r>
               <w:rPr>
@@ -12472,6 +15269,8 @@
               </w:rPr>
               <w:t xml:space="preserve">void </w:t>
             </w:r>
+            <w:proofErr w:type="spellStart"/>
+            <w:proofErr w:type="gramStart"/>
             <w:r>
               <w:rPr>
                 <w:rFonts w:ascii="Calibri" w:hAnsi="Calibri" w:cs="Calibri"/>
@@ -12482,6 +15281,7 @@
               </w:rPr>
               <w:t>displayTotalValue</w:t>
             </w:r>
+            <w:proofErr w:type="spellEnd"/>
             <w:r>
               <w:rPr>
                 <w:rFonts w:ascii="Calibri" w:hAnsi="Calibri" w:cs="Calibri"/>
@@ -12491,6 +15291,7 @@
               </w:rPr>
               <w:t>(</w:t>
             </w:r>
+            <w:proofErr w:type="gramEnd"/>
             <w:r>
               <w:rPr>
                 <w:rFonts w:ascii="Calibri" w:hAnsi="Calibri" w:cs="Calibri"/>
@@ -12631,6 +15432,7 @@
               </w:rPr>
               <w:t xml:space="preserve">products (ID, Name, and Price), store them in an array of structures, and save the entire collection into a binary file named </w:t>
             </w:r>
+            <w:proofErr w:type="spellStart"/>
             <w:r>
               <w:rPr>
                 <w:rFonts w:ascii="Calibri" w:eastAsia="Calibri" w:hAnsi="Calibri" w:cs="Calibri"/>
@@ -12643,6 +15445,7 @@
               </w:rPr>
               <w:t>inventory.bin</w:t>
             </w:r>
+            <w:proofErr w:type="spellEnd"/>
             <w:r>
               <w:rPr>
                 <w:rFonts w:ascii="Calibri" w:eastAsia="Calibri" w:hAnsi="Calibri" w:cs="Calibri"/>
@@ -12745,6 +15548,8 @@
               </w:rPr>
               <w:t xml:space="preserve">void </w:t>
             </w:r>
+            <w:proofErr w:type="spellStart"/>
+            <w:proofErr w:type="gramStart"/>
             <w:r>
               <w:rPr>
                 <w:rFonts w:ascii="Calibri" w:eastAsia="Calibri" w:hAnsi="Calibri" w:cs="Calibri"/>
@@ -12755,15 +15560,49 @@
               </w:rPr>
               <w:t>inputProducts</w:t>
             </w:r>
-            <w:r>
-              <w:rPr>
-                <w:rFonts w:ascii="Calibri" w:eastAsia="Calibri" w:hAnsi="Calibri" w:cs="Calibri"/>
-                <w:color w:val="000000" w:themeColor="text1"/>
-                <w:sz w:val="22"/>
-                <w:szCs w:val="22"/>
-                <w:lang w:val="en-IN"/>
-              </w:rPr>
-              <w:t xml:space="preserve">(Product p[], </w:t>
+            <w:proofErr w:type="spellEnd"/>
+            <w:r>
+              <w:rPr>
+                <w:rFonts w:ascii="Calibri" w:eastAsia="Calibri" w:hAnsi="Calibri" w:cs="Calibri"/>
+                <w:color w:val="000000" w:themeColor="text1"/>
+                <w:sz w:val="22"/>
+                <w:szCs w:val="22"/>
+                <w:lang w:val="en-IN"/>
+              </w:rPr>
+              <w:t>(</w:t>
+            </w:r>
+            <w:proofErr w:type="gramEnd"/>
+            <w:r>
+              <w:rPr>
+                <w:rFonts w:ascii="Calibri" w:eastAsia="Calibri" w:hAnsi="Calibri" w:cs="Calibri"/>
+                <w:color w:val="000000" w:themeColor="text1"/>
+                <w:sz w:val="22"/>
+                <w:szCs w:val="22"/>
+                <w:lang w:val="en-IN"/>
+              </w:rPr>
+              <w:t xml:space="preserve">Product </w:t>
+            </w:r>
+            <w:proofErr w:type="gramStart"/>
+            <w:r>
+              <w:rPr>
+                <w:rFonts w:ascii="Calibri" w:eastAsia="Calibri" w:hAnsi="Calibri" w:cs="Calibri"/>
+                <w:color w:val="000000" w:themeColor="text1"/>
+                <w:sz w:val="22"/>
+                <w:szCs w:val="22"/>
+                <w:lang w:val="en-IN"/>
+              </w:rPr>
+              <w:t>p[</w:t>
+            </w:r>
+            <w:proofErr w:type="gramEnd"/>
+            <w:r>
+              <w:rPr>
+                <w:rFonts w:ascii="Calibri" w:eastAsia="Calibri" w:hAnsi="Calibri" w:cs="Calibri"/>
+                <w:color w:val="000000" w:themeColor="text1"/>
+                <w:sz w:val="22"/>
+                <w:szCs w:val="22"/>
+                <w:lang w:val="en-IN"/>
+              </w:rPr>
+              <w:t xml:space="preserve">], </w:t>
             </w:r>
             <w:r>
               <w:rPr>
@@ -12812,6 +15651,8 @@
               </w:rPr>
               <w:t xml:space="preserve">void </w:t>
             </w:r>
+            <w:proofErr w:type="spellStart"/>
+            <w:proofErr w:type="gramStart"/>
             <w:r>
               <w:rPr>
                 <w:rFonts w:ascii="Calibri" w:eastAsia="Calibri" w:hAnsi="Calibri" w:cs="Calibri"/>
@@ -12822,15 +15663,49 @@
               </w:rPr>
               <w:t>saveToBinaryFile</w:t>
             </w:r>
-            <w:r>
-              <w:rPr>
-                <w:rFonts w:ascii="Calibri" w:eastAsia="Calibri" w:hAnsi="Calibri" w:cs="Calibri"/>
-                <w:color w:val="000000" w:themeColor="text1"/>
-                <w:sz w:val="22"/>
-                <w:szCs w:val="22"/>
-                <w:lang w:val="en-IN"/>
-              </w:rPr>
-              <w:t xml:space="preserve">(Product p[], </w:t>
+            <w:proofErr w:type="spellEnd"/>
+            <w:r>
+              <w:rPr>
+                <w:rFonts w:ascii="Calibri" w:eastAsia="Calibri" w:hAnsi="Calibri" w:cs="Calibri"/>
+                <w:color w:val="000000" w:themeColor="text1"/>
+                <w:sz w:val="22"/>
+                <w:szCs w:val="22"/>
+                <w:lang w:val="en-IN"/>
+              </w:rPr>
+              <w:t>(</w:t>
+            </w:r>
+            <w:proofErr w:type="gramEnd"/>
+            <w:r>
+              <w:rPr>
+                <w:rFonts w:ascii="Calibri" w:eastAsia="Calibri" w:hAnsi="Calibri" w:cs="Calibri"/>
+                <w:color w:val="000000" w:themeColor="text1"/>
+                <w:sz w:val="22"/>
+                <w:szCs w:val="22"/>
+                <w:lang w:val="en-IN"/>
+              </w:rPr>
+              <w:t xml:space="preserve">Product </w:t>
+            </w:r>
+            <w:proofErr w:type="gramStart"/>
+            <w:r>
+              <w:rPr>
+                <w:rFonts w:ascii="Calibri" w:eastAsia="Calibri" w:hAnsi="Calibri" w:cs="Calibri"/>
+                <w:color w:val="000000" w:themeColor="text1"/>
+                <w:sz w:val="22"/>
+                <w:szCs w:val="22"/>
+                <w:lang w:val="en-IN"/>
+              </w:rPr>
+              <w:t>p[</w:t>
+            </w:r>
+            <w:proofErr w:type="gramEnd"/>
+            <w:r>
+              <w:rPr>
+                <w:rFonts w:ascii="Calibri" w:eastAsia="Calibri" w:hAnsi="Calibri" w:cs="Calibri"/>
+                <w:color w:val="000000" w:themeColor="text1"/>
+                <w:sz w:val="22"/>
+                <w:szCs w:val="22"/>
+                <w:lang w:val="en-IN"/>
+              </w:rPr>
+              <w:t xml:space="preserve">], </w:t>
             </w:r>
             <w:r>
               <w:rPr>
@@ -12850,7 +15725,29 @@
                 <w:szCs w:val="22"/>
                 <w:lang w:val="en-IN"/>
               </w:rPr>
-              <w:t xml:space="preserve">n, const </w:t>
+              <w:t xml:space="preserve">n, </w:t>
+            </w:r>
+            <w:proofErr w:type="spellStart"/>
+            <w:r>
+              <w:rPr>
+                <w:rFonts w:ascii="Calibri" w:eastAsia="Calibri" w:hAnsi="Calibri" w:cs="Calibri"/>
+                <w:color w:val="000000" w:themeColor="text1"/>
+                <w:sz w:val="22"/>
+                <w:szCs w:val="22"/>
+                <w:lang w:val="en-IN"/>
+              </w:rPr>
+              <w:t>const</w:t>
+            </w:r>
+            <w:proofErr w:type="spellEnd"/>
+            <w:r>
+              <w:rPr>
+                <w:rFonts w:ascii="Calibri" w:eastAsia="Calibri" w:hAnsi="Calibri" w:cs="Calibri"/>
+                <w:color w:val="000000" w:themeColor="text1"/>
+                <w:sz w:val="22"/>
+                <w:szCs w:val="22"/>
+                <w:lang w:val="en-IN"/>
+              </w:rPr>
+              <w:t xml:space="preserve"> </w:t>
             </w:r>
             <w:r>
               <w:rPr>
@@ -12899,6 +15796,8 @@
               </w:rPr>
               <w:t xml:space="preserve">float </w:t>
             </w:r>
+            <w:proofErr w:type="spellStart"/>
+            <w:proofErr w:type="gramStart"/>
             <w:r>
               <w:rPr>
                 <w:rFonts w:ascii="Calibri" w:eastAsia="Calibri" w:hAnsi="Calibri" w:cs="Calibri"/>
@@ -12909,15 +15808,39 @@
               </w:rPr>
               <w:t>calculateTotalValue</w:t>
             </w:r>
-            <w:r>
-              <w:rPr>
-                <w:rFonts w:ascii="Calibri" w:eastAsia="Calibri" w:hAnsi="Calibri" w:cs="Calibri"/>
-                <w:color w:val="000000" w:themeColor="text1"/>
-                <w:sz w:val="22"/>
-                <w:szCs w:val="22"/>
-                <w:lang w:val="en-IN"/>
-              </w:rPr>
-              <w:t xml:space="preserve">(const </w:t>
+            <w:proofErr w:type="spellEnd"/>
+            <w:r>
+              <w:rPr>
+                <w:rFonts w:ascii="Calibri" w:eastAsia="Calibri" w:hAnsi="Calibri" w:cs="Calibri"/>
+                <w:color w:val="000000" w:themeColor="text1"/>
+                <w:sz w:val="22"/>
+                <w:szCs w:val="22"/>
+                <w:lang w:val="en-IN"/>
+              </w:rPr>
+              <w:t>(</w:t>
+            </w:r>
+            <w:proofErr w:type="spellStart"/>
+            <w:proofErr w:type="gramEnd"/>
+            <w:r>
+              <w:rPr>
+                <w:rFonts w:ascii="Calibri" w:eastAsia="Calibri" w:hAnsi="Calibri" w:cs="Calibri"/>
+                <w:color w:val="000000" w:themeColor="text1"/>
+                <w:sz w:val="22"/>
+                <w:szCs w:val="22"/>
+                <w:lang w:val="en-IN"/>
+              </w:rPr>
+              <w:t>const</w:t>
+            </w:r>
+            <w:proofErr w:type="spellEnd"/>
+            <w:r>
+              <w:rPr>
+                <w:rFonts w:ascii="Calibri" w:eastAsia="Calibri" w:hAnsi="Calibri" w:cs="Calibri"/>
+                <w:color w:val="000000" w:themeColor="text1"/>
+                <w:sz w:val="22"/>
+                <w:szCs w:val="22"/>
+                <w:lang w:val="en-IN"/>
+              </w:rPr>
+              <w:t xml:space="preserve"> </w:t>
             </w:r>
             <w:r>
               <w:rPr>
@@ -12966,6 +15889,8 @@
               </w:rPr>
               <w:t xml:space="preserve">void </w:t>
             </w:r>
+            <w:proofErr w:type="spellStart"/>
+            <w:proofErr w:type="gramStart"/>
             <w:r>
               <w:rPr>
                 <w:rFonts w:ascii="Calibri" w:eastAsia="Calibri" w:hAnsi="Calibri" w:cs="Calibri"/>
@@ -12976,6 +15901,7 @@
               </w:rPr>
               <w:t>displayTotalValue</w:t>
             </w:r>
+            <w:proofErr w:type="spellEnd"/>
             <w:r>
               <w:rPr>
                 <w:rFonts w:ascii="Calibri" w:eastAsia="Calibri" w:hAnsi="Calibri" w:cs="Calibri"/>
@@ -12986,6 +15912,7 @@
               </w:rPr>
               <w:t>(</w:t>
             </w:r>
+            <w:proofErr w:type="gramEnd"/>
             <w:r>
               <w:rPr>
                 <w:rFonts w:ascii="Calibri" w:eastAsia="Calibri" w:hAnsi="Calibri" w:cs="Calibri"/>
